--- a/Striver/sorting_techniques.docx
+++ b/Striver/sorting_techniques.docx
@@ -4,15 +4,14 @@
   <w:body>
     <w:p>
       <w:pPr>
-        <w:pStyle w:val="663"/>
-        <w:pBdr/>
-        <w:spacing/>
-        <w:ind/>
-        <w:rPr>
-          <w:highlight w:val="none"/>
-        </w:rPr>
-      </w:pPr>
-      <w:r/>
+        <w:pStyle w:val="888"/>
+        <w:pBdr/>
+        <w:spacing/>
+        <w:ind/>
+        <w:rPr>
+          <w:highlight w:val="none"/>
+        </w:rPr>
+      </w:pPr>
       <w:r>
         <mc:AlternateContent>
           <mc:Choice Requires="wpg">
@@ -82,12 +81,15 @@
           </mc:Fallback>
         </mc:AlternateContent>
       </w:r>
-      <w:r/>
-      <w:r/>
+      <w:r>
+        <w:rPr>
+          <w:highlight w:val="none"/>
+        </w:rPr>
+      </w:r>
     </w:p>
     <w:p>
       <w:pPr>
-        <w:pStyle w:val="663"/>
+        <w:pStyle w:val="888"/>
         <w:pBdr/>
         <w:spacing/>
         <w:ind/>
@@ -114,7 +116,7 @@
     </w:p>
     <w:p>
       <w:pPr>
-        <w:pStyle w:val="663"/>
+        <w:pStyle w:val="888"/>
         <w:pBdr/>
         <w:spacing/>
         <w:ind/>
@@ -127,6 +129,11 @@
           <w:highlight w:val="none"/>
         </w:rPr>
         <w:t xml:space="preserve">Lomuto  is slower than hoare, both of them are faster than naive. </w:t>
+      </w:r>
+      <w:r>
+        <w:rPr>
+          <w:highlight w:val="none"/>
+        </w:rPr>
       </w:r>
       <w:r>
         <w:rPr>
@@ -136,7 +143,7 @@
     </w:p>
     <w:p>
       <w:pPr>
-        <w:pStyle w:val="663"/>
+        <w:pStyle w:val="888"/>
         <w:pBdr/>
         <w:spacing/>
         <w:ind/>
@@ -149,6 +156,11 @@
           <w:highlight w:val="none"/>
         </w:rPr>
         <w:t xml:space="preserve">Naive requires extra space , but naive is stable. </w:t>
+      </w:r>
+      <w:r>
+        <w:rPr>
+          <w:highlight w:val="none"/>
+        </w:rPr>
       </w:r>
       <w:r>
         <w:rPr>
@@ -158,14 +170,19 @@
     </w:p>
     <w:p>
       <w:pPr>
-        <w:pStyle w:val="663"/>
-        <w:pBdr/>
-        <w:spacing/>
-        <w:ind/>
-        <w:rPr>
-          <w:highlight w:val="none"/>
-        </w:rPr>
-      </w:pPr>
+        <w:pStyle w:val="888"/>
+        <w:pBdr/>
+        <w:spacing/>
+        <w:ind/>
+        <w:rPr>
+          <w:highlight w:val="none"/>
+        </w:rPr>
+      </w:pPr>
+      <w:r>
+        <w:rPr>
+          <w:highlight w:val="none"/>
+        </w:rPr>
+      </w:r>
       <w:r>
         <w:rPr>
           <w:highlight w:val="none"/>
@@ -179,14 +196,19 @@
     </w:p>
     <w:p>
       <w:pPr>
-        <w:pStyle w:val="663"/>
-        <w:pBdr/>
-        <w:spacing/>
-        <w:ind/>
-        <w:rPr>
-          <w:highlight w:val="none"/>
-        </w:rPr>
-      </w:pPr>
+        <w:pStyle w:val="888"/>
+        <w:pBdr/>
+        <w:spacing/>
+        <w:ind/>
+        <w:rPr>
+          <w:highlight w:val="none"/>
+        </w:rPr>
+      </w:pPr>
+      <w:r>
+        <w:rPr>
+          <w:highlight w:val="none"/>
+        </w:rPr>
+      </w:r>
       <w:r>
         <w:rPr>
           <w:highlight w:val="none"/>
@@ -200,7 +222,7 @@
     </w:p>
     <w:p>
       <w:pPr>
-        <w:pStyle w:val="663"/>
+        <w:pStyle w:val="888"/>
         <w:pBdr/>
         <w:spacing/>
         <w:ind/>
@@ -213,6 +235,11 @@
           <w:highlight w:val="none"/>
         </w:rPr>
         <w:t xml:space="preserve">Array with 3 possible values(0,1,2): </w:t>
+      </w:r>
+      <w:r>
+        <w:rPr>
+          <w:highlight w:val="none"/>
+        </w:rPr>
       </w:r>
       <w:r>
         <w:rPr>
@@ -222,7 +249,7 @@
     </w:p>
     <w:p>
       <w:pPr>
-        <w:pStyle w:val="663"/>
+        <w:pStyle w:val="888"/>
         <w:pBdr/>
         <w:spacing/>
         <w:ind/>
@@ -235,6 +262,11 @@
           <w:highlight w:val="none"/>
         </w:rPr>
         <w:t xml:space="preserve">Elements with 3 possible values</w:t>
+      </w:r>
+      <w:r>
+        <w:rPr>
+          <w:highlight w:val="none"/>
+        </w:rPr>
       </w:r>
       <w:r>
         <w:rPr>
@@ -244,7 +276,7 @@
     </w:p>
     <w:p>
       <w:pPr>
-        <w:pStyle w:val="663"/>
+        <w:pStyle w:val="888"/>
         <w:pBdr/>
         <w:spacing/>
         <w:ind/>
@@ -257,6 +289,11 @@
           <w:highlight w:val="none"/>
         </w:rPr>
         <w:t xml:space="preserve">Elements occur multiple times</w:t>
+      </w:r>
+      <w:r>
+        <w:rPr>
+          <w:highlight w:val="none"/>
+        </w:rPr>
       </w:r>
       <w:r>
         <w:rPr>
@@ -266,7 +303,7 @@
     </w:p>
     <w:p>
       <w:pPr>
-        <w:pStyle w:val="663"/>
+        <w:pStyle w:val="888"/>
         <w:pBdr/>
         <w:spacing/>
         <w:ind/>
@@ -279,6 +316,11 @@
           <w:highlight w:val="none"/>
         </w:rPr>
         <w:t xml:space="preserve">Elements with all the similiar values together and the small ones are to the left of it and bigger ones are to the right of it. </w:t>
+      </w:r>
+      <w:r>
+        <w:rPr>
+          <w:highlight w:val="none"/>
+        </w:rPr>
       </w:r>
       <w:r>
         <w:rPr>
@@ -288,7 +330,7 @@
     </w:p>
     <w:p>
       <w:pPr>
-        <w:pStyle w:val="663"/>
+        <w:pStyle w:val="888"/>
         <w:pBdr/>
         <w:spacing/>
         <w:ind/>
@@ -301,6 +343,11 @@
           <w:highlight w:val="none"/>
         </w:rPr>
         <w:t xml:space="preserve">This can be solved using the naive quick sort algo. </w:t>
+      </w:r>
+      <w:r>
+        <w:rPr>
+          <w:highlight w:val="none"/>
+        </w:rPr>
       </w:r>
       <w:r>
         <w:rPr>
@@ -310,14 +357,19 @@
     </w:p>
     <w:p>
       <w:pPr>
-        <w:pStyle w:val="663"/>
-        <w:pBdr/>
-        <w:spacing/>
-        <w:ind/>
-        <w:rPr>
-          <w:highlight w:val="none"/>
-        </w:rPr>
-      </w:pPr>
+        <w:pStyle w:val="888"/>
+        <w:pBdr/>
+        <w:spacing/>
+        <w:ind/>
+        <w:rPr>
+          <w:highlight w:val="none"/>
+        </w:rPr>
+      </w:pPr>
+      <w:r>
+        <w:rPr>
+          <w:highlight w:val="none"/>
+        </w:rPr>
+      </w:r>
       <w:r>
         <w:rPr>
           <w:highlight w:val="none"/>
@@ -331,14 +383,19 @@
     </w:p>
     <w:p>
       <w:pPr>
-        <w:pStyle w:val="663"/>
-        <w:pBdr/>
-        <w:spacing/>
-        <w:ind/>
-        <w:rPr>
-          <w:highlight w:val="none"/>
-        </w:rPr>
-      </w:pPr>
+        <w:pStyle w:val="888"/>
+        <w:pBdr/>
+        <w:spacing/>
+        <w:ind/>
+        <w:rPr>
+          <w:highlight w:val="none"/>
+        </w:rPr>
+      </w:pPr>
+      <w:r>
+        <w:rPr>
+          <w:highlight w:val="none"/>
+        </w:rPr>
+      </w:r>
       <w:r>
         <w:rPr>
           <w:highlight w:val="none"/>
@@ -352,7 +409,7 @@
     </w:p>
     <w:p>
       <w:pPr>
-        <w:pStyle w:val="663"/>
+        <w:pStyle w:val="888"/>
         <w:pBdr/>
         <w:spacing/>
         <w:ind/>
@@ -370,6 +427,11 @@
           <w:highlight w:val="none"/>
         </w:rPr>
         <w:t xml:space="preserve">Array of size n and small ranged values </w:t>
+      </w:r>
+      <w:r>
+        <w:rPr>
+          <w:highlight w:val="none"/>
+        </w:rPr>
       </w:r>
       <w:r>
         <w:rPr>
@@ -379,7 +441,7 @@
     </w:p>
     <w:p>
       <w:pPr>
-        <w:pStyle w:val="663"/>
+        <w:pStyle w:val="888"/>
         <w:pBdr/>
         <w:spacing/>
         <w:ind/>
@@ -398,6 +460,11 @@
           <w:highlight w:val="none"/>
         </w:rPr>
         <w:t xml:space="preserve">O(n) time. </w:t>
+      </w:r>
+      <w:r>
+        <w:rPr>
+          <w:highlight w:val="none"/>
+        </w:rPr>
       </w:r>
       <w:r>
         <w:rPr>
@@ -407,7 +474,7 @@
     </w:p>
     <w:p>
       <w:pPr>
-        <w:pStyle w:val="663"/>
+        <w:pStyle w:val="888"/>
         <w:pBdr/>
         <w:spacing/>
         <w:ind/>
@@ -420,6 +487,11 @@
           <w:highlight w:val="none"/>
         </w:rPr>
         <w:t xml:space="preserve">Here  k =100.  </w:t>
+      </w:r>
+      <w:r>
+        <w:rPr>
+          <w:highlight w:val="none"/>
+        </w:rPr>
       </w:r>
       <w:r>
         <w:rPr>
@@ -429,7 +501,7 @@
     </w:p>
     <w:p>
       <w:pPr>
-        <w:pStyle w:val="663"/>
+        <w:pStyle w:val="888"/>
         <w:pBdr/>
         <w:spacing/>
         <w:ind/>
@@ -447,11 +519,6 @@
           <w:highlight w:val="none"/>
         </w:rPr>
         <w:t xml:space="preserve">O(K) extra space, O(n+k) time</w:t>
-      </w:r>
-      <w:r>
-        <w:rPr>
-          <w:highlight w:val="none"/>
-        </w:rPr>
       </w:r>
       <w:r>
         <w:rPr>
@@ -466,7 +533,7 @@
     </w:p>
     <w:p>
       <w:pPr>
-        <w:pStyle w:val="663"/>
+        <w:pStyle w:val="888"/>
         <w:pBdr/>
         <w:spacing/>
         <w:ind/>
@@ -479,6 +546,11 @@
           <w:highlight w:val="none"/>
         </w:rPr>
         <w:t xml:space="preserve">This is good algo when the range is small. </w:t>
+      </w:r>
+      <w:r>
+        <w:rPr>
+          <w:highlight w:val="none"/>
+        </w:rPr>
       </w:r>
       <w:r>
         <w:rPr>
@@ -488,7 +560,7 @@
     </w:p>
     <w:p>
       <w:pPr>
-        <w:pStyle w:val="663"/>
+        <w:pStyle w:val="888"/>
         <w:pBdr/>
         <w:spacing/>
         <w:ind/>
@@ -501,6 +573,11 @@
           <w:highlight w:val="none"/>
         </w:rPr>
         <w:t xml:space="preserve">Range shall not be like O(n^2),  suppose if we have 1000 number of elements, but the ranges are more like 1lkh, so counting sort is worst, hence we use the radix sort. </w:t>
+      </w:r>
+      <w:r>
+        <w:rPr>
+          <w:highlight w:val="none"/>
+        </w:rPr>
       </w:r>
       <w:r>
         <w:rPr>
@@ -510,14 +587,19 @@
     </w:p>
     <w:p>
       <w:pPr>
-        <w:pStyle w:val="663"/>
-        <w:pBdr/>
-        <w:spacing/>
-        <w:ind/>
-        <w:rPr>
-          <w:highlight w:val="none"/>
-        </w:rPr>
-      </w:pPr>
+        <w:pStyle w:val="888"/>
+        <w:pBdr/>
+        <w:spacing/>
+        <w:ind/>
+        <w:rPr>
+          <w:highlight w:val="none"/>
+        </w:rPr>
+      </w:pPr>
+      <w:r>
+        <w:rPr>
+          <w:highlight w:val="none"/>
+        </w:rPr>
+      </w:r>
       <w:r>
         <w:rPr>
           <w:highlight w:val="none"/>
@@ -531,19 +613,14 @@
     </w:p>
     <w:p>
       <w:pPr>
-        <w:pStyle w:val="663"/>
-        <w:pBdr/>
-        <w:spacing/>
-        <w:ind/>
-        <w:rPr>
-          <w:highlight w:val="none"/>
-        </w:rPr>
-      </w:pPr>
-      <w:r>
-        <w:rPr>
-          <w:highlight w:val="none"/>
-        </w:rPr>
-      </w:r>
+        <w:pStyle w:val="888"/>
+        <w:pBdr/>
+        <w:spacing/>
+        <w:ind/>
+        <w:rPr>
+          <w:highlight w:val="none"/>
+        </w:rPr>
+      </w:pPr>
       <w:r>
         <w:rPr>
           <w:highlight w:val="none"/>
@@ -623,10 +700,15 @@
           <w:highlight w:val="none"/>
         </w:rPr>
       </w:r>
+      <w:r>
+        <w:rPr>
+          <w:highlight w:val="none"/>
+        </w:rPr>
+      </w:r>
     </w:p>
     <w:p>
       <w:pPr>
-        <w:pStyle w:val="663"/>
+        <w:pStyle w:val="888"/>
         <w:pBdr/>
         <w:spacing/>
         <w:ind/>
@@ -639,6 +721,11 @@
           <w:highlight w:val="none"/>
         </w:rPr>
         <w:t xml:space="preserve">Array of size O(n) , ranges is in O(n^2) or O(n^3), then it is better to go wiht the radix sort. </w:t>
+      </w:r>
+      <w:r>
+        <w:rPr>
+          <w:highlight w:val="none"/>
+        </w:rPr>
       </w:r>
       <w:r>
         <w:rPr>
@@ -648,7 +735,7 @@
     </w:p>
     <w:p>
       <w:pPr>
-        <w:pStyle w:val="663"/>
+        <w:pStyle w:val="888"/>
         <w:pBdr/>
         <w:spacing/>
         <w:ind/>
@@ -661,6 +748,11 @@
           <w:highlight w:val="none"/>
         </w:rPr>
         <w:t xml:space="preserve">It takes the time O(N), sc O(N). </w:t>
+      </w:r>
+      <w:r>
+        <w:rPr>
+          <w:highlight w:val="none"/>
+        </w:rPr>
       </w:r>
       <w:r>
         <w:rPr>
@@ -670,14 +762,19 @@
     </w:p>
     <w:p>
       <w:pPr>
-        <w:pStyle w:val="663"/>
-        <w:pBdr/>
-        <w:spacing/>
-        <w:ind/>
-        <w:rPr>
-          <w:highlight w:val="none"/>
-        </w:rPr>
-      </w:pPr>
+        <w:pStyle w:val="888"/>
+        <w:pBdr/>
+        <w:spacing/>
+        <w:ind/>
+        <w:rPr>
+          <w:highlight w:val="none"/>
+        </w:rPr>
+      </w:pPr>
+      <w:r>
+        <w:rPr>
+          <w:highlight w:val="none"/>
+        </w:rPr>
+      </w:r>
       <w:r>
         <w:rPr>
           <w:highlight w:val="none"/>
@@ -691,14 +788,19 @@
     </w:p>
     <w:p>
       <w:pPr>
-        <w:pStyle w:val="663"/>
-        <w:pBdr/>
-        <w:spacing/>
-        <w:ind/>
-        <w:rPr>
-          <w:highlight w:val="none"/>
-        </w:rPr>
-      </w:pPr>
+        <w:pStyle w:val="888"/>
+        <w:pBdr/>
+        <w:spacing/>
+        <w:ind/>
+        <w:rPr>
+          <w:highlight w:val="none"/>
+        </w:rPr>
+      </w:pPr>
+      <w:r>
+        <w:rPr>
+          <w:highlight w:val="none"/>
+        </w:rPr>
+      </w:r>
       <w:r>
         <w:rPr>
           <w:highlight w:val="none"/>
@@ -712,7 +814,7 @@
     </w:p>
     <w:p>
       <w:pPr>
-        <w:pStyle w:val="663"/>
+        <w:pStyle w:val="888"/>
         <w:pBdr/>
         <w:spacing/>
         <w:ind/>
@@ -725,6 +827,11 @@
           <w:highlight w:val="none"/>
         </w:rPr>
         <w:t xml:space="preserve">When the data in the range is uniformly distributed over a range, use bucket sort </w:t>
+      </w:r>
+      <w:r>
+        <w:rPr>
+          <w:highlight w:val="none"/>
+        </w:rPr>
       </w:r>
       <w:r>
         <w:rPr>
@@ -734,7 +841,7 @@
     </w:p>
     <w:p>
       <w:pPr>
-        <w:pStyle w:val="663"/>
+        <w:pStyle w:val="888"/>
         <w:pBdr/>
         <w:spacing/>
         <w:ind/>
@@ -747,6 +854,11 @@
           <w:highlight w:val="none"/>
         </w:rPr>
         <w:t xml:space="preserve">O(n)  in average. </w:t>
+      </w:r>
+      <w:r>
+        <w:rPr>
+          <w:highlight w:val="none"/>
+        </w:rPr>
       </w:r>
       <w:r>
         <w:rPr>
@@ -756,14 +868,19 @@
     </w:p>
     <w:p>
       <w:pPr>
-        <w:pStyle w:val="663"/>
-        <w:pBdr/>
-        <w:spacing/>
-        <w:ind/>
-        <w:rPr>
-          <w:highlight w:val="none"/>
-        </w:rPr>
-      </w:pPr>
+        <w:pStyle w:val="888"/>
+        <w:pBdr/>
+        <w:spacing/>
+        <w:ind/>
+        <w:rPr>
+          <w:highlight w:val="none"/>
+        </w:rPr>
+      </w:pPr>
+      <w:r>
+        <w:rPr>
+          <w:highlight w:val="none"/>
+        </w:rPr>
+      </w:r>
       <w:r>
         <w:rPr>
           <w:highlight w:val="none"/>
@@ -777,7 +894,7 @@
     </w:p>
     <w:p>
       <w:pPr>
-        <w:pStyle w:val="663"/>
+        <w:pStyle w:val="888"/>
         <w:pBdr/>
         <w:spacing/>
         <w:ind/>
@@ -796,6 +913,11 @@
           <w:highlight w:val="none"/>
         </w:rPr>
         <w:t xml:space="preserve">, eeprom</w:t>
+      </w:r>
+      <w:r>
+        <w:rPr>
+          <w:highlight w:val="none"/>
+        </w:rPr>
       </w:r>
       <w:r>
         <w:rPr>
@@ -805,7 +927,7 @@
     </w:p>
     <w:p>
       <w:pPr>
-        <w:pStyle w:val="663"/>
+        <w:pStyle w:val="888"/>
         <w:numPr>
           <w:ilvl w:val="0"/>
           <w:numId w:val="1"/>
@@ -839,20 +961,10 @@
           <w:highlight w:val="none"/>
         </w:rPr>
       </w:r>
-      <w:r>
-        <w:rPr>
-          <w:highlight w:val="none"/>
-        </w:rPr>
-      </w:r>
-      <w:r>
-        <w:rPr>
-          <w:highlight w:val="none"/>
-        </w:rPr>
-      </w:r>
     </w:p>
     <w:p>
       <w:pPr>
-        <w:pStyle w:val="663"/>
+        <w:pStyle w:val="888"/>
         <w:numPr>
           <w:ilvl w:val="1"/>
           <w:numId w:val="1"/>
@@ -880,35 +992,10 @@
           <w:highlight w:val="none"/>
         </w:rPr>
       </w:r>
-      <w:r>
-        <w:rPr>
-          <w:highlight w:val="none"/>
-        </w:rPr>
-      </w:r>
-      <w:r>
-        <w:rPr>
-          <w:highlight w:val="none"/>
-        </w:rPr>
-      </w:r>
-      <w:r>
-        <w:rPr>
-          <w:highlight w:val="none"/>
-        </w:rPr>
-      </w:r>
-      <w:r>
-        <w:rPr>
-          <w:highlight w:val="none"/>
-        </w:rPr>
-      </w:r>
-      <w:r>
-        <w:rPr>
-          <w:highlight w:val="none"/>
-        </w:rPr>
-      </w:r>
     </w:p>
     <w:p>
       <w:pPr>
-        <w:pStyle w:val="663"/>
+        <w:pStyle w:val="888"/>
         <w:numPr>
           <w:ilvl w:val="0"/>
           <w:numId w:val="1"/>
@@ -937,10 +1024,15 @@
           <w:highlight w:val="none"/>
         </w:rPr>
       </w:r>
+      <w:r>
+        <w:rPr>
+          <w:highlight w:val="none"/>
+        </w:rPr>
+      </w:r>
     </w:p>
     <w:p>
       <w:pPr>
-        <w:pStyle w:val="663"/>
+        <w:pStyle w:val="888"/>
         <w:pBdr/>
         <w:spacing/>
         <w:ind w:firstLine="0" w:left="0"/>
@@ -948,6 +1040,11 @@
           <w:highlight w:val="none"/>
         </w:rPr>
       </w:pPr>
+      <w:r>
+        <w:rPr>
+          <w:highlight w:val="none"/>
+        </w:rPr>
+      </w:r>
       <w:r>
         <w:rPr>
           <w:highlight w:val="none"/>
@@ -961,7 +1058,7 @@
     </w:p>
     <w:p>
       <w:pPr>
-        <w:pStyle w:val="663"/>
+        <w:pStyle w:val="888"/>
         <w:pBdr/>
         <w:spacing/>
         <w:ind w:firstLine="0" w:left="0"/>
@@ -974,6 +1071,11 @@
           <w:highlight w:val="none"/>
         </w:rPr>
         <w:t xml:space="preserve">When it is allowed to sort only the adjacent elements; </w:t>
+      </w:r>
+      <w:r>
+        <w:rPr>
+          <w:highlight w:val="none"/>
+        </w:rPr>
       </w:r>
       <w:r>
         <w:rPr>
@@ -983,7 +1085,7 @@
     </w:p>
     <w:p>
       <w:pPr>
-        <w:pStyle w:val="663"/>
+        <w:pStyle w:val="888"/>
         <w:pBdr/>
         <w:spacing/>
         <w:ind w:firstLine="0" w:left="0"/>
@@ -996,6 +1098,11 @@
           <w:highlight w:val="none"/>
         </w:rPr>
         <w:t xml:space="preserve">use the bubble sort</w:t>
+      </w:r>
+      <w:r>
+        <w:rPr>
+          <w:highlight w:val="none"/>
+        </w:rPr>
       </w:r>
       <w:r>
         <w:rPr>
@@ -1005,7 +1112,7 @@
     </w:p>
     <w:p>
       <w:pPr>
-        <w:pStyle w:val="663"/>
+        <w:pStyle w:val="888"/>
         <w:pBdr/>
         <w:spacing/>
         <w:ind w:firstLine="0" w:left="0"/>
@@ -1018,6 +1125,11 @@
           <w:highlight w:val="none"/>
         </w:rPr>
         <w:t xml:space="preserve">Genralisation of buubble sort which works better then bubble sort, which is called cocktail sort</w:t>
+      </w:r>
+      <w:r>
+        <w:rPr>
+          <w:highlight w:val="none"/>
+        </w:rPr>
       </w:r>
       <w:r>
         <w:rPr>
@@ -1027,7 +1139,7 @@
     </w:p>
     <w:p>
       <w:pPr>
-        <w:pStyle w:val="663"/>
+        <w:pStyle w:val="888"/>
         <w:pBdr/>
         <w:spacing/>
         <w:ind w:firstLine="0" w:left="0"/>
@@ -1040,6 +1152,11 @@
           <w:highlight w:val="none"/>
         </w:rPr>
         <w:t xml:space="preserve">Bubble sort move from left to righ</w:t>
+      </w:r>
+      <w:r>
+        <w:rPr>
+          <w:highlight w:val="none"/>
+        </w:rPr>
       </w:r>
       <w:r>
         <w:rPr>
@@ -1049,7 +1166,7 @@
     </w:p>
     <w:p>
       <w:pPr>
-        <w:pStyle w:val="663"/>
+        <w:pStyle w:val="888"/>
         <w:pBdr/>
         <w:spacing/>
         <w:ind w:firstLine="0" w:left="0"/>
@@ -1062,6 +1179,11 @@
           <w:highlight w:val="none"/>
         </w:rPr>
         <w:t xml:space="preserve">Cocktail sort moves from both the sides</w:t>
+      </w:r>
+      <w:r>
+        <w:rPr>
+          <w:highlight w:val="none"/>
+        </w:rPr>
       </w:r>
       <w:r>
         <w:rPr>
@@ -1071,7 +1193,7 @@
     </w:p>
     <w:p>
       <w:pPr>
-        <w:pStyle w:val="663"/>
+        <w:pStyle w:val="888"/>
         <w:pBdr/>
         <w:spacing/>
         <w:ind w:firstLine="0" w:left="0"/>
@@ -1079,6 +1201,11 @@
           <w:highlight w:val="none"/>
         </w:rPr>
       </w:pPr>
+      <w:r>
+        <w:rPr>
+          <w:highlight w:val="none"/>
+        </w:rPr>
+      </w:r>
       <w:r>
         <w:rPr>
           <w:highlight w:val="none"/>
@@ -1092,7 +1219,7 @@
     </w:p>
     <w:p>
       <w:pPr>
-        <w:pStyle w:val="663"/>
+        <w:pStyle w:val="888"/>
         <w:pBdr/>
         <w:spacing/>
         <w:ind w:firstLine="0" w:left="0"/>
@@ -1100,6 +1227,11 @@
           <w:highlight w:val="none"/>
         </w:rPr>
       </w:pPr>
+      <w:r>
+        <w:rPr>
+          <w:highlight w:val="none"/>
+        </w:rPr>
+      </w:r>
       <w:r>
         <w:rPr>
           <w:highlight w:val="none"/>
@@ -1113,7 +1245,7 @@
     </w:p>
     <w:p>
       <w:pPr>
-        <w:pStyle w:val="663"/>
+        <w:pStyle w:val="888"/>
         <w:pBdr/>
         <w:spacing/>
         <w:ind w:firstLine="0" w:left="0"/>
@@ -1126,6 +1258,11 @@
           <w:highlight w:val="none"/>
         </w:rPr>
         <w:t xml:space="preserve">When array is small</w:t>
+      </w:r>
+      <w:r>
+        <w:rPr>
+          <w:highlight w:val="none"/>
+        </w:rPr>
       </w:r>
       <w:r>
         <w:rPr>
@@ -1135,7 +1272,7 @@
     </w:p>
     <w:p>
       <w:pPr>
-        <w:pStyle w:val="663"/>
+        <w:pStyle w:val="888"/>
         <w:numPr>
           <w:ilvl w:val="0"/>
           <w:numId w:val="2"/>
@@ -1158,10 +1295,15 @@
           <w:highlight w:val="none"/>
         </w:rPr>
       </w:r>
+      <w:r>
+        <w:rPr>
+          <w:highlight w:val="none"/>
+        </w:rPr>
+      </w:r>
     </w:p>
     <w:p>
       <w:pPr>
-        <w:pStyle w:val="663"/>
+        <w:pStyle w:val="888"/>
         <w:numPr>
           <w:ilvl w:val="0"/>
           <w:numId w:val="2"/>
@@ -1184,17 +1326,27 @@
           <w:highlight w:val="none"/>
         </w:rPr>
       </w:r>
+      <w:r>
+        <w:rPr>
+          <w:highlight w:val="none"/>
+        </w:rPr>
+      </w:r>
     </w:p>
     <w:p>
       <w:pPr>
-        <w:pStyle w:val="663"/>
-        <w:pBdr/>
-        <w:spacing/>
-        <w:ind/>
-        <w:rPr>
-          <w:highlight w:val="none"/>
-        </w:rPr>
-      </w:pPr>
+        <w:pStyle w:val="888"/>
+        <w:pBdr/>
+        <w:spacing/>
+        <w:ind/>
+        <w:rPr>
+          <w:highlight w:val="none"/>
+        </w:rPr>
+      </w:pPr>
+      <w:r>
+        <w:rPr>
+          <w:highlight w:val="none"/>
+        </w:rPr>
+      </w:r>
       <w:r>
         <w:rPr>
           <w:highlight w:val="none"/>
@@ -1208,7 +1360,7 @@
     </w:p>
     <w:p>
       <w:pPr>
-        <w:pStyle w:val="663"/>
+        <w:pStyle w:val="888"/>
         <w:pBdr/>
         <w:spacing/>
         <w:ind/>
@@ -1221,6 +1373,11 @@
           <w:highlight w:val="none"/>
         </w:rPr>
         <w:t xml:space="preserve">When available extra memory is less</w:t>
+      </w:r>
+      <w:r>
+        <w:rPr>
+          <w:highlight w:val="none"/>
+        </w:rPr>
       </w:r>
       <w:r>
         <w:rPr>
@@ -1230,7 +1387,7 @@
     </w:p>
     <w:p>
       <w:pPr>
-        <w:pStyle w:val="663"/>
+        <w:pStyle w:val="888"/>
         <w:pBdr/>
         <w:spacing/>
         <w:ind/>
@@ -1243,11 +1400,6 @@
           <w:highlight w:val="none"/>
         </w:rPr>
         <w:t xml:space="preserve">In embeded systems</w:t>
-      </w:r>
-      <w:r>
-        <w:rPr>
-          <w:highlight w:val="none"/>
-        </w:rPr>
       </w:r>
       <w:r>
         <w:rPr>
@@ -1262,7 +1414,7 @@
     </w:p>
     <w:p>
       <w:pPr>
-        <w:pStyle w:val="663"/>
+        <w:pStyle w:val="888"/>
         <w:pBdr/>
         <w:spacing/>
         <w:ind/>
@@ -1275,6 +1427,11 @@
           <w:highlight w:val="none"/>
         </w:rPr>
         <w:t xml:space="preserve">Shall sort </w:t>
+      </w:r>
+      <w:r>
+        <w:rPr>
+          <w:highlight w:val="none"/>
+        </w:rPr>
       </w:r>
       <w:r>
         <w:rPr>
@@ -1284,7 +1441,7 @@
     </w:p>
     <w:p>
       <w:pPr>
-        <w:pStyle w:val="663"/>
+        <w:pStyle w:val="888"/>
         <w:pBdr/>
         <w:spacing/>
         <w:ind/>
@@ -1379,7 +1536,7 @@
     </w:p>
     <w:p>
       <w:pPr>
-        <w:pStyle w:val="663"/>
+        <w:pStyle w:val="888"/>
         <w:pBdr/>
         <w:spacing/>
         <w:ind/>
@@ -1392,6 +1549,11 @@
           <w:highlight w:val="none"/>
         </w:rPr>
         <w:t xml:space="preserve">It do not use the extra space</w:t>
+      </w:r>
+      <w:r>
+        <w:rPr>
+          <w:highlight w:val="none"/>
+        </w:rPr>
       </w:r>
       <w:r>
         <w:rPr>
@@ -1401,14 +1563,19 @@
     </w:p>
     <w:p>
       <w:pPr>
-        <w:pStyle w:val="663"/>
-        <w:pBdr/>
-        <w:spacing/>
-        <w:ind/>
-        <w:rPr>
-          <w:highlight w:val="none"/>
-        </w:rPr>
-      </w:pPr>
+        <w:pStyle w:val="888"/>
+        <w:pBdr/>
+        <w:spacing/>
+        <w:ind/>
+        <w:rPr>
+          <w:highlight w:val="none"/>
+        </w:rPr>
+      </w:pPr>
+      <w:r>
+        <w:rPr>
+          <w:highlight w:val="none"/>
+        </w:rPr>
+      </w:r>
       <w:r>
         <w:rPr>
           <w:highlight w:val="none"/>
@@ -1422,7 +1589,7 @@
     </w:p>
     <w:p>
       <w:pPr>
-        <w:pStyle w:val="663"/>
+        <w:pStyle w:val="888"/>
         <w:pBdr/>
         <w:spacing/>
         <w:ind/>
@@ -1517,7 +1684,7 @@
     </w:p>
     <w:p>
       <w:pPr>
-        <w:pStyle w:val="663"/>
+        <w:pStyle w:val="888"/>
         <w:pBdr/>
         <w:spacing/>
         <w:ind/>
@@ -1530,6 +1697,11 @@
           <w:highlight w:val="none"/>
         </w:rPr>
         <w:t xml:space="preserve">Merges sort and heap sort works for O(n logn).  Quick sort works better when we have the best and average time in worst case it goes for O(N^2).</w:t>
+      </w:r>
+      <w:r>
+        <w:rPr>
+          <w:highlight w:val="none"/>
+        </w:rPr>
       </w:r>
       <w:r>
         <w:rPr>
@@ -1539,14 +1711,19 @@
     </w:p>
     <w:p>
       <w:pPr>
-        <w:pStyle w:val="663"/>
-        <w:pBdr/>
-        <w:spacing/>
-        <w:ind/>
-        <w:rPr>
-          <w:highlight w:val="none"/>
-        </w:rPr>
-      </w:pPr>
+        <w:pStyle w:val="888"/>
+        <w:pBdr/>
+        <w:spacing/>
+        <w:ind/>
+        <w:rPr>
+          <w:highlight w:val="none"/>
+        </w:rPr>
+      </w:pPr>
+      <w:r>
+        <w:rPr>
+          <w:highlight w:val="none"/>
+        </w:rPr>
+      </w:r>
       <w:r>
         <w:rPr>
           <w:highlight w:val="none"/>
@@ -1560,7 +1737,7 @@
     </w:p>
     <w:p>
       <w:pPr>
-        <w:pStyle w:val="663"/>
+        <w:pStyle w:val="888"/>
         <w:pBdr/>
         <w:spacing/>
         <w:ind/>
@@ -1578,6 +1755,11 @@
           <w:highlight w:val="none"/>
         </w:rPr>
         <w:t xml:space="preserve">Merge sort is stable , it works better for linked list.</w:t>
+      </w:r>
+      <w:r>
+        <w:rPr>
+          <w:highlight w:val="none"/>
+        </w:rPr>
       </w:r>
       <w:r>
         <w:rPr>
@@ -1587,7 +1769,7 @@
     </w:p>
     <w:p>
       <w:pPr>
-        <w:pStyle w:val="663"/>
+        <w:pStyle w:val="888"/>
         <w:pBdr/>
         <w:spacing/>
         <w:ind/>
@@ -1600,6 +1782,11 @@
           <w:highlight w:val="none"/>
         </w:rPr>
         <w:t xml:space="preserve">Heap cannot be worked on the llist, since it annot access in randomly</w:t>
+      </w:r>
+      <w:r>
+        <w:rPr>
+          <w:highlight w:val="none"/>
+        </w:rPr>
       </w:r>
       <w:r>
         <w:rPr>
@@ -1609,7 +1796,7 @@
     </w:p>
     <w:p>
       <w:pPr>
-        <w:pStyle w:val="663"/>
+        <w:pStyle w:val="888"/>
         <w:pBdr/>
         <w:spacing/>
         <w:ind/>
@@ -1622,6 +1809,11 @@
           <w:highlight w:val="none"/>
         </w:rPr>
         <w:t xml:space="preserve">Qucik sort also requires the random acces but it can work as good as the merge sort  on LL</w:t>
+      </w:r>
+      <w:r>
+        <w:rPr>
+          <w:highlight w:val="none"/>
+        </w:rPr>
       </w:r>
       <w:r>
         <w:rPr>
@@ -1631,7 +1823,7 @@
     </w:p>
     <w:p>
       <w:pPr>
-        <w:pStyle w:val="663"/>
+        <w:pStyle w:val="888"/>
         <w:pBdr/>
         <w:spacing/>
         <w:ind/>
@@ -1650,6 +1842,11 @@
           <w:highlight w:val="none"/>
         </w:rPr>
         <w:t xml:space="preserve"> It is a stable sort. </w:t>
+      </w:r>
+      <w:r>
+        <w:rPr>
+          <w:highlight w:val="none"/>
+        </w:rPr>
       </w:r>
       <w:r>
         <w:rPr>
@@ -1659,7 +1856,7 @@
     </w:p>
     <w:p>
       <w:pPr>
-        <w:pStyle w:val="663"/>
+        <w:pStyle w:val="888"/>
         <w:pBdr/>
         <w:spacing/>
         <w:ind/>
@@ -1685,17 +1882,27 @@
           <w:highlight w:val="none"/>
         </w:rPr>
       </w:r>
+      <w:r>
+        <w:rPr>
+          <w:highlight w:val="none"/>
+        </w:rPr>
+      </w:r>
     </w:p>
     <w:p>
       <w:pPr>
-        <w:pStyle w:val="663"/>
-        <w:pBdr/>
-        <w:spacing/>
-        <w:ind/>
-        <w:rPr>
-          <w:highlight w:val="none"/>
-        </w:rPr>
-      </w:pPr>
+        <w:pStyle w:val="888"/>
+        <w:pBdr/>
+        <w:spacing/>
+        <w:ind/>
+        <w:rPr>
+          <w:highlight w:val="none"/>
+        </w:rPr>
+      </w:pPr>
+      <w:r>
+        <w:rPr>
+          <w:highlight w:val="none"/>
+        </w:rPr>
+      </w:r>
       <w:r>
         <w:rPr>
           <w:highlight w:val="none"/>
@@ -1709,7 +1916,7 @@
     </w:p>
     <w:p>
       <w:pPr>
-        <w:pStyle w:val="663"/>
+        <w:pStyle w:val="888"/>
         <w:pBdr/>
         <w:spacing/>
         <w:ind/>
@@ -1728,6 +1935,11 @@
           <w:highlight w:val="none"/>
         </w:rPr>
         <w:t xml:space="preserve"> ms - log^2 N, qucik sort logn</w:t>
+      </w:r>
+      <w:r>
+        <w:rPr>
+          <w:highlight w:val="none"/>
+        </w:rPr>
       </w:r>
       <w:r>
         <w:rPr>
@@ -1737,14 +1949,19 @@
     </w:p>
     <w:p>
       <w:pPr>
-        <w:pStyle w:val="663"/>
-        <w:pBdr/>
-        <w:spacing/>
-        <w:ind/>
-        <w:rPr>
-          <w:highlight w:val="none"/>
-        </w:rPr>
-      </w:pPr>
+        <w:pStyle w:val="888"/>
+        <w:pBdr/>
+        <w:spacing/>
+        <w:ind/>
+        <w:rPr>
+          <w:highlight w:val="none"/>
+        </w:rPr>
+      </w:pPr>
+      <w:r>
+        <w:rPr>
+          <w:highlight w:val="none"/>
+        </w:rPr>
+      </w:r>
       <w:r>
         <w:rPr>
           <w:highlight w:val="none"/>
@@ -1758,14 +1975,19 @@
     </w:p>
     <w:p>
       <w:pPr>
-        <w:pStyle w:val="663"/>
-        <w:pBdr/>
-        <w:spacing/>
-        <w:ind/>
-        <w:rPr>
-          <w:highlight w:val="none"/>
-        </w:rPr>
-      </w:pPr>
+        <w:pStyle w:val="888"/>
+        <w:pBdr/>
+        <w:spacing/>
+        <w:ind/>
+        <w:rPr>
+          <w:highlight w:val="none"/>
+        </w:rPr>
+      </w:pPr>
+      <w:r>
+        <w:rPr>
+          <w:highlight w:val="none"/>
+        </w:rPr>
+      </w:r>
       <w:r>
         <w:rPr>
           <w:highlight w:val="none"/>
@@ -1779,7 +2001,7 @@
     </w:p>
     <w:p>
       <w:pPr>
-        <w:pStyle w:val="663"/>
+        <w:pStyle w:val="888"/>
         <w:pBdr/>
         <w:spacing/>
         <w:ind/>
@@ -1792,6 +2014,11 @@
           <w:highlight w:val="none"/>
         </w:rPr>
         <w:t xml:space="preserve">Hybrid sort: </w:t>
+      </w:r>
+      <w:r>
+        <w:rPr>
+          <w:highlight w:val="none"/>
+        </w:rPr>
       </w:r>
       <w:r>
         <w:rPr>
@@ -1801,7 +2028,7 @@
     </w:p>
     <w:p>
       <w:pPr>
-        <w:pStyle w:val="663"/>
+        <w:pStyle w:val="888"/>
         <w:pBdr/>
         <w:spacing/>
         <w:ind/>
@@ -1819,6 +2046,11 @@
           <w:highlight w:val="none"/>
         </w:rPr>
         <w:t xml:space="preserve">Timsort in python-</w:t>
+      </w:r>
+      <w:r>
+        <w:rPr>
+          <w:highlight w:val="none"/>
+        </w:rPr>
       </w:r>
       <w:r>
         <w:rPr>
@@ -1828,7 +2060,7 @@
     </w:p>
     <w:p>
       <w:pPr>
-        <w:pStyle w:val="663"/>
+        <w:pStyle w:val="888"/>
         <w:pBdr/>
         <w:spacing/>
         <w:ind w:firstLine="708"/>
@@ -1847,11 +2079,15 @@
           <w:highlight w:val="none"/>
         </w:rPr>
       </w:r>
-      <w:r/>
+      <w:r>
+        <w:rPr>
+          <w:highlight w:val="none"/>
+        </w:rPr>
+      </w:r>
     </w:p>
     <w:p>
       <w:pPr>
-        <w:pStyle w:val="663"/>
+        <w:pStyle w:val="888"/>
         <w:pBdr/>
         <w:spacing/>
         <w:ind w:firstLine="708"/>
@@ -1864,6 +2100,11 @@
           <w:highlight w:val="none"/>
         </w:rPr>
         <w:t xml:space="preserve">Merge sort – for general input and when input becomes small it switeches to insertion sort</w:t>
+      </w:r>
+      <w:r>
+        <w:rPr>
+          <w:highlight w:val="none"/>
+        </w:rPr>
       </w:r>
       <w:r>
         <w:rPr>
@@ -1873,7 +2114,7 @@
     </w:p>
     <w:p>
       <w:pPr>
-        <w:pStyle w:val="663"/>
+        <w:pStyle w:val="888"/>
         <w:pBdr/>
         <w:spacing/>
         <w:ind w:firstLine="708"/>
@@ -1881,6 +2122,11 @@
           <w:highlight w:val="none"/>
         </w:rPr>
       </w:pPr>
+      <w:r>
+        <w:rPr>
+          <w:highlight w:val="none"/>
+        </w:rPr>
+      </w:r>
       <w:r>
         <w:rPr>
           <w:highlight w:val="none"/>
@@ -1894,7 +2140,7 @@
     </w:p>
     <w:p>
       <w:pPr>
-        <w:pStyle w:val="663"/>
+        <w:pStyle w:val="888"/>
         <w:pBdr/>
         <w:spacing/>
         <w:ind w:firstLine="0"/>
@@ -1907,6 +2153,11 @@
           <w:highlight w:val="none"/>
         </w:rPr>
         <w:t xml:space="preserve">Intro sort- quick, heap, insertion sorts combination  </w:t>
+      </w:r>
+      <w:r>
+        <w:rPr>
+          <w:highlight w:val="none"/>
+        </w:rPr>
       </w:r>
       <w:r>
         <w:rPr>
@@ -1916,7 +2167,7 @@
     </w:p>
     <w:p>
       <w:pPr>
-        <w:pStyle w:val="663"/>
+        <w:pStyle w:val="888"/>
         <w:pBdr/>
         <w:spacing/>
         <w:ind w:firstLine="0"/>
@@ -1929,6 +2180,11 @@
           <w:highlight w:val="none"/>
         </w:rPr>
         <w:t xml:space="preserve">It uses quick sort in general </w:t>
+      </w:r>
+      <w:r>
+        <w:rPr>
+          <w:highlight w:val="none"/>
+        </w:rPr>
       </w:r>
       <w:r>
         <w:rPr>
@@ -1938,7 +2194,7 @@
     </w:p>
     <w:p>
       <w:pPr>
-        <w:pStyle w:val="663"/>
+        <w:pStyle w:val="888"/>
         <w:pBdr/>
         <w:spacing/>
         <w:ind w:firstLine="0"/>
@@ -1951,6 +2207,11 @@
           <w:highlight w:val="none"/>
         </w:rPr>
         <w:t xml:space="preserve">When the reccurion depth goes beyond the n*logn , then it shifts to heap sort</w:t>
+      </w:r>
+      <w:r>
+        <w:rPr>
+          <w:highlight w:val="none"/>
+        </w:rPr>
       </w:r>
       <w:r>
         <w:rPr>
@@ -1960,7 +2221,7 @@
     </w:p>
     <w:p>
       <w:pPr>
-        <w:pStyle w:val="663"/>
+        <w:pStyle w:val="888"/>
         <w:pBdr/>
         <w:spacing/>
         <w:ind w:firstLine="0"/>
@@ -1968,6 +2229,11 @@
           <w:highlight w:val="none"/>
         </w:rPr>
       </w:pPr>
+      <w:r>
+        <w:rPr>
+          <w:highlight w:val="none"/>
+        </w:rPr>
+      </w:r>
       <w:r>
         <w:rPr>
           <w:highlight w:val="none"/>
@@ -1981,7 +2247,7 @@
     </w:p>
     <w:p>
       <w:pPr>
-        <w:pStyle w:val="663"/>
+        <w:pStyle w:val="888"/>
         <w:pBdr/>
         <w:spacing/>
         <w:ind w:firstLine="0"/>
@@ -1989,6 +2255,11 @@
           <w:highlight w:val="none"/>
         </w:rPr>
       </w:pPr>
+      <w:r>
+        <w:rPr>
+          <w:highlight w:val="none"/>
+        </w:rPr>
+      </w:r>
       <w:r>
         <w:rPr>
           <w:highlight w:val="none"/>
@@ -2002,7 +2273,7 @@
     </w:p>
     <w:p>
       <w:pPr>
-        <w:pStyle w:val="663"/>
+        <w:pStyle w:val="888"/>
         <w:pBdr/>
         <w:spacing/>
         <w:ind w:firstLine="0"/>
@@ -2015,6 +2286,11 @@
           <w:highlight w:val="none"/>
         </w:rPr>
         <w:t xml:space="preserve">Stable sort- is used using the merge sort</w:t>
+      </w:r>
+      <w:r>
+        <w:rPr>
+          <w:highlight w:val="none"/>
+        </w:rPr>
       </w:r>
       <w:r>
         <w:rPr>
@@ -2024,7 +2300,7 @@
     </w:p>
     <w:p>
       <w:pPr>
-        <w:pStyle w:val="663"/>
+        <w:pStyle w:val="888"/>
         <w:pBdr/>
         <w:spacing/>
         <w:ind w:firstLine="0"/>
@@ -2048,10 +2324,17 @@
           <w:highlight w:val="none"/>
         </w:rPr>
       </w:r>
+      <w:r>
+        <w:rPr>
+          <w:b/>
+          <w:bCs/>
+          <w:highlight w:val="none"/>
+        </w:rPr>
+      </w:r>
     </w:p>
     <w:p>
       <w:pPr>
-        <w:pStyle w:val="663"/>
+        <w:pStyle w:val="888"/>
         <w:pBdr/>
         <w:spacing/>
         <w:ind w:firstLine="0"/>
@@ -2082,17 +2365,31 @@
           <w:highlight w:val="none"/>
         </w:rPr>
       </w:r>
+      <w:r>
+        <w:rPr>
+          <w:b/>
+          <w:bCs/>
+          <w:sz w:val="24"/>
+          <w:szCs w:val="24"/>
+          <w:highlight w:val="none"/>
+        </w:rPr>
+      </w:r>
     </w:p>
     <w:p>
       <w:pPr>
-        <w:pStyle w:val="663"/>
-        <w:pBdr/>
-        <w:spacing/>
-        <w:ind/>
-        <w:rPr>
-          <w:highlight w:val="none"/>
-        </w:rPr>
-      </w:pPr>
+        <w:pStyle w:val="888"/>
+        <w:pBdr/>
+        <w:spacing/>
+        <w:ind/>
+        <w:rPr>
+          <w:highlight w:val="none"/>
+        </w:rPr>
+      </w:pPr>
+      <w:r>
+        <w:rPr>
+          <w:highlight w:val="none"/>
+        </w:rPr>
+      </w:r>
       <w:r>
         <w:rPr>
           <w:highlight w:val="none"/>
@@ -2106,7 +2403,7 @@
     </w:p>
     <w:p>
       <w:pPr>
-        <w:pStyle w:val="663"/>
+        <w:pStyle w:val="888"/>
         <w:pBdr/>
         <w:spacing/>
         <w:ind/>
@@ -2119,6 +2416,11 @@
           <w:highlight w:val="none"/>
         </w:rPr>
         <w:t xml:space="preserve"> sort(iterator1, iterator2)</w:t>
+      </w:r>
+      <w:r>
+        <w:rPr>
+          <w:highlight w:val="none"/>
+        </w:rPr>
       </w:r>
       <w:r>
         <w:rPr>
@@ -2128,7 +2430,7 @@
     </w:p>
     <w:p>
       <w:pPr>
-        <w:pStyle w:val="663"/>
+        <w:pStyle w:val="888"/>
         <w:pBdr/>
         <w:spacing/>
         <w:ind/>
@@ -2161,7 +2463,7 @@
     </w:p>
     <w:p>
       <w:pPr>
-        <w:pStyle w:val="663"/>
+        <w:pStyle w:val="888"/>
         <w:pBdr/>
         <w:spacing/>
         <w:ind/>
@@ -2256,7 +2558,7 @@
     </w:p>
     <w:p>
       <w:pPr>
-        <w:pStyle w:val="663"/>
+        <w:pStyle w:val="888"/>
         <w:pBdr/>
         <w:spacing/>
         <w:ind/>
@@ -2351,7 +2653,7 @@
     </w:p>
     <w:p>
       <w:pPr>
-        <w:pStyle w:val="663"/>
+        <w:pStyle w:val="888"/>
         <w:pBdr/>
         <w:spacing/>
         <w:ind/>
@@ -2438,12 +2740,6 @@
           <w:highlight w:val="none"/>
         </w:rPr>
       </w:r>
-      <w:r/>
-      <w:r>
-        <w:rPr>
-          <w:highlight w:val="none"/>
-        </w:rPr>
-      </w:r>
       <w:r>
         <w:rPr>
           <w:highlight w:val="none"/>
@@ -2452,7 +2748,7 @@
     </w:p>
     <w:p>
       <w:pPr>
-        <w:pStyle w:val="663"/>
+        <w:pStyle w:val="888"/>
         <w:pBdr/>
         <w:spacing/>
         <w:ind/>
@@ -2547,7 +2843,7 @@
     </w:p>
     <w:p>
       <w:pPr>
-        <w:pStyle w:val="663"/>
+        <w:pStyle w:val="888"/>
         <w:pBdr/>
         <w:spacing/>
         <w:ind/>
@@ -2560,6 +2856,11 @@
           <w:highlight w:val="none"/>
         </w:rPr>
         <w:t xml:space="preserve">Above is used to sort in decreasing order of the input </w:t>
+      </w:r>
+      <w:r>
+        <w:rPr>
+          <w:highlight w:val="none"/>
+        </w:rPr>
       </w:r>
       <w:r>
         <w:rPr>
@@ -2569,14 +2870,19 @@
     </w:p>
     <w:p>
       <w:pPr>
-        <w:pStyle w:val="663"/>
-        <w:pBdr/>
-        <w:spacing/>
-        <w:ind/>
-        <w:rPr>
-          <w:highlight w:val="none"/>
-        </w:rPr>
-      </w:pPr>
+        <w:pStyle w:val="888"/>
+        <w:pBdr/>
+        <w:spacing/>
+        <w:ind/>
+        <w:rPr>
+          <w:highlight w:val="none"/>
+        </w:rPr>
+      </w:pPr>
+      <w:r>
+        <w:rPr>
+          <w:highlight w:val="none"/>
+        </w:rPr>
+      </w:r>
       <w:r>
         <w:rPr>
           <w:highlight w:val="none"/>
@@ -2590,7 +2896,7 @@
     </w:p>
     <w:p>
       <w:pPr>
-        <w:pStyle w:val="663"/>
+        <w:pStyle w:val="888"/>
         <w:pBdr/>
         <w:spacing/>
         <w:ind/>
@@ -2685,7 +2991,7 @@
     </w:p>
     <w:p>
       <w:pPr>
-        <w:pStyle w:val="663"/>
+        <w:pStyle w:val="888"/>
         <w:pBdr/>
         <w:spacing/>
         <w:ind/>
@@ -2712,14 +3018,19 @@
     </w:p>
     <w:p>
       <w:pPr>
-        <w:pStyle w:val="663"/>
-        <w:pBdr/>
-        <w:spacing/>
-        <w:ind/>
-        <w:rPr>
-          <w:highlight w:val="none"/>
-        </w:rPr>
-      </w:pPr>
+        <w:pStyle w:val="888"/>
+        <w:pBdr/>
+        <w:spacing/>
+        <w:ind/>
+        <w:rPr>
+          <w:highlight w:val="none"/>
+        </w:rPr>
+      </w:pPr>
+      <w:r>
+        <w:rPr>
+          <w:highlight w:val="none"/>
+        </w:rPr>
+      </w:r>
       <w:r>
         <w:rPr>
           <w:highlight w:val="none"/>
@@ -2733,7 +3044,7 @@
     </w:p>
     <w:p>
       <w:pPr>
-        <w:pStyle w:val="663"/>
+        <w:pStyle w:val="888"/>
         <w:pBdr/>
         <w:spacing/>
         <w:ind/>
@@ -2828,7 +3139,7 @@
     </w:p>
     <w:p>
       <w:pPr>
-        <w:pStyle w:val="663"/>
+        <w:pStyle w:val="888"/>
         <w:pBdr/>
         <w:spacing/>
         <w:ind/>
@@ -2841,6 +3152,11 @@
           <w:highlight w:val="none"/>
         </w:rPr>
         <w:t xml:space="preserve">When the result of the result making sure (Anil, 50), (Piyush, 50), then it is called stable sorting. </w:t>
+      </w:r>
+      <w:r>
+        <w:rPr>
+          <w:highlight w:val="none"/>
+        </w:rPr>
       </w:r>
       <w:r>
         <w:rPr>
@@ -2850,7 +3166,7 @@
     </w:p>
     <w:p>
       <w:pPr>
-        <w:pStyle w:val="663"/>
+        <w:pStyle w:val="888"/>
         <w:pBdr/>
         <w:spacing/>
         <w:ind/>
@@ -2870,7 +3186,6 @@
         </w:rPr>
         <w:t xml:space="preserve">(Piyush, 50)</w:t>
       </w:r>
-      <w:r/>
       <w:r>
         <w:rPr>
           <w:highlight w:val="none"/>
@@ -2882,6 +3197,11 @@
           <w:highlight w:val="none"/>
         </w:rPr>
         <w:t xml:space="preserve">(Anil, 50). This is not called as stable soting. </w:t>
+      </w:r>
+      <w:r>
+        <w:rPr>
+          <w:highlight w:val="none"/>
+        </w:rPr>
       </w:r>
       <w:r>
         <w:rPr>
@@ -2891,7 +3211,7 @@
     </w:p>
     <w:p>
       <w:pPr>
-        <w:pStyle w:val="663"/>
+        <w:pStyle w:val="888"/>
         <w:pBdr/>
         <w:spacing/>
         <w:ind/>
@@ -2910,6 +3230,11 @@
           <w:highlight w:val="none"/>
         </w:rPr>
         <w:t xml:space="preserve">. </w:t>
+      </w:r>
+      <w:r>
+        <w:rPr>
+          <w:highlight w:val="none"/>
+        </w:rPr>
       </w:r>
       <w:r>
         <w:rPr>
@@ -2919,7 +3244,7 @@
     </w:p>
     <w:p>
       <w:pPr>
-        <w:pStyle w:val="663"/>
+        <w:pStyle w:val="888"/>
         <w:pBdr/>
         <w:spacing/>
         <w:ind/>
@@ -2932,6 +3257,11 @@
           <w:highlight w:val="none"/>
         </w:rPr>
         <w:t xml:space="preserve">This is useful when we have objects with more than one field.</w:t>
+      </w:r>
+      <w:r>
+        <w:rPr>
+          <w:highlight w:val="none"/>
+        </w:rPr>
       </w:r>
       <w:r>
         <w:rPr>
@@ -2941,7 +3271,7 @@
     </w:p>
     <w:p>
       <w:pPr>
-        <w:pStyle w:val="663"/>
+        <w:pStyle w:val="888"/>
         <w:pBdr/>
         <w:spacing/>
         <w:ind/>
@@ -3036,7 +3366,7 @@
     </w:p>
     <w:p>
       <w:pPr>
-        <w:pStyle w:val="663"/>
+        <w:pStyle w:val="888"/>
         <w:pBdr/>
         <w:spacing/>
         <w:ind/>
@@ -3049,6 +3379,11 @@
           <w:highlight w:val="none"/>
         </w:rPr>
         <w:t xml:space="preserve">Unstable can result in  the same as the stable. </w:t>
+      </w:r>
+      <w:r>
+        <w:rPr>
+          <w:highlight w:val="none"/>
+        </w:rPr>
       </w:r>
       <w:r>
         <w:rPr>
@@ -3058,7 +3393,7 @@
     </w:p>
     <w:p>
       <w:pPr>
-        <w:pStyle w:val="663"/>
+        <w:pStyle w:val="888"/>
         <w:pBdr/>
         <w:spacing/>
         <w:ind/>
@@ -3153,7 +3488,7 @@
     </w:p>
     <w:p>
       <w:pPr>
-        <w:pStyle w:val="663"/>
+        <w:pStyle w:val="888"/>
         <w:pBdr/>
         <w:spacing/>
         <w:ind/>
@@ -3174,18 +3509,24 @@
     </w:p>
     <w:p>
       <w:pPr>
-        <w:pStyle w:val="663"/>
-        <w:pBdr/>
-        <w:spacing/>
-        <w:ind/>
-        <w:rPr>
-          <w:highlight w:val="none"/>
-        </w:rPr>
-      </w:pPr>
-      <w:r>
-        <w:rPr>
-          <w:highlight w:val="none"/>
-        </w:rPr>
+        <w:pStyle w:val="888"/>
+        <w:pBdr/>
+        <w:spacing/>
+        <w:ind/>
+        <w:rPr>
+          <w:highlight w:val="none"/>
+        </w:rPr>
+      </w:pPr>
+      <w:r>
+        <w:rPr>
+          <w:highlight w:val="none"/>
+        </w:rPr>
+      </w:r>
+      <w:r>
+        <w:rPr>
+          <w:highlight w:val="none"/>
+        </w:rPr>
+        <w:t xml:space="preserve">The order in which the elemnts are present before the sorting for similiar kind of elemnts , the same order has to be maintained even after the sorting then such a sorting is called the stable sorting. </w:t>
       </w:r>
       <w:r>
         <w:rPr>
@@ -3195,7 +3536,7 @@
     </w:p>
     <w:p>
       <w:pPr>
-        <w:pStyle w:val="663"/>
+        <w:pStyle w:val="888"/>
         <w:pBdr/>
         <w:spacing/>
         <w:ind/>
@@ -3216,35 +3557,54 @@
     </w:p>
     <w:p>
       <w:pPr>
-        <w:pStyle w:val="663"/>
-        <w:pBdr/>
-        <w:spacing/>
-        <w:ind/>
-        <w:rPr>
-          <w:highlight w:val="none"/>
-        </w:rPr>
-      </w:pPr>
-      <w:r>
-        <w:rPr>
-          <w:highlight w:val="none"/>
-        </w:rPr>
-      </w:r>
-      <w:r>
-        <w:rPr>
+        <w:pStyle w:val="888"/>
+        <w:pBdr/>
+        <w:spacing/>
+        <w:ind/>
+        <w:jc w:val="center"/>
+        <w:rPr>
+          <w:b/>
+          <w:bCs/>
+          <w:sz w:val="32"/>
+          <w:szCs w:val="32"/>
+          <w:highlight w:val="none"/>
+        </w:rPr>
+      </w:pPr>
+      <w:r>
+        <w:rPr>
+          <w:b/>
+          <w:bCs/>
+          <w:sz w:val="32"/>
+          <w:szCs w:val="32"/>
+          <w:highlight w:val="none"/>
+        </w:rPr>
+        <w:t xml:space="preserve">Bubble sort</w:t>
+      </w:r>
+      <w:r>
+        <w:rPr>
+          <w:b/>
+          <w:bCs/>
+          <w:sz w:val="32"/>
+          <w:szCs w:val="32"/>
           <w:highlight w:val="none"/>
         </w:rPr>
       </w:r>
     </w:p>
     <w:p>
       <w:pPr>
-        <w:pStyle w:val="663"/>
-        <w:pBdr/>
-        <w:spacing/>
-        <w:ind/>
-        <w:rPr>
-          <w:highlight w:val="none"/>
-        </w:rPr>
-      </w:pPr>
+        <w:pStyle w:val="888"/>
+        <w:pBdr/>
+        <w:spacing/>
+        <w:ind/>
+        <w:rPr>
+          <w:highlight w:val="none"/>
+        </w:rPr>
+      </w:pPr>
+      <w:r>
+        <w:rPr>
+          <w:highlight w:val="none"/>
+        </w:rPr>
+      </w:r>
       <w:r>
         <w:rPr>
           <w:highlight w:val="none"/>
@@ -3258,18 +3618,24 @@
     </w:p>
     <w:p>
       <w:pPr>
-        <w:pStyle w:val="663"/>
-        <w:pBdr/>
-        <w:spacing/>
-        <w:ind/>
-        <w:rPr>
-          <w:highlight w:val="none"/>
-        </w:rPr>
-      </w:pPr>
-      <w:r>
-        <w:rPr>
-          <w:highlight w:val="none"/>
-        </w:rPr>
+        <w:pStyle w:val="888"/>
+        <w:pBdr/>
+        <w:spacing/>
+        <w:ind/>
+        <w:rPr>
+          <w:highlight w:val="none"/>
+        </w:rPr>
+      </w:pPr>
+      <w:r>
+        <w:rPr>
+          <w:highlight w:val="none"/>
+        </w:rPr>
+      </w:r>
+      <w:r>
+        <w:rPr>
+          <w:highlight w:val="none"/>
+        </w:rPr>
+        <w:t xml:space="preserve">In each and every iteration one element is passed to the end , that is the biggest element. </w:t>
       </w:r>
       <w:r>
         <w:rPr>
@@ -3279,18 +3645,19 @@
     </w:p>
     <w:p>
       <w:pPr>
-        <w:pStyle w:val="663"/>
-        <w:pBdr/>
-        <w:spacing/>
-        <w:ind/>
-        <w:rPr>
-          <w:highlight w:val="none"/>
-        </w:rPr>
-      </w:pPr>
-      <w:r>
-        <w:rPr>
-          <w:highlight w:val="none"/>
-        </w:rPr>
+        <w:pStyle w:val="888"/>
+        <w:pBdr/>
+        <w:spacing/>
+        <w:ind/>
+        <w:rPr>
+          <w:highlight w:val="none"/>
+        </w:rPr>
+      </w:pPr>
+      <w:r>
+        <w:rPr>
+          <w:highlight w:val="none"/>
+        </w:rPr>
+        <w:t xml:space="preserve">This we keep doing it  untill all the largest elemnt is passed to their corerct positions</w:t>
       </w:r>
       <w:r>
         <w:rPr>
@@ -3300,18 +3667,19 @@
     </w:p>
     <w:p>
       <w:pPr>
-        <w:pStyle w:val="663"/>
-        <w:pBdr/>
-        <w:spacing/>
-        <w:ind/>
-        <w:rPr>
-          <w:highlight w:val="none"/>
-        </w:rPr>
-      </w:pPr>
-      <w:r>
-        <w:rPr>
-          <w:highlight w:val="none"/>
-        </w:rPr>
+        <w:pStyle w:val="888"/>
+        <w:pBdr/>
+        <w:spacing/>
+        <w:ind/>
+        <w:rPr>
+          <w:highlight w:val="none"/>
+        </w:rPr>
+      </w:pPr>
+      <w:r>
+        <w:rPr>
+          <w:highlight w:val="none"/>
+        </w:rPr>
+        <w:t xml:space="preserve"> </w:t>
       </w:r>
       <w:r>
         <w:rPr>
@@ -3321,14 +3689,88 @@
     </w:p>
     <w:p>
       <w:pPr>
-        <w:pStyle w:val="663"/>
-        <w:pBdr/>
-        <w:spacing/>
-        <w:ind/>
-        <w:rPr>
-          <w:highlight w:val="none"/>
-        </w:rPr>
-      </w:pPr>
+        <w:pStyle w:val="888"/>
+        <w:pBdr/>
+        <w:spacing/>
+        <w:ind/>
+        <w:rPr>
+          <w:highlight w:val="none"/>
+        </w:rPr>
+      </w:pPr>
+      <w:r>
+        <w:rPr>
+          <w:highlight w:val="none"/>
+        </w:rPr>
+      </w:r>
+      <w:r>
+        <mc:AlternateContent>
+          <mc:Choice Requires="wpg">
+            <w:drawing>
+              <wp:inline xmlns:wp="http://schemas.openxmlformats.org/drawingml/2006/wordprocessingDrawing" distT="0" distB="0" distL="0" distR="0">
+                <wp:extent cx="4495800" cy="6257925"/>
+                <wp:effectExtent l="0" t="0" r="0" b="0"/>
+                <wp:docPr id="13" name=""/>
+                <wp:cNvGraphicFramePr>
+                  <a:graphicFrameLocks xmlns:a="http://schemas.openxmlformats.org/drawingml/2006/main" noChangeAspect="1"/>
+                </wp:cNvGraphicFramePr>
+                <a:graphic xmlns:a="http://schemas.openxmlformats.org/drawingml/2006/main">
+                  <a:graphicData uri="http://schemas.openxmlformats.org/drawingml/2006/picture">
+                    <pic:pic xmlns:pic="http://schemas.openxmlformats.org/drawingml/2006/picture">
+                      <pic:nvPicPr>
+                        <pic:cNvPr id="604215601" name=""/>
+                        <pic:cNvPicPr>
+                          <a:picLocks noChangeAspect="1"/>
+                        </pic:cNvPicPr>
+                        <pic:nvPr/>
+                      </pic:nvPicPr>
+                      <pic:blipFill>
+                        <a:blip r:embed="rId21"/>
+                        <a:stretch/>
+                      </pic:blipFill>
+                      <pic:spPr bwMode="auto">
+                        <a:xfrm>
+                          <a:off x="0" y="0"/>
+                          <a:ext cx="4495799" cy="6257925"/>
+                        </a:xfrm>
+                        <a:prstGeom prst="rect">
+                          <a:avLst/>
+                        </a:prstGeom>
+                      </pic:spPr>
+                    </pic:pic>
+                  </a:graphicData>
+                </a:graphic>
+              </wp:inline>
+            </w:drawing>
+          </mc:Choice>
+          <mc:Fallback>
+            <w:pict>
+              <v:shapetype id="_x0000_t75" coordsize="21600,21600" o:spt="75" o:preferrelative="t" path="m@4@5l@4@11@9@11@9@5xe" filled="f" stroked="f">
+                <v:stroke joinstyle="miter"/>
+                <v:formulas>
+                  <v:f eqn="if lineDrawn pixelLineWidth 0"/>
+                  <v:f eqn="sum @0 1 0"/>
+                  <v:f eqn="sum 0 0 @1"/>
+                  <v:f eqn="prod @2 1 2"/>
+                  <v:f eqn="prod @3 21600 pixelWidth"/>
+                  <v:f eqn="prod @3 21600 pixelHeight"/>
+                  <v:f eqn="sum @0 0 1"/>
+                  <v:f eqn="prod @6 1 2"/>
+                  <v:f eqn="prod @7 21600 pixelWidth"/>
+                  <v:f eqn="sum @8 21600 0"/>
+                  <v:f eqn="prod @7 21600 pixelHeight"/>
+                  <v:f eqn="sum @10 21600 0"/>
+                </v:formulas>
+                <v:path o:extrusionok="f" gradientshapeok="t" o:connecttype="rect"/>
+                <o:lock v:ext="edit" aspectratio="t"/>
+              </v:shapetype>
+              <v:shape id="_x0000_i12" o:spid="_x0000_s12" type="#_x0000_t75" style="width:354.00pt;height:492.75pt;mso-wrap-distance-left:0.00pt;mso-wrap-distance-top:0.00pt;mso-wrap-distance-right:0.00pt;mso-wrap-distance-bottom:0.00pt;z-index:1;" stroked="false">
+                <v:imagedata r:id="rId21" o:title=""/>
+                <o:lock v:ext="edit" rotation="t"/>
+              </v:shape>
+            </w:pict>
+          </mc:Fallback>
+        </mc:AlternateContent>
+      </w:r>
       <w:r>
         <w:rPr>
           <w:highlight w:val="none"/>
@@ -3342,14 +3784,88 @@
     </w:p>
     <w:p>
       <w:pPr>
-        <w:pStyle w:val="663"/>
-        <w:pBdr/>
-        <w:spacing/>
-        <w:ind/>
-        <w:rPr>
-          <w:highlight w:val="none"/>
-        </w:rPr>
-      </w:pPr>
+        <w:pStyle w:val="888"/>
+        <w:pBdr/>
+        <w:spacing/>
+        <w:ind/>
+        <w:rPr>
+          <w:highlight w:val="none"/>
+        </w:rPr>
+      </w:pPr>
+      <w:r>
+        <w:rPr>
+          <w:highlight w:val="none"/>
+        </w:rPr>
+      </w:r>
+      <w:r>
+        <mc:AlternateContent>
+          <mc:Choice Requires="wpg">
+            <w:drawing>
+              <wp:inline xmlns:wp="http://schemas.openxmlformats.org/drawingml/2006/wordprocessingDrawing" distT="0" distB="0" distL="0" distR="0">
+                <wp:extent cx="4495800" cy="6534150"/>
+                <wp:effectExtent l="0" t="0" r="0" b="0"/>
+                <wp:docPr id="14" name=""/>
+                <wp:cNvGraphicFramePr>
+                  <a:graphicFrameLocks xmlns:a="http://schemas.openxmlformats.org/drawingml/2006/main" noChangeAspect="1"/>
+                </wp:cNvGraphicFramePr>
+                <a:graphic xmlns:a="http://schemas.openxmlformats.org/drawingml/2006/main">
+                  <a:graphicData uri="http://schemas.openxmlformats.org/drawingml/2006/picture">
+                    <pic:pic xmlns:pic="http://schemas.openxmlformats.org/drawingml/2006/picture">
+                      <pic:nvPicPr>
+                        <pic:cNvPr id="1470276100" name=""/>
+                        <pic:cNvPicPr>
+                          <a:picLocks noChangeAspect="1"/>
+                        </pic:cNvPicPr>
+                        <pic:nvPr/>
+                      </pic:nvPicPr>
+                      <pic:blipFill>
+                        <a:blip r:embed="rId22"/>
+                        <a:stretch/>
+                      </pic:blipFill>
+                      <pic:spPr bwMode="auto">
+                        <a:xfrm>
+                          <a:off x="0" y="0"/>
+                          <a:ext cx="4495799" cy="6534149"/>
+                        </a:xfrm>
+                        <a:prstGeom prst="rect">
+                          <a:avLst/>
+                        </a:prstGeom>
+                      </pic:spPr>
+                    </pic:pic>
+                  </a:graphicData>
+                </a:graphic>
+              </wp:inline>
+            </w:drawing>
+          </mc:Choice>
+          <mc:Fallback>
+            <w:pict>
+              <v:shapetype id="_x0000_t75" coordsize="21600,21600" o:spt="75" o:preferrelative="t" path="m@4@5l@4@11@9@11@9@5xe" filled="f" stroked="f">
+                <v:stroke joinstyle="miter"/>
+                <v:formulas>
+                  <v:f eqn="if lineDrawn pixelLineWidth 0"/>
+                  <v:f eqn="sum @0 1 0"/>
+                  <v:f eqn="sum 0 0 @1"/>
+                  <v:f eqn="prod @2 1 2"/>
+                  <v:f eqn="prod @3 21600 pixelWidth"/>
+                  <v:f eqn="prod @3 21600 pixelHeight"/>
+                  <v:f eqn="sum @0 0 1"/>
+                  <v:f eqn="prod @6 1 2"/>
+                  <v:f eqn="prod @7 21600 pixelWidth"/>
+                  <v:f eqn="sum @8 21600 0"/>
+                  <v:f eqn="prod @7 21600 pixelHeight"/>
+                  <v:f eqn="sum @10 21600 0"/>
+                </v:formulas>
+                <v:path o:extrusionok="f" gradientshapeok="t" o:connecttype="rect"/>
+                <o:lock v:ext="edit" aspectratio="t"/>
+              </v:shapetype>
+              <v:shape id="_x0000_i13" o:spid="_x0000_s13" type="#_x0000_t75" style="width:354.00pt;height:514.50pt;mso-wrap-distance-left:0.00pt;mso-wrap-distance-top:0.00pt;mso-wrap-distance-right:0.00pt;mso-wrap-distance-bottom:0.00pt;z-index:1;" stroked="false">
+                <v:imagedata r:id="rId22" o:title=""/>
+                <o:lock v:ext="edit" rotation="t"/>
+              </v:shape>
+            </w:pict>
+          </mc:Fallback>
+        </mc:AlternateContent>
+      </w:r>
       <w:r>
         <w:rPr>
           <w:highlight w:val="none"/>
@@ -3363,14 +3879,88 @@
     </w:p>
     <w:p>
       <w:pPr>
-        <w:pStyle w:val="663"/>
-        <w:pBdr/>
-        <w:spacing/>
-        <w:ind/>
-        <w:rPr>
-          <w:highlight w:val="none"/>
-        </w:rPr>
-      </w:pPr>
+        <w:pStyle w:val="888"/>
+        <w:pBdr/>
+        <w:spacing/>
+        <w:ind/>
+        <w:rPr>
+          <w:highlight w:val="none"/>
+        </w:rPr>
+      </w:pPr>
+      <w:r>
+        <w:rPr>
+          <w:highlight w:val="none"/>
+        </w:rPr>
+      </w:r>
+      <w:r>
+        <mc:AlternateContent>
+          <mc:Choice Requires="wpg">
+            <w:drawing>
+              <wp:inline xmlns:wp="http://schemas.openxmlformats.org/drawingml/2006/wordprocessingDrawing" distT="0" distB="0" distL="0" distR="0">
+                <wp:extent cx="4476750" cy="6619875"/>
+                <wp:effectExtent l="0" t="0" r="0" b="0"/>
+                <wp:docPr id="15" name=""/>
+                <wp:cNvGraphicFramePr>
+                  <a:graphicFrameLocks xmlns:a="http://schemas.openxmlformats.org/drawingml/2006/main" noChangeAspect="1"/>
+                </wp:cNvGraphicFramePr>
+                <a:graphic xmlns:a="http://schemas.openxmlformats.org/drawingml/2006/main">
+                  <a:graphicData uri="http://schemas.openxmlformats.org/drawingml/2006/picture">
+                    <pic:pic xmlns:pic="http://schemas.openxmlformats.org/drawingml/2006/picture">
+                      <pic:nvPicPr>
+                        <pic:cNvPr id="1501766641" name=""/>
+                        <pic:cNvPicPr>
+                          <a:picLocks noChangeAspect="1"/>
+                        </pic:cNvPicPr>
+                        <pic:nvPr/>
+                      </pic:nvPicPr>
+                      <pic:blipFill>
+                        <a:blip r:embed="rId23"/>
+                        <a:stretch/>
+                      </pic:blipFill>
+                      <pic:spPr bwMode="auto">
+                        <a:xfrm>
+                          <a:off x="0" y="0"/>
+                          <a:ext cx="4476749" cy="6619874"/>
+                        </a:xfrm>
+                        <a:prstGeom prst="rect">
+                          <a:avLst/>
+                        </a:prstGeom>
+                      </pic:spPr>
+                    </pic:pic>
+                  </a:graphicData>
+                </a:graphic>
+              </wp:inline>
+            </w:drawing>
+          </mc:Choice>
+          <mc:Fallback>
+            <w:pict>
+              <v:shapetype id="_x0000_t75" coordsize="21600,21600" o:spt="75" o:preferrelative="t" path="m@4@5l@4@11@9@11@9@5xe" filled="f" stroked="f">
+                <v:stroke joinstyle="miter"/>
+                <v:formulas>
+                  <v:f eqn="if lineDrawn pixelLineWidth 0"/>
+                  <v:f eqn="sum @0 1 0"/>
+                  <v:f eqn="sum 0 0 @1"/>
+                  <v:f eqn="prod @2 1 2"/>
+                  <v:f eqn="prod @3 21600 pixelWidth"/>
+                  <v:f eqn="prod @3 21600 pixelHeight"/>
+                  <v:f eqn="sum @0 0 1"/>
+                  <v:f eqn="prod @6 1 2"/>
+                  <v:f eqn="prod @7 21600 pixelWidth"/>
+                  <v:f eqn="sum @8 21600 0"/>
+                  <v:f eqn="prod @7 21600 pixelHeight"/>
+                  <v:f eqn="sum @10 21600 0"/>
+                </v:formulas>
+                <v:path o:extrusionok="f" gradientshapeok="t" o:connecttype="rect"/>
+                <o:lock v:ext="edit" aspectratio="t"/>
+              </v:shapetype>
+              <v:shape id="_x0000_i14" o:spid="_x0000_s14" type="#_x0000_t75" style="width:352.50pt;height:521.25pt;mso-wrap-distance-left:0.00pt;mso-wrap-distance-top:0.00pt;mso-wrap-distance-right:0.00pt;mso-wrap-distance-bottom:0.00pt;z-index:1;" stroked="false">
+                <v:imagedata r:id="rId23" o:title=""/>
+                <o:lock v:ext="edit" rotation="t"/>
+              </v:shape>
+            </w:pict>
+          </mc:Fallback>
+        </mc:AlternateContent>
+      </w:r>
       <w:r>
         <w:rPr>
           <w:highlight w:val="none"/>
@@ -3384,14 +3974,88 @@
     </w:p>
     <w:p>
       <w:pPr>
-        <w:pStyle w:val="663"/>
-        <w:pBdr/>
-        <w:spacing/>
-        <w:ind/>
-        <w:rPr>
-          <w:highlight w:val="none"/>
-        </w:rPr>
-      </w:pPr>
+        <w:pStyle w:val="888"/>
+        <w:pBdr/>
+        <w:spacing/>
+        <w:ind/>
+        <w:rPr>
+          <w:highlight w:val="none"/>
+        </w:rPr>
+      </w:pPr>
+      <w:r>
+        <w:rPr>
+          <w:highlight w:val="none"/>
+        </w:rPr>
+      </w:r>
+      <w:r>
+        <mc:AlternateContent>
+          <mc:Choice Requires="wpg">
+            <w:drawing>
+              <wp:inline xmlns:wp="http://schemas.openxmlformats.org/drawingml/2006/wordprocessingDrawing" distT="0" distB="0" distL="0" distR="0">
+                <wp:extent cx="4467225" cy="6667500"/>
+                <wp:effectExtent l="0" t="0" r="0" b="0"/>
+                <wp:docPr id="16" name=""/>
+                <wp:cNvGraphicFramePr>
+                  <a:graphicFrameLocks xmlns:a="http://schemas.openxmlformats.org/drawingml/2006/main" noChangeAspect="1"/>
+                </wp:cNvGraphicFramePr>
+                <a:graphic xmlns:a="http://schemas.openxmlformats.org/drawingml/2006/main">
+                  <a:graphicData uri="http://schemas.openxmlformats.org/drawingml/2006/picture">
+                    <pic:pic xmlns:pic="http://schemas.openxmlformats.org/drawingml/2006/picture">
+                      <pic:nvPicPr>
+                        <pic:cNvPr id="514125755" name=""/>
+                        <pic:cNvPicPr>
+                          <a:picLocks noChangeAspect="1"/>
+                        </pic:cNvPicPr>
+                        <pic:nvPr/>
+                      </pic:nvPicPr>
+                      <pic:blipFill>
+                        <a:blip r:embed="rId24"/>
+                        <a:stretch/>
+                      </pic:blipFill>
+                      <pic:spPr bwMode="auto">
+                        <a:xfrm>
+                          <a:off x="0" y="0"/>
+                          <a:ext cx="4467224" cy="6667499"/>
+                        </a:xfrm>
+                        <a:prstGeom prst="rect">
+                          <a:avLst/>
+                        </a:prstGeom>
+                      </pic:spPr>
+                    </pic:pic>
+                  </a:graphicData>
+                </a:graphic>
+              </wp:inline>
+            </w:drawing>
+          </mc:Choice>
+          <mc:Fallback>
+            <w:pict>
+              <v:shapetype id="_x0000_t75" coordsize="21600,21600" o:spt="75" o:preferrelative="t" path="m@4@5l@4@11@9@11@9@5xe" filled="f" stroked="f">
+                <v:stroke joinstyle="miter"/>
+                <v:formulas>
+                  <v:f eqn="if lineDrawn pixelLineWidth 0"/>
+                  <v:f eqn="sum @0 1 0"/>
+                  <v:f eqn="sum 0 0 @1"/>
+                  <v:f eqn="prod @2 1 2"/>
+                  <v:f eqn="prod @3 21600 pixelWidth"/>
+                  <v:f eqn="prod @3 21600 pixelHeight"/>
+                  <v:f eqn="sum @0 0 1"/>
+                  <v:f eqn="prod @6 1 2"/>
+                  <v:f eqn="prod @7 21600 pixelWidth"/>
+                  <v:f eqn="sum @8 21600 0"/>
+                  <v:f eqn="prod @7 21600 pixelHeight"/>
+                  <v:f eqn="sum @10 21600 0"/>
+                </v:formulas>
+                <v:path o:extrusionok="f" gradientshapeok="t" o:connecttype="rect"/>
+                <o:lock v:ext="edit" aspectratio="t"/>
+              </v:shapetype>
+              <v:shape id="_x0000_i15" o:spid="_x0000_s15" type="#_x0000_t75" style="width:351.75pt;height:525.00pt;mso-wrap-distance-left:0.00pt;mso-wrap-distance-top:0.00pt;mso-wrap-distance-right:0.00pt;mso-wrap-distance-bottom:0.00pt;z-index:1;" stroked="false">
+                <v:imagedata r:id="rId24" o:title=""/>
+                <o:lock v:ext="edit" rotation="t"/>
+              </v:shape>
+            </w:pict>
+          </mc:Fallback>
+        </mc:AlternateContent>
+      </w:r>
       <w:r>
         <w:rPr>
           <w:highlight w:val="none"/>
@@ -3405,14 +4069,88 @@
     </w:p>
     <w:p>
       <w:pPr>
-        <w:pStyle w:val="663"/>
-        <w:pBdr/>
-        <w:spacing/>
-        <w:ind w:firstLine="0" w:left="0"/>
-        <w:rPr>
-          <w:highlight w:val="none"/>
-        </w:rPr>
-      </w:pPr>
+        <w:pStyle w:val="888"/>
+        <w:pBdr/>
+        <w:spacing/>
+        <w:ind/>
+        <w:rPr>
+          <w:highlight w:val="none"/>
+        </w:rPr>
+      </w:pPr>
+      <w:r>
+        <w:rPr>
+          <w:highlight w:val="none"/>
+        </w:rPr>
+      </w:r>
+      <w:r>
+        <mc:AlternateContent>
+          <mc:Choice Requires="wpg">
+            <w:drawing>
+              <wp:inline xmlns:wp="http://schemas.openxmlformats.org/drawingml/2006/wordprocessingDrawing" distT="0" distB="0" distL="0" distR="0">
+                <wp:extent cx="4314825" cy="1066800"/>
+                <wp:effectExtent l="0" t="0" r="0" b="0"/>
+                <wp:docPr id="17" name=""/>
+                <wp:cNvGraphicFramePr>
+                  <a:graphicFrameLocks xmlns:a="http://schemas.openxmlformats.org/drawingml/2006/main" noChangeAspect="1"/>
+                </wp:cNvGraphicFramePr>
+                <a:graphic xmlns:a="http://schemas.openxmlformats.org/drawingml/2006/main">
+                  <a:graphicData uri="http://schemas.openxmlformats.org/drawingml/2006/picture">
+                    <pic:pic xmlns:pic="http://schemas.openxmlformats.org/drawingml/2006/picture">
+                      <pic:nvPicPr>
+                        <pic:cNvPr id="536946881" name=""/>
+                        <pic:cNvPicPr>
+                          <a:picLocks noChangeAspect="1"/>
+                        </pic:cNvPicPr>
+                        <pic:nvPr/>
+                      </pic:nvPicPr>
+                      <pic:blipFill>
+                        <a:blip r:embed="rId25"/>
+                        <a:stretch/>
+                      </pic:blipFill>
+                      <pic:spPr bwMode="auto">
+                        <a:xfrm>
+                          <a:off x="0" y="0"/>
+                          <a:ext cx="4314825" cy="1066799"/>
+                        </a:xfrm>
+                        <a:prstGeom prst="rect">
+                          <a:avLst/>
+                        </a:prstGeom>
+                      </pic:spPr>
+                    </pic:pic>
+                  </a:graphicData>
+                </a:graphic>
+              </wp:inline>
+            </w:drawing>
+          </mc:Choice>
+          <mc:Fallback>
+            <w:pict>
+              <v:shapetype id="_x0000_t75" coordsize="21600,21600" o:spt="75" o:preferrelative="t" path="m@4@5l@4@11@9@11@9@5xe" filled="f" stroked="f">
+                <v:stroke joinstyle="miter"/>
+                <v:formulas>
+                  <v:f eqn="if lineDrawn pixelLineWidth 0"/>
+                  <v:f eqn="sum @0 1 0"/>
+                  <v:f eqn="sum 0 0 @1"/>
+                  <v:f eqn="prod @2 1 2"/>
+                  <v:f eqn="prod @3 21600 pixelWidth"/>
+                  <v:f eqn="prod @3 21600 pixelHeight"/>
+                  <v:f eqn="sum @0 0 1"/>
+                  <v:f eqn="prod @6 1 2"/>
+                  <v:f eqn="prod @7 21600 pixelWidth"/>
+                  <v:f eqn="sum @8 21600 0"/>
+                  <v:f eqn="prod @7 21600 pixelHeight"/>
+                  <v:f eqn="sum @10 21600 0"/>
+                </v:formulas>
+                <v:path o:extrusionok="f" gradientshapeok="t" o:connecttype="rect"/>
+                <o:lock v:ext="edit" aspectratio="t"/>
+              </v:shapetype>
+              <v:shape id="_x0000_i16" o:spid="_x0000_s16" type="#_x0000_t75" style="width:339.75pt;height:84.00pt;mso-wrap-distance-left:0.00pt;mso-wrap-distance-top:0.00pt;mso-wrap-distance-right:0.00pt;mso-wrap-distance-bottom:0.00pt;z-index:1;" stroked="false">
+                <v:imagedata r:id="rId25" o:title=""/>
+                <o:lock v:ext="edit" rotation="t"/>
+              </v:shape>
+            </w:pict>
+          </mc:Fallback>
+        </mc:AlternateContent>
+      </w:r>
       <w:r>
         <w:rPr>
           <w:highlight w:val="none"/>
@@ -3426,10 +4164,10 @@
     </w:p>
     <w:p>
       <w:pPr>
-        <w:pStyle w:val="663"/>
-        <w:pBdr/>
-        <w:spacing/>
-        <w:ind w:firstLine="0" w:left="0"/>
+        <w:pStyle w:val="888"/>
+        <w:pBdr/>
+        <w:spacing/>
+        <w:ind/>
         <w:rPr>
           <w:highlight w:val="none"/>
         </w:rPr>
@@ -3447,10 +4185,10 @@
     </w:p>
     <w:p>
       <w:pPr>
-        <w:pStyle w:val="663"/>
-        <w:pBdr/>
-        <w:spacing/>
-        <w:ind w:firstLine="0" w:left="0"/>
+        <w:pStyle w:val="888"/>
+        <w:pBdr/>
+        <w:spacing/>
+        <w:ind/>
         <w:rPr>
           <w:highlight w:val="none"/>
         </w:rPr>
@@ -3468,10 +4206,10 @@
     </w:p>
     <w:p>
       <w:pPr>
-        <w:pStyle w:val="663"/>
-        <w:pBdr/>
-        <w:spacing/>
-        <w:ind w:firstLine="0" w:left="0"/>
+        <w:pStyle w:val="888"/>
+        <w:pBdr/>
+        <w:spacing/>
+        <w:ind/>
         <w:rPr>
           <w:highlight w:val="none"/>
         </w:rPr>
@@ -3489,7 +4227,7 @@
     </w:p>
     <w:p>
       <w:pPr>
-        <w:pStyle w:val="663"/>
+        <w:pStyle w:val="888"/>
         <w:pBdr/>
         <w:spacing/>
         <w:ind/>
@@ -3510,14 +4248,19 @@
     </w:p>
     <w:p>
       <w:pPr>
-        <w:pStyle w:val="663"/>
-        <w:pBdr/>
-        <w:spacing/>
-        <w:ind/>
-        <w:rPr>
-          <w:highlight w:val="none"/>
-        </w:rPr>
-      </w:pPr>
+        <w:pStyle w:val="888"/>
+        <w:pBdr/>
+        <w:spacing/>
+        <w:ind/>
+        <w:rPr>
+          <w:highlight w:val="none"/>
+        </w:rPr>
+      </w:pPr>
+      <w:r>
+        <w:rPr>
+          <w:highlight w:val="none"/>
+        </w:rPr>
+      </w:r>
       <w:r>
         <w:rPr>
           <w:highlight w:val="none"/>
@@ -3531,14 +4274,19 @@
     </w:p>
     <w:p>
       <w:pPr>
-        <w:pStyle w:val="663"/>
-        <w:pBdr/>
-        <w:spacing/>
-        <w:ind/>
-        <w:rPr>
-          <w:highlight w:val="none"/>
-        </w:rPr>
-      </w:pPr>
+        <w:pStyle w:val="888"/>
+        <w:pBdr/>
+        <w:spacing/>
+        <w:ind/>
+        <w:rPr>
+          <w:highlight w:val="none"/>
+        </w:rPr>
+      </w:pPr>
+      <w:r>
+        <w:rPr>
+          <w:highlight w:val="none"/>
+        </w:rPr>
+      </w:r>
       <w:r>
         <w:rPr>
           <w:highlight w:val="none"/>
@@ -3552,14 +4300,19 @@
     </w:p>
     <w:p>
       <w:pPr>
-        <w:pStyle w:val="663"/>
-        <w:pBdr/>
-        <w:spacing/>
-        <w:ind/>
-        <w:rPr>
-          <w:highlight w:val="none"/>
-        </w:rPr>
-      </w:pPr>
+        <w:pStyle w:val="888"/>
+        <w:pBdr/>
+        <w:spacing/>
+        <w:ind/>
+        <w:rPr>
+          <w:highlight w:val="none"/>
+        </w:rPr>
+      </w:pPr>
+      <w:r>
+        <w:rPr>
+          <w:highlight w:val="none"/>
+        </w:rPr>
+      </w:r>
       <w:r>
         <w:rPr>
           <w:highlight w:val="none"/>
@@ -3573,14 +4326,19 @@
     </w:p>
     <w:p>
       <w:pPr>
-        <w:pStyle w:val="663"/>
-        <w:pBdr/>
-        <w:spacing/>
-        <w:ind/>
-        <w:rPr>
-          <w:highlight w:val="none"/>
-        </w:rPr>
-      </w:pPr>
+        <w:pStyle w:val="888"/>
+        <w:pBdr/>
+        <w:spacing/>
+        <w:ind/>
+        <w:rPr>
+          <w:highlight w:val="none"/>
+        </w:rPr>
+      </w:pPr>
+      <w:r>
+        <w:rPr>
+          <w:highlight w:val="none"/>
+        </w:rPr>
+      </w:r>
       <w:r>
         <w:rPr>
           <w:highlight w:val="none"/>
@@ -3594,14 +4352,19 @@
     </w:p>
     <w:p>
       <w:pPr>
-        <w:pStyle w:val="663"/>
-        <w:pBdr/>
-        <w:spacing/>
-        <w:ind/>
-        <w:rPr>
-          <w:highlight w:val="none"/>
-        </w:rPr>
-      </w:pPr>
+        <w:pStyle w:val="888"/>
+        <w:pBdr/>
+        <w:spacing/>
+        <w:ind/>
+        <w:rPr>
+          <w:highlight w:val="none"/>
+        </w:rPr>
+      </w:pPr>
+      <w:r>
+        <w:rPr>
+          <w:highlight w:val="none"/>
+        </w:rPr>
+      </w:r>
       <w:r>
         <w:rPr>
           <w:highlight w:val="none"/>
@@ -3615,14 +4378,19 @@
     </w:p>
     <w:p>
       <w:pPr>
-        <w:pStyle w:val="663"/>
-        <w:pBdr/>
-        <w:spacing/>
-        <w:ind/>
-        <w:rPr>
-          <w:highlight w:val="none"/>
-        </w:rPr>
-      </w:pPr>
+        <w:pStyle w:val="888"/>
+        <w:pBdr/>
+        <w:spacing/>
+        <w:ind/>
+        <w:rPr>
+          <w:highlight w:val="none"/>
+        </w:rPr>
+      </w:pPr>
+      <w:r>
+        <w:rPr>
+          <w:highlight w:val="none"/>
+        </w:rPr>
+      </w:r>
       <w:r>
         <w:rPr>
           <w:highlight w:val="none"/>
@@ -3636,14 +4404,19 @@
     </w:p>
     <w:p>
       <w:pPr>
-        <w:pStyle w:val="663"/>
-        <w:pBdr/>
-        <w:spacing/>
-        <w:ind/>
-        <w:rPr>
-          <w:highlight w:val="none"/>
-        </w:rPr>
-      </w:pPr>
+        <w:pStyle w:val="888"/>
+        <w:pBdr/>
+        <w:spacing/>
+        <w:ind/>
+        <w:rPr>
+          <w:highlight w:val="none"/>
+        </w:rPr>
+      </w:pPr>
+      <w:r>
+        <w:rPr>
+          <w:highlight w:val="none"/>
+        </w:rPr>
+      </w:r>
       <w:r>
         <w:rPr>
           <w:highlight w:val="none"/>
@@ -3657,14 +4430,19 @@
     </w:p>
     <w:p>
       <w:pPr>
-        <w:pStyle w:val="663"/>
-        <w:pBdr/>
-        <w:spacing/>
-        <w:ind/>
-        <w:rPr>
-          <w:highlight w:val="none"/>
-        </w:rPr>
-      </w:pPr>
+        <w:pStyle w:val="888"/>
+        <w:pBdr/>
+        <w:spacing/>
+        <w:ind/>
+        <w:rPr>
+          <w:highlight w:val="none"/>
+        </w:rPr>
+      </w:pPr>
+      <w:r>
+        <w:rPr>
+          <w:highlight w:val="none"/>
+        </w:rPr>
+      </w:r>
       <w:r>
         <w:rPr>
           <w:highlight w:val="none"/>
@@ -3678,14 +4456,19 @@
     </w:p>
     <w:p>
       <w:pPr>
-        <w:pStyle w:val="663"/>
-        <w:pBdr/>
-        <w:spacing/>
-        <w:ind/>
-        <w:rPr>
-          <w:highlight w:val="none"/>
-        </w:rPr>
-      </w:pPr>
+        <w:pStyle w:val="888"/>
+        <w:pBdr/>
+        <w:spacing/>
+        <w:ind/>
+        <w:rPr>
+          <w:highlight w:val="none"/>
+        </w:rPr>
+      </w:pPr>
+      <w:r>
+        <w:rPr>
+          <w:highlight w:val="none"/>
+        </w:rPr>
+      </w:r>
       <w:r>
         <w:rPr>
           <w:highlight w:val="none"/>
@@ -3699,14 +4482,19 @@
     </w:p>
     <w:p>
       <w:pPr>
-        <w:pStyle w:val="663"/>
-        <w:pBdr/>
-        <w:spacing/>
-        <w:ind/>
-        <w:rPr>
-          <w:highlight w:val="none"/>
-        </w:rPr>
-      </w:pPr>
+        <w:pStyle w:val="888"/>
+        <w:pBdr/>
+        <w:spacing/>
+        <w:ind w:firstLine="0" w:left="0"/>
+        <w:rPr>
+          <w:highlight w:val="none"/>
+        </w:rPr>
+      </w:pPr>
+      <w:r>
+        <w:rPr>
+          <w:highlight w:val="none"/>
+        </w:rPr>
+      </w:r>
       <w:r>
         <w:rPr>
           <w:highlight w:val="none"/>
@@ -3720,14 +4508,19 @@
     </w:p>
     <w:p>
       <w:pPr>
-        <w:pStyle w:val="663"/>
-        <w:pBdr/>
-        <w:spacing/>
-        <w:ind/>
-        <w:rPr>
-          <w:highlight w:val="none"/>
-        </w:rPr>
-      </w:pPr>
+        <w:pStyle w:val="888"/>
+        <w:pBdr/>
+        <w:spacing/>
+        <w:ind w:firstLine="0" w:left="0"/>
+        <w:rPr>
+          <w:highlight w:val="none"/>
+        </w:rPr>
+      </w:pPr>
+      <w:r>
+        <w:rPr>
+          <w:highlight w:val="none"/>
+        </w:rPr>
+      </w:r>
       <w:r>
         <w:rPr>
           <w:highlight w:val="none"/>
@@ -3741,14 +4534,19 @@
     </w:p>
     <w:p>
       <w:pPr>
-        <w:pStyle w:val="663"/>
-        <w:pBdr/>
-        <w:spacing/>
-        <w:ind/>
-        <w:rPr>
-          <w:highlight w:val="none"/>
-        </w:rPr>
-      </w:pPr>
+        <w:pStyle w:val="888"/>
+        <w:pBdr/>
+        <w:spacing/>
+        <w:ind w:firstLine="0" w:left="0"/>
+        <w:rPr>
+          <w:highlight w:val="none"/>
+        </w:rPr>
+      </w:pPr>
+      <w:r>
+        <w:rPr>
+          <w:highlight w:val="none"/>
+        </w:rPr>
+      </w:r>
       <w:r>
         <w:rPr>
           <w:highlight w:val="none"/>
@@ -3762,14 +4560,19 @@
     </w:p>
     <w:p>
       <w:pPr>
-        <w:pStyle w:val="663"/>
-        <w:pBdr/>
-        <w:spacing/>
-        <w:ind/>
-        <w:rPr>
-          <w:highlight w:val="none"/>
-        </w:rPr>
-      </w:pPr>
+        <w:pStyle w:val="888"/>
+        <w:pBdr/>
+        <w:spacing/>
+        <w:ind w:firstLine="0" w:left="0"/>
+        <w:rPr>
+          <w:highlight w:val="none"/>
+        </w:rPr>
+      </w:pPr>
+      <w:r>
+        <w:rPr>
+          <w:highlight w:val="none"/>
+        </w:rPr>
+      </w:r>
       <w:r>
         <w:rPr>
           <w:highlight w:val="none"/>
@@ -3783,14 +4586,383 @@
     </w:p>
     <w:p>
       <w:pPr>
-        <w:pStyle w:val="663"/>
-        <w:pBdr/>
-        <w:spacing/>
-        <w:ind/>
-        <w:rPr>
-          <w:highlight w:val="none"/>
-        </w:rPr>
-      </w:pPr>
+        <w:pStyle w:val="888"/>
+        <w:pBdr/>
+        <w:spacing/>
+        <w:ind/>
+        <w:rPr>
+          <w:highlight w:val="none"/>
+        </w:rPr>
+      </w:pPr>
+      <w:r>
+        <w:rPr>
+          <w:highlight w:val="none"/>
+        </w:rPr>
+      </w:r>
+      <w:r>
+        <w:rPr>
+          <w:highlight w:val="none"/>
+        </w:rPr>
+      </w:r>
+      <w:r>
+        <w:rPr>
+          <w:highlight w:val="none"/>
+        </w:rPr>
+      </w:r>
+    </w:p>
+    <w:p>
+      <w:pPr>
+        <w:pStyle w:val="888"/>
+        <w:pBdr/>
+        <w:spacing/>
+        <w:ind/>
+        <w:rPr>
+          <w:highlight w:val="none"/>
+        </w:rPr>
+      </w:pPr>
+      <w:r>
+        <w:rPr>
+          <w:highlight w:val="none"/>
+        </w:rPr>
+      </w:r>
+      <w:r>
+        <w:rPr>
+          <w:highlight w:val="none"/>
+        </w:rPr>
+      </w:r>
+      <w:r>
+        <w:rPr>
+          <w:highlight w:val="none"/>
+        </w:rPr>
+      </w:r>
+    </w:p>
+    <w:p>
+      <w:pPr>
+        <w:pStyle w:val="888"/>
+        <w:pBdr/>
+        <w:spacing/>
+        <w:ind/>
+        <w:rPr>
+          <w:highlight w:val="none"/>
+        </w:rPr>
+      </w:pPr>
+      <w:r>
+        <w:rPr>
+          <w:highlight w:val="none"/>
+        </w:rPr>
+      </w:r>
+      <w:r>
+        <w:rPr>
+          <w:highlight w:val="none"/>
+        </w:rPr>
+      </w:r>
+      <w:r>
+        <w:rPr>
+          <w:highlight w:val="none"/>
+        </w:rPr>
+      </w:r>
+    </w:p>
+    <w:p>
+      <w:pPr>
+        <w:pStyle w:val="888"/>
+        <w:pBdr/>
+        <w:spacing/>
+        <w:ind/>
+        <w:rPr>
+          <w:highlight w:val="none"/>
+        </w:rPr>
+      </w:pPr>
+      <w:r>
+        <w:rPr>
+          <w:highlight w:val="none"/>
+        </w:rPr>
+      </w:r>
+      <w:r>
+        <w:rPr>
+          <w:highlight w:val="none"/>
+        </w:rPr>
+      </w:r>
+      <w:r>
+        <w:rPr>
+          <w:highlight w:val="none"/>
+        </w:rPr>
+      </w:r>
+    </w:p>
+    <w:p>
+      <w:pPr>
+        <w:pStyle w:val="888"/>
+        <w:pBdr/>
+        <w:spacing/>
+        <w:ind/>
+        <w:rPr>
+          <w:highlight w:val="none"/>
+        </w:rPr>
+      </w:pPr>
+      <w:r>
+        <w:rPr>
+          <w:highlight w:val="none"/>
+        </w:rPr>
+      </w:r>
+      <w:r>
+        <w:rPr>
+          <w:highlight w:val="none"/>
+        </w:rPr>
+      </w:r>
+      <w:r>
+        <w:rPr>
+          <w:highlight w:val="none"/>
+        </w:rPr>
+      </w:r>
+    </w:p>
+    <w:p>
+      <w:pPr>
+        <w:pStyle w:val="888"/>
+        <w:pBdr/>
+        <w:spacing/>
+        <w:ind/>
+        <w:rPr>
+          <w:highlight w:val="none"/>
+        </w:rPr>
+      </w:pPr>
+      <w:r>
+        <w:rPr>
+          <w:highlight w:val="none"/>
+        </w:rPr>
+      </w:r>
+      <w:r>
+        <w:rPr>
+          <w:highlight w:val="none"/>
+        </w:rPr>
+      </w:r>
+      <w:r>
+        <w:rPr>
+          <w:highlight w:val="none"/>
+        </w:rPr>
+      </w:r>
+    </w:p>
+    <w:p>
+      <w:pPr>
+        <w:pStyle w:val="888"/>
+        <w:pBdr/>
+        <w:spacing/>
+        <w:ind/>
+        <w:rPr>
+          <w:highlight w:val="none"/>
+        </w:rPr>
+      </w:pPr>
+      <w:r>
+        <w:rPr>
+          <w:highlight w:val="none"/>
+        </w:rPr>
+      </w:r>
+      <w:r>
+        <w:rPr>
+          <w:highlight w:val="none"/>
+        </w:rPr>
+      </w:r>
+      <w:r>
+        <w:rPr>
+          <w:highlight w:val="none"/>
+        </w:rPr>
+      </w:r>
+    </w:p>
+    <w:p>
+      <w:pPr>
+        <w:pStyle w:val="888"/>
+        <w:pBdr/>
+        <w:spacing/>
+        <w:ind/>
+        <w:rPr>
+          <w:highlight w:val="none"/>
+        </w:rPr>
+      </w:pPr>
+      <w:r>
+        <w:rPr>
+          <w:highlight w:val="none"/>
+        </w:rPr>
+      </w:r>
+      <w:r>
+        <w:rPr>
+          <w:highlight w:val="none"/>
+        </w:rPr>
+      </w:r>
+      <w:r>
+        <w:rPr>
+          <w:highlight w:val="none"/>
+        </w:rPr>
+      </w:r>
+    </w:p>
+    <w:p>
+      <w:pPr>
+        <w:pStyle w:val="888"/>
+        <w:pBdr/>
+        <w:spacing/>
+        <w:ind/>
+        <w:rPr>
+          <w:highlight w:val="none"/>
+        </w:rPr>
+      </w:pPr>
+      <w:r>
+        <w:rPr>
+          <w:highlight w:val="none"/>
+        </w:rPr>
+      </w:r>
+      <w:r>
+        <w:rPr>
+          <w:highlight w:val="none"/>
+        </w:rPr>
+      </w:r>
+      <w:r>
+        <w:rPr>
+          <w:highlight w:val="none"/>
+        </w:rPr>
+      </w:r>
+    </w:p>
+    <w:p>
+      <w:pPr>
+        <w:pStyle w:val="888"/>
+        <w:pBdr/>
+        <w:spacing/>
+        <w:ind/>
+        <w:rPr>
+          <w:highlight w:val="none"/>
+        </w:rPr>
+      </w:pPr>
+      <w:r>
+        <w:rPr>
+          <w:highlight w:val="none"/>
+        </w:rPr>
+      </w:r>
+      <w:r>
+        <w:rPr>
+          <w:highlight w:val="none"/>
+        </w:rPr>
+      </w:r>
+      <w:r>
+        <w:rPr>
+          <w:highlight w:val="none"/>
+        </w:rPr>
+      </w:r>
+    </w:p>
+    <w:p>
+      <w:pPr>
+        <w:pStyle w:val="888"/>
+        <w:pBdr/>
+        <w:spacing/>
+        <w:ind/>
+        <w:rPr>
+          <w:highlight w:val="none"/>
+        </w:rPr>
+      </w:pPr>
+      <w:r>
+        <w:rPr>
+          <w:highlight w:val="none"/>
+        </w:rPr>
+      </w:r>
+      <w:r>
+        <w:rPr>
+          <w:highlight w:val="none"/>
+        </w:rPr>
+      </w:r>
+      <w:r>
+        <w:rPr>
+          <w:highlight w:val="none"/>
+        </w:rPr>
+      </w:r>
+    </w:p>
+    <w:p>
+      <w:pPr>
+        <w:pStyle w:val="888"/>
+        <w:pBdr/>
+        <w:spacing/>
+        <w:ind/>
+        <w:rPr>
+          <w:highlight w:val="none"/>
+        </w:rPr>
+      </w:pPr>
+      <w:r>
+        <w:rPr>
+          <w:highlight w:val="none"/>
+        </w:rPr>
+      </w:r>
+      <w:r>
+        <w:rPr>
+          <w:highlight w:val="none"/>
+        </w:rPr>
+      </w:r>
+      <w:r>
+        <w:rPr>
+          <w:highlight w:val="none"/>
+        </w:rPr>
+      </w:r>
+    </w:p>
+    <w:p>
+      <w:pPr>
+        <w:pStyle w:val="888"/>
+        <w:pBdr/>
+        <w:spacing/>
+        <w:ind/>
+        <w:rPr>
+          <w:highlight w:val="none"/>
+        </w:rPr>
+      </w:pPr>
+      <w:r>
+        <w:rPr>
+          <w:highlight w:val="none"/>
+        </w:rPr>
+      </w:r>
+      <w:r>
+        <w:rPr>
+          <w:highlight w:val="none"/>
+        </w:rPr>
+      </w:r>
+      <w:r>
+        <w:rPr>
+          <w:highlight w:val="none"/>
+        </w:rPr>
+      </w:r>
+    </w:p>
+    <w:p>
+      <w:pPr>
+        <w:pStyle w:val="888"/>
+        <w:pBdr/>
+        <w:spacing/>
+        <w:ind/>
+        <w:rPr>
+          <w:highlight w:val="none"/>
+        </w:rPr>
+      </w:pPr>
+      <w:r>
+        <w:rPr>
+          <w:highlight w:val="none"/>
+        </w:rPr>
+      </w:r>
+      <w:r>
+        <w:rPr>
+          <w:highlight w:val="none"/>
+        </w:rPr>
+      </w:r>
+      <w:r>
+        <w:rPr>
+          <w:highlight w:val="none"/>
+        </w:rPr>
+      </w:r>
+    </w:p>
+    <w:p>
+      <w:pPr>
+        <w:pStyle w:val="888"/>
+        <w:pBdr/>
+        <w:spacing/>
+        <w:ind/>
+        <w:rPr>
+          <w:highlight w:val="none"/>
+        </w:rPr>
+      </w:pPr>
+      <w:r>
+        <w:rPr>
+          <w:highlight w:val="none"/>
+        </w:rPr>
+      </w:r>
       <w:r>
         <w:rPr>
           <w:highlight w:val="none"/>
@@ -3824,7 +4996,6 @@
         <w:ind/>
         <w:rPr/>
       </w:pPr>
-      <w:r/>
       <w:r>
         <w:separator/>
       </w:r>
@@ -3839,7 +5010,6 @@
         <w:ind/>
         <w:rPr/>
       </w:pPr>
-      <w:r/>
       <w:r>
         <w:continuationSeparator/>
       </w:r>
@@ -3859,7 +5029,6 @@
         <w:ind/>
         <w:rPr/>
       </w:pPr>
-      <w:r/>
       <w:r>
         <w:separator/>
       </w:r>
@@ -3874,7 +5043,6 @@
         <w:ind/>
         <w:rPr/>
       </w:pPr>
-      <w:r/>
       <w:r>
         <w:continuationSeparator/>
       </w:r>
@@ -4309,9 +5477,9 @@
     <w:lsdException w:name="Bibliography" w:uiPriority="37"/>
     <w:lsdException w:name="TOC Heading" w:uiPriority="39" w:qFormat="1"/>
   </w:latentStyles>
-  <w:style w:type="table" w:styleId="11">
+  <w:style w:type="table" w:styleId="701">
     <w:name w:val="Table Grid"/>
-    <w:basedOn w:val="661"/>
+    <w:basedOn w:val="886"/>
     <w:uiPriority w:val="59"/>
     <w:pPr>
       <w:pBdr/>
@@ -4508,9 +5676,9 @@
       </w:tcPr>
     </w:tblStylePr>
   </w:style>
-  <w:style w:type="table" w:styleId="12">
+  <w:style w:type="table" w:styleId="702">
     <w:name w:val="Table Grid Light"/>
-    <w:basedOn w:val="661"/>
+    <w:basedOn w:val="886"/>
     <w:uiPriority w:val="59"/>
     <w:pPr>
       <w:pBdr/>
@@ -4707,9 +5875,9 @@
       </w:tcPr>
     </w:tblStylePr>
   </w:style>
-  <w:style w:type="table" w:styleId="13">
+  <w:style w:type="table" w:styleId="703">
     <w:name w:val="Plain Table 1"/>
-    <w:basedOn w:val="661"/>
+    <w:basedOn w:val="886"/>
     <w:uiPriority w:val="59"/>
     <w:pPr>
       <w:pBdr/>
@@ -4932,9 +6100,9 @@
       </w:tcPr>
     </w:tblStylePr>
   </w:style>
-  <w:style w:type="table" w:styleId="14">
+  <w:style w:type="table" w:styleId="704">
     <w:name w:val="Plain Table 2"/>
-    <w:basedOn w:val="661"/>
+    <w:basedOn w:val="886"/>
     <w:uiPriority w:val="59"/>
     <w:pPr>
       <w:pBdr/>
@@ -5165,9 +6333,9 @@
       </w:tcPr>
     </w:tblStylePr>
   </w:style>
-  <w:style w:type="table" w:styleId="15">
+  <w:style w:type="table" w:styleId="705">
     <w:name w:val="Plain Table 3"/>
-    <w:basedOn w:val="661"/>
+    <w:basedOn w:val="886"/>
     <w:uiPriority w:val="99"/>
     <w:pPr>
       <w:pBdr/>
@@ -5395,9 +6563,9 @@
       </w:tcPr>
     </w:tblStylePr>
   </w:style>
-  <w:style w:type="table" w:styleId="16">
+  <w:style w:type="table" w:styleId="706">
     <w:name w:val="Plain Table 4"/>
-    <w:basedOn w:val="661"/>
+    <w:basedOn w:val="886"/>
     <w:uiPriority w:val="99"/>
     <w:pPr>
       <w:pBdr/>
@@ -5611,9 +6779,9 @@
       </w:tcPr>
     </w:tblStylePr>
   </w:style>
-  <w:style w:type="table" w:styleId="17">
+  <w:style w:type="table" w:styleId="707">
     <w:name w:val="Plain Table 5"/>
-    <w:basedOn w:val="661"/>
+    <w:basedOn w:val="886"/>
     <w:uiPriority w:val="99"/>
     <w:pPr>
       <w:pBdr/>
@@ -5844,9 +7012,9 @@
       </w:tcPr>
     </w:tblStylePr>
   </w:style>
-  <w:style w:type="table" w:styleId="18">
+  <w:style w:type="table" w:styleId="708">
     <w:name w:val="Grid Table 1 Light"/>
-    <w:basedOn w:val="661"/>
+    <w:basedOn w:val="886"/>
     <w:uiPriority w:val="99"/>
     <w:pPr>
       <w:pBdr/>
@@ -6067,9 +7235,9 @@
       </w:tcPr>
     </w:tblStylePr>
   </w:style>
-  <w:style w:type="table" w:styleId="19">
+  <w:style w:type="table" w:styleId="709">
     <w:name w:val="Grid Table 1 Light - Accent 1"/>
-    <w:basedOn w:val="661"/>
+    <w:basedOn w:val="886"/>
     <w:uiPriority w:val="99"/>
     <w:pPr>
       <w:pBdr/>
@@ -6290,9 +7458,9 @@
       </w:tcPr>
     </w:tblStylePr>
   </w:style>
-  <w:style w:type="table" w:styleId="20">
+  <w:style w:type="table" w:styleId="710">
     <w:name w:val="Grid Table 1 Light - Accent 2"/>
-    <w:basedOn w:val="661"/>
+    <w:basedOn w:val="886"/>
     <w:uiPriority w:val="99"/>
     <w:pPr>
       <w:pBdr/>
@@ -6513,9 +7681,9 @@
       </w:tcPr>
     </w:tblStylePr>
   </w:style>
-  <w:style w:type="table" w:styleId="21">
+  <w:style w:type="table" w:styleId="711">
     <w:name w:val="Grid Table 1 Light - Accent 3"/>
-    <w:basedOn w:val="661"/>
+    <w:basedOn w:val="886"/>
     <w:uiPriority w:val="99"/>
     <w:pPr>
       <w:pBdr/>
@@ -6736,9 +7904,9 @@
       </w:tcPr>
     </w:tblStylePr>
   </w:style>
-  <w:style w:type="table" w:styleId="22">
+  <w:style w:type="table" w:styleId="712">
     <w:name w:val="Grid Table 1 Light - Accent 4"/>
-    <w:basedOn w:val="661"/>
+    <w:basedOn w:val="886"/>
     <w:uiPriority w:val="99"/>
     <w:pPr>
       <w:pBdr/>
@@ -6959,9 +8127,9 @@
       </w:tcPr>
     </w:tblStylePr>
   </w:style>
-  <w:style w:type="table" w:styleId="23">
+  <w:style w:type="table" w:styleId="713">
     <w:name w:val="Grid Table 1 Light - Accent 5"/>
-    <w:basedOn w:val="661"/>
+    <w:basedOn w:val="886"/>
     <w:uiPriority w:val="99"/>
     <w:pPr>
       <w:pBdr/>
@@ -7182,9 +8350,9 @@
       </w:tcPr>
     </w:tblStylePr>
   </w:style>
-  <w:style w:type="table" w:styleId="24">
+  <w:style w:type="table" w:styleId="714">
     <w:name w:val="Grid Table 1 Light - Accent 6"/>
-    <w:basedOn w:val="661"/>
+    <w:basedOn w:val="886"/>
     <w:uiPriority w:val="99"/>
     <w:pPr>
       <w:pBdr/>
@@ -7405,9 +8573,9 @@
       </w:tcPr>
     </w:tblStylePr>
   </w:style>
-  <w:style w:type="table" w:styleId="25">
+  <w:style w:type="table" w:styleId="715">
     <w:name w:val="Grid Table 2"/>
-    <w:basedOn w:val="661"/>
+    <w:basedOn w:val="886"/>
     <w:uiPriority w:val="99"/>
     <w:pPr>
       <w:pBdr/>
@@ -7637,9 +8805,9 @@
       </w:tcPr>
     </w:tblStylePr>
   </w:style>
-  <w:style w:type="table" w:styleId="26">
+  <w:style w:type="table" w:styleId="716">
     <w:name w:val="Grid Table 2 - Accent 1"/>
-    <w:basedOn w:val="661"/>
+    <w:basedOn w:val="886"/>
     <w:uiPriority w:val="99"/>
     <w:pPr>
       <w:pBdr/>
@@ -7869,9 +9037,9 @@
       </w:tcPr>
     </w:tblStylePr>
   </w:style>
-  <w:style w:type="table" w:styleId="27">
+  <w:style w:type="table" w:styleId="717">
     <w:name w:val="Grid Table 2 - Accent 2"/>
-    <w:basedOn w:val="661"/>
+    <w:basedOn w:val="886"/>
     <w:uiPriority w:val="99"/>
     <w:pPr>
       <w:pBdr/>
@@ -8101,9 +9269,9 @@
       </w:tcPr>
     </w:tblStylePr>
   </w:style>
-  <w:style w:type="table" w:styleId="28">
+  <w:style w:type="table" w:styleId="718">
     <w:name w:val="Grid Table 2 - Accent 3"/>
-    <w:basedOn w:val="661"/>
+    <w:basedOn w:val="886"/>
     <w:uiPriority w:val="99"/>
     <w:pPr>
       <w:pBdr/>
@@ -8333,9 +9501,9 @@
       </w:tcPr>
     </w:tblStylePr>
   </w:style>
-  <w:style w:type="table" w:styleId="29">
+  <w:style w:type="table" w:styleId="719">
     <w:name w:val="Grid Table 2 - Accent 4"/>
-    <w:basedOn w:val="661"/>
+    <w:basedOn w:val="886"/>
     <w:uiPriority w:val="99"/>
     <w:pPr>
       <w:pBdr/>
@@ -8565,9 +9733,9 @@
       </w:tcPr>
     </w:tblStylePr>
   </w:style>
-  <w:style w:type="table" w:styleId="30">
+  <w:style w:type="table" w:styleId="720">
     <w:name w:val="Grid Table 2 - Accent 5"/>
-    <w:basedOn w:val="661"/>
+    <w:basedOn w:val="886"/>
     <w:uiPriority w:val="99"/>
     <w:pPr>
       <w:pBdr/>
@@ -8797,9 +9965,9 @@
       </w:tcPr>
     </w:tblStylePr>
   </w:style>
-  <w:style w:type="table" w:styleId="31">
+  <w:style w:type="table" w:styleId="721">
     <w:name w:val="Grid Table 2 - Accent 6"/>
-    <w:basedOn w:val="661"/>
+    <w:basedOn w:val="886"/>
     <w:uiPriority w:val="99"/>
     <w:pPr>
       <w:pBdr/>
@@ -9029,9 +10197,9 @@
       </w:tcPr>
     </w:tblStylePr>
   </w:style>
-  <w:style w:type="table" w:styleId="32">
+  <w:style w:type="table" w:styleId="722">
     <w:name w:val="Grid Table 3"/>
-    <w:basedOn w:val="661"/>
+    <w:basedOn w:val="886"/>
     <w:uiPriority w:val="99"/>
     <w:pPr>
       <w:pBdr/>
@@ -9130,29 +10298,6 @@
         <w:tblBorders/>
       </w:tblPr>
       <w:tcPr>
-        <w:shd w:color="ffffff"/>
-        <w:tcBorders>
-          <w:top w:val="none" w:color="000000" w:sz="4" w:space="0"/>
-          <w:left w:val="none" w:color="000000" w:sz="4" w:space="0"/>
-          <w:bottom w:val="none" w:color="000000" w:sz="4" w:space="0"/>
-          <w:right w:val="none" w:color="000000" w:sz="4" w:space="0"/>
-        </w:tcBorders>
-      </w:tcPr>
-    </w:tblStylePr>
-    <w:tblStylePr w:type="firstRow">
-      <w:rPr>
-        <w:b/>
-        <w:color w:val="404040"/>
-      </w:rPr>
-      <w:pPr>
-        <w:pBdr/>
-        <w:spacing/>
-        <w:ind/>
-      </w:pPr>
-      <w:tblPr>
-        <w:tblBorders/>
-      </w:tblPr>
-      <w:tcPr>
         <w:shd w:val="clear" w:color="ffffff"/>
         <w:tcBorders>
           <w:top w:val="none" w:color="000000" w:sz="4" w:space="0"/>
@@ -9162,30 +10307,7 @@
         </w:tcBorders>
       </w:tcPr>
     </w:tblStylePr>
-    <w:tblStylePr w:type="lastCol">
-      <w:rPr>
-        <w:i/>
-        <w:color w:val="404040"/>
-      </w:rPr>
-      <w:pPr>
-        <w:pBdr/>
-        <w:spacing/>
-        <w:ind/>
-      </w:pPr>
-      <w:tblPr>
-        <w:tblBorders/>
-      </w:tblPr>
-      <w:tcPr>
-        <w:shd w:color="ffffff"/>
-        <w:tcBorders>
-          <w:top w:val="none" w:color="000000" w:sz="4" w:space="0"/>
-          <w:left w:val="none" w:color="000000" w:sz="4" w:space="0"/>
-          <w:bottom w:val="none" w:color="000000" w:sz="4" w:space="0"/>
-          <w:right w:val="none" w:color="000000" w:sz="4" w:space="0"/>
-        </w:tcBorders>
-      </w:tcPr>
-    </w:tblStylePr>
-    <w:tblStylePr w:type="lastRow">
+    <w:tblStylePr w:type="firstRow">
       <w:rPr>
         <w:b/>
         <w:color w:val="404040"/>
@@ -9208,6 +10330,52 @@
         </w:tcBorders>
       </w:tcPr>
     </w:tblStylePr>
+    <w:tblStylePr w:type="lastCol">
+      <w:rPr>
+        <w:i/>
+        <w:color w:val="404040"/>
+      </w:rPr>
+      <w:pPr>
+        <w:pBdr/>
+        <w:spacing/>
+        <w:ind/>
+      </w:pPr>
+      <w:tblPr>
+        <w:tblBorders/>
+      </w:tblPr>
+      <w:tcPr>
+        <w:shd w:val="clear" w:color="ffffff"/>
+        <w:tcBorders>
+          <w:top w:val="none" w:color="000000" w:sz="4" w:space="0"/>
+          <w:left w:val="none" w:color="000000" w:sz="4" w:space="0"/>
+          <w:bottom w:val="none" w:color="000000" w:sz="4" w:space="0"/>
+          <w:right w:val="none" w:color="000000" w:sz="4" w:space="0"/>
+        </w:tcBorders>
+      </w:tcPr>
+    </w:tblStylePr>
+    <w:tblStylePr w:type="lastRow">
+      <w:rPr>
+        <w:b/>
+        <w:color w:val="404040"/>
+      </w:rPr>
+      <w:pPr>
+        <w:pBdr/>
+        <w:spacing/>
+        <w:ind/>
+      </w:pPr>
+      <w:tblPr>
+        <w:tblBorders/>
+      </w:tblPr>
+      <w:tcPr>
+        <w:shd w:val="clear" w:color="ffffff"/>
+        <w:tcBorders>
+          <w:top w:val="none" w:color="000000" w:sz="4" w:space="0"/>
+          <w:left w:val="none" w:color="000000" w:sz="4" w:space="0"/>
+          <w:bottom w:val="none" w:color="000000" w:sz="4" w:space="0"/>
+          <w:right w:val="none" w:color="000000" w:sz="4" w:space="0"/>
+        </w:tcBorders>
+      </w:tcPr>
+    </w:tblStylePr>
     <w:tblStylePr w:type="nwCell">
       <w:pPr>
         <w:pBdr/>
@@ -9274,9 +10442,9 @@
       </w:tcPr>
     </w:tblStylePr>
   </w:style>
-  <w:style w:type="table" w:styleId="33">
+  <w:style w:type="table" w:styleId="723">
     <w:name w:val="Grid Table 3 - Accent 1"/>
-    <w:basedOn w:val="661"/>
+    <w:basedOn w:val="886"/>
     <w:uiPriority w:val="99"/>
     <w:pPr>
       <w:pBdr/>
@@ -9375,29 +10543,6 @@
         <w:tblBorders/>
       </w:tblPr>
       <w:tcPr>
-        <w:shd w:color="ffffff"/>
-        <w:tcBorders>
-          <w:top w:val="none" w:color="000000" w:sz="4" w:space="0"/>
-          <w:left w:val="none" w:color="000000" w:sz="4" w:space="0"/>
-          <w:bottom w:val="none" w:color="000000" w:sz="4" w:space="0"/>
-          <w:right w:val="none" w:color="000000" w:sz="4" w:space="0"/>
-        </w:tcBorders>
-      </w:tcPr>
-    </w:tblStylePr>
-    <w:tblStylePr w:type="firstRow">
-      <w:rPr>
-        <w:b/>
-        <w:color w:val="404040"/>
-      </w:rPr>
-      <w:pPr>
-        <w:pBdr/>
-        <w:spacing/>
-        <w:ind/>
-      </w:pPr>
-      <w:tblPr>
-        <w:tblBorders/>
-      </w:tblPr>
-      <w:tcPr>
         <w:shd w:val="clear" w:color="ffffff"/>
         <w:tcBorders>
           <w:top w:val="none" w:color="000000" w:sz="4" w:space="0"/>
@@ -9407,30 +10552,7 @@
         </w:tcBorders>
       </w:tcPr>
     </w:tblStylePr>
-    <w:tblStylePr w:type="lastCol">
-      <w:rPr>
-        <w:i/>
-        <w:color w:val="404040"/>
-      </w:rPr>
-      <w:pPr>
-        <w:pBdr/>
-        <w:spacing/>
-        <w:ind/>
-      </w:pPr>
-      <w:tblPr>
-        <w:tblBorders/>
-      </w:tblPr>
-      <w:tcPr>
-        <w:shd w:color="ffffff"/>
-        <w:tcBorders>
-          <w:top w:val="none" w:color="000000" w:sz="4" w:space="0"/>
-          <w:left w:val="none" w:color="000000" w:sz="4" w:space="0"/>
-          <w:bottom w:val="none" w:color="000000" w:sz="4" w:space="0"/>
-          <w:right w:val="none" w:color="000000" w:sz="4" w:space="0"/>
-        </w:tcBorders>
-      </w:tcPr>
-    </w:tblStylePr>
-    <w:tblStylePr w:type="lastRow">
+    <w:tblStylePr w:type="firstRow">
       <w:rPr>
         <w:b/>
         <w:color w:val="404040"/>
@@ -9453,6 +10575,52 @@
         </w:tcBorders>
       </w:tcPr>
     </w:tblStylePr>
+    <w:tblStylePr w:type="lastCol">
+      <w:rPr>
+        <w:i/>
+        <w:color w:val="404040"/>
+      </w:rPr>
+      <w:pPr>
+        <w:pBdr/>
+        <w:spacing/>
+        <w:ind/>
+      </w:pPr>
+      <w:tblPr>
+        <w:tblBorders/>
+      </w:tblPr>
+      <w:tcPr>
+        <w:shd w:val="clear" w:color="ffffff"/>
+        <w:tcBorders>
+          <w:top w:val="none" w:color="000000" w:sz="4" w:space="0"/>
+          <w:left w:val="none" w:color="000000" w:sz="4" w:space="0"/>
+          <w:bottom w:val="none" w:color="000000" w:sz="4" w:space="0"/>
+          <w:right w:val="none" w:color="000000" w:sz="4" w:space="0"/>
+        </w:tcBorders>
+      </w:tcPr>
+    </w:tblStylePr>
+    <w:tblStylePr w:type="lastRow">
+      <w:rPr>
+        <w:b/>
+        <w:color w:val="404040"/>
+      </w:rPr>
+      <w:pPr>
+        <w:pBdr/>
+        <w:spacing/>
+        <w:ind/>
+      </w:pPr>
+      <w:tblPr>
+        <w:tblBorders/>
+      </w:tblPr>
+      <w:tcPr>
+        <w:shd w:val="clear" w:color="ffffff"/>
+        <w:tcBorders>
+          <w:top w:val="none" w:color="000000" w:sz="4" w:space="0"/>
+          <w:left w:val="none" w:color="000000" w:sz="4" w:space="0"/>
+          <w:bottom w:val="none" w:color="000000" w:sz="4" w:space="0"/>
+          <w:right w:val="none" w:color="000000" w:sz="4" w:space="0"/>
+        </w:tcBorders>
+      </w:tcPr>
+    </w:tblStylePr>
     <w:tblStylePr w:type="nwCell">
       <w:pPr>
         <w:pBdr/>
@@ -9519,9 +10687,9 @@
       </w:tcPr>
     </w:tblStylePr>
   </w:style>
-  <w:style w:type="table" w:styleId="34">
+  <w:style w:type="table" w:styleId="724">
     <w:name w:val="Grid Table 3 - Accent 2"/>
-    <w:basedOn w:val="661"/>
+    <w:basedOn w:val="886"/>
     <w:uiPriority w:val="99"/>
     <w:pPr>
       <w:pBdr/>
@@ -9620,29 +10788,6 @@
         <w:tblBorders/>
       </w:tblPr>
       <w:tcPr>
-        <w:shd w:color="ffffff"/>
-        <w:tcBorders>
-          <w:top w:val="none" w:color="000000" w:sz="4" w:space="0"/>
-          <w:left w:val="none" w:color="000000" w:sz="4" w:space="0"/>
-          <w:bottom w:val="none" w:color="000000" w:sz="4" w:space="0"/>
-          <w:right w:val="none" w:color="000000" w:sz="4" w:space="0"/>
-        </w:tcBorders>
-      </w:tcPr>
-    </w:tblStylePr>
-    <w:tblStylePr w:type="firstRow">
-      <w:rPr>
-        <w:b/>
-        <w:color w:val="404040"/>
-      </w:rPr>
-      <w:pPr>
-        <w:pBdr/>
-        <w:spacing/>
-        <w:ind/>
-      </w:pPr>
-      <w:tblPr>
-        <w:tblBorders/>
-      </w:tblPr>
-      <w:tcPr>
         <w:shd w:val="clear" w:color="ffffff"/>
         <w:tcBorders>
           <w:top w:val="none" w:color="000000" w:sz="4" w:space="0"/>
@@ -9652,30 +10797,7 @@
         </w:tcBorders>
       </w:tcPr>
     </w:tblStylePr>
-    <w:tblStylePr w:type="lastCol">
-      <w:rPr>
-        <w:i/>
-        <w:color w:val="404040"/>
-      </w:rPr>
-      <w:pPr>
-        <w:pBdr/>
-        <w:spacing/>
-        <w:ind/>
-      </w:pPr>
-      <w:tblPr>
-        <w:tblBorders/>
-      </w:tblPr>
-      <w:tcPr>
-        <w:shd w:color="ffffff"/>
-        <w:tcBorders>
-          <w:top w:val="none" w:color="000000" w:sz="4" w:space="0"/>
-          <w:left w:val="none" w:color="000000" w:sz="4" w:space="0"/>
-          <w:bottom w:val="none" w:color="000000" w:sz="4" w:space="0"/>
-          <w:right w:val="none" w:color="000000" w:sz="4" w:space="0"/>
-        </w:tcBorders>
-      </w:tcPr>
-    </w:tblStylePr>
-    <w:tblStylePr w:type="lastRow">
+    <w:tblStylePr w:type="firstRow">
       <w:rPr>
         <w:b/>
         <w:color w:val="404040"/>
@@ -9698,6 +10820,52 @@
         </w:tcBorders>
       </w:tcPr>
     </w:tblStylePr>
+    <w:tblStylePr w:type="lastCol">
+      <w:rPr>
+        <w:i/>
+        <w:color w:val="404040"/>
+      </w:rPr>
+      <w:pPr>
+        <w:pBdr/>
+        <w:spacing/>
+        <w:ind/>
+      </w:pPr>
+      <w:tblPr>
+        <w:tblBorders/>
+      </w:tblPr>
+      <w:tcPr>
+        <w:shd w:val="clear" w:color="ffffff"/>
+        <w:tcBorders>
+          <w:top w:val="none" w:color="000000" w:sz="4" w:space="0"/>
+          <w:left w:val="none" w:color="000000" w:sz="4" w:space="0"/>
+          <w:bottom w:val="none" w:color="000000" w:sz="4" w:space="0"/>
+          <w:right w:val="none" w:color="000000" w:sz="4" w:space="0"/>
+        </w:tcBorders>
+      </w:tcPr>
+    </w:tblStylePr>
+    <w:tblStylePr w:type="lastRow">
+      <w:rPr>
+        <w:b/>
+        <w:color w:val="404040"/>
+      </w:rPr>
+      <w:pPr>
+        <w:pBdr/>
+        <w:spacing/>
+        <w:ind/>
+      </w:pPr>
+      <w:tblPr>
+        <w:tblBorders/>
+      </w:tblPr>
+      <w:tcPr>
+        <w:shd w:val="clear" w:color="ffffff"/>
+        <w:tcBorders>
+          <w:top w:val="none" w:color="000000" w:sz="4" w:space="0"/>
+          <w:left w:val="none" w:color="000000" w:sz="4" w:space="0"/>
+          <w:bottom w:val="none" w:color="000000" w:sz="4" w:space="0"/>
+          <w:right w:val="none" w:color="000000" w:sz="4" w:space="0"/>
+        </w:tcBorders>
+      </w:tcPr>
+    </w:tblStylePr>
     <w:tblStylePr w:type="nwCell">
       <w:pPr>
         <w:pBdr/>
@@ -9764,9 +10932,9 @@
       </w:tcPr>
     </w:tblStylePr>
   </w:style>
-  <w:style w:type="table" w:styleId="35">
+  <w:style w:type="table" w:styleId="725">
     <w:name w:val="Grid Table 3 - Accent 3"/>
-    <w:basedOn w:val="661"/>
+    <w:basedOn w:val="886"/>
     <w:uiPriority w:val="99"/>
     <w:pPr>
       <w:pBdr/>
@@ -9865,29 +11033,6 @@
         <w:tblBorders/>
       </w:tblPr>
       <w:tcPr>
-        <w:shd w:color="ffffff"/>
-        <w:tcBorders>
-          <w:top w:val="none" w:color="000000" w:sz="4" w:space="0"/>
-          <w:left w:val="none" w:color="000000" w:sz="4" w:space="0"/>
-          <w:bottom w:val="none" w:color="000000" w:sz="4" w:space="0"/>
-          <w:right w:val="none" w:color="000000" w:sz="4" w:space="0"/>
-        </w:tcBorders>
-      </w:tcPr>
-    </w:tblStylePr>
-    <w:tblStylePr w:type="firstRow">
-      <w:rPr>
-        <w:b/>
-        <w:color w:val="404040"/>
-      </w:rPr>
-      <w:pPr>
-        <w:pBdr/>
-        <w:spacing/>
-        <w:ind/>
-      </w:pPr>
-      <w:tblPr>
-        <w:tblBorders/>
-      </w:tblPr>
-      <w:tcPr>
         <w:shd w:val="clear" w:color="ffffff"/>
         <w:tcBorders>
           <w:top w:val="none" w:color="000000" w:sz="4" w:space="0"/>
@@ -9897,30 +11042,7 @@
         </w:tcBorders>
       </w:tcPr>
     </w:tblStylePr>
-    <w:tblStylePr w:type="lastCol">
-      <w:rPr>
-        <w:i/>
-        <w:color w:val="404040"/>
-      </w:rPr>
-      <w:pPr>
-        <w:pBdr/>
-        <w:spacing/>
-        <w:ind/>
-      </w:pPr>
-      <w:tblPr>
-        <w:tblBorders/>
-      </w:tblPr>
-      <w:tcPr>
-        <w:shd w:color="ffffff"/>
-        <w:tcBorders>
-          <w:top w:val="none" w:color="000000" w:sz="4" w:space="0"/>
-          <w:left w:val="none" w:color="000000" w:sz="4" w:space="0"/>
-          <w:bottom w:val="none" w:color="000000" w:sz="4" w:space="0"/>
-          <w:right w:val="none" w:color="000000" w:sz="4" w:space="0"/>
-        </w:tcBorders>
-      </w:tcPr>
-    </w:tblStylePr>
-    <w:tblStylePr w:type="lastRow">
+    <w:tblStylePr w:type="firstRow">
       <w:rPr>
         <w:b/>
         <w:color w:val="404040"/>
@@ -9943,6 +11065,52 @@
         </w:tcBorders>
       </w:tcPr>
     </w:tblStylePr>
+    <w:tblStylePr w:type="lastCol">
+      <w:rPr>
+        <w:i/>
+        <w:color w:val="404040"/>
+      </w:rPr>
+      <w:pPr>
+        <w:pBdr/>
+        <w:spacing/>
+        <w:ind/>
+      </w:pPr>
+      <w:tblPr>
+        <w:tblBorders/>
+      </w:tblPr>
+      <w:tcPr>
+        <w:shd w:val="clear" w:color="ffffff"/>
+        <w:tcBorders>
+          <w:top w:val="none" w:color="000000" w:sz="4" w:space="0"/>
+          <w:left w:val="none" w:color="000000" w:sz="4" w:space="0"/>
+          <w:bottom w:val="none" w:color="000000" w:sz="4" w:space="0"/>
+          <w:right w:val="none" w:color="000000" w:sz="4" w:space="0"/>
+        </w:tcBorders>
+      </w:tcPr>
+    </w:tblStylePr>
+    <w:tblStylePr w:type="lastRow">
+      <w:rPr>
+        <w:b/>
+        <w:color w:val="404040"/>
+      </w:rPr>
+      <w:pPr>
+        <w:pBdr/>
+        <w:spacing/>
+        <w:ind/>
+      </w:pPr>
+      <w:tblPr>
+        <w:tblBorders/>
+      </w:tblPr>
+      <w:tcPr>
+        <w:shd w:val="clear" w:color="ffffff"/>
+        <w:tcBorders>
+          <w:top w:val="none" w:color="000000" w:sz="4" w:space="0"/>
+          <w:left w:val="none" w:color="000000" w:sz="4" w:space="0"/>
+          <w:bottom w:val="none" w:color="000000" w:sz="4" w:space="0"/>
+          <w:right w:val="none" w:color="000000" w:sz="4" w:space="0"/>
+        </w:tcBorders>
+      </w:tcPr>
+    </w:tblStylePr>
     <w:tblStylePr w:type="nwCell">
       <w:pPr>
         <w:pBdr/>
@@ -10009,9 +11177,9 @@
       </w:tcPr>
     </w:tblStylePr>
   </w:style>
-  <w:style w:type="table" w:styleId="36">
+  <w:style w:type="table" w:styleId="726">
     <w:name w:val="Grid Table 3 - Accent 4"/>
-    <w:basedOn w:val="661"/>
+    <w:basedOn w:val="886"/>
     <w:uiPriority w:val="99"/>
     <w:pPr>
       <w:pBdr/>
@@ -10110,29 +11278,6 @@
         <w:tblBorders/>
       </w:tblPr>
       <w:tcPr>
-        <w:shd w:color="ffffff"/>
-        <w:tcBorders>
-          <w:top w:val="none" w:color="000000" w:sz="4" w:space="0"/>
-          <w:left w:val="none" w:color="000000" w:sz="4" w:space="0"/>
-          <w:bottom w:val="none" w:color="000000" w:sz="4" w:space="0"/>
-          <w:right w:val="none" w:color="000000" w:sz="4" w:space="0"/>
-        </w:tcBorders>
-      </w:tcPr>
-    </w:tblStylePr>
-    <w:tblStylePr w:type="firstRow">
-      <w:rPr>
-        <w:b/>
-        <w:color w:val="404040"/>
-      </w:rPr>
-      <w:pPr>
-        <w:pBdr/>
-        <w:spacing/>
-        <w:ind/>
-      </w:pPr>
-      <w:tblPr>
-        <w:tblBorders/>
-      </w:tblPr>
-      <w:tcPr>
         <w:shd w:val="clear" w:color="ffffff"/>
         <w:tcBorders>
           <w:top w:val="none" w:color="000000" w:sz="4" w:space="0"/>
@@ -10142,30 +11287,7 @@
         </w:tcBorders>
       </w:tcPr>
     </w:tblStylePr>
-    <w:tblStylePr w:type="lastCol">
-      <w:rPr>
-        <w:i/>
-        <w:color w:val="404040"/>
-      </w:rPr>
-      <w:pPr>
-        <w:pBdr/>
-        <w:spacing/>
-        <w:ind/>
-      </w:pPr>
-      <w:tblPr>
-        <w:tblBorders/>
-      </w:tblPr>
-      <w:tcPr>
-        <w:shd w:color="ffffff"/>
-        <w:tcBorders>
-          <w:top w:val="none" w:color="000000" w:sz="4" w:space="0"/>
-          <w:left w:val="none" w:color="000000" w:sz="4" w:space="0"/>
-          <w:bottom w:val="none" w:color="000000" w:sz="4" w:space="0"/>
-          <w:right w:val="none" w:color="000000" w:sz="4" w:space="0"/>
-        </w:tcBorders>
-      </w:tcPr>
-    </w:tblStylePr>
-    <w:tblStylePr w:type="lastRow">
+    <w:tblStylePr w:type="firstRow">
       <w:rPr>
         <w:b/>
         <w:color w:val="404040"/>
@@ -10188,6 +11310,52 @@
         </w:tcBorders>
       </w:tcPr>
     </w:tblStylePr>
+    <w:tblStylePr w:type="lastCol">
+      <w:rPr>
+        <w:i/>
+        <w:color w:val="404040"/>
+      </w:rPr>
+      <w:pPr>
+        <w:pBdr/>
+        <w:spacing/>
+        <w:ind/>
+      </w:pPr>
+      <w:tblPr>
+        <w:tblBorders/>
+      </w:tblPr>
+      <w:tcPr>
+        <w:shd w:val="clear" w:color="ffffff"/>
+        <w:tcBorders>
+          <w:top w:val="none" w:color="000000" w:sz="4" w:space="0"/>
+          <w:left w:val="none" w:color="000000" w:sz="4" w:space="0"/>
+          <w:bottom w:val="none" w:color="000000" w:sz="4" w:space="0"/>
+          <w:right w:val="none" w:color="000000" w:sz="4" w:space="0"/>
+        </w:tcBorders>
+      </w:tcPr>
+    </w:tblStylePr>
+    <w:tblStylePr w:type="lastRow">
+      <w:rPr>
+        <w:b/>
+        <w:color w:val="404040"/>
+      </w:rPr>
+      <w:pPr>
+        <w:pBdr/>
+        <w:spacing/>
+        <w:ind/>
+      </w:pPr>
+      <w:tblPr>
+        <w:tblBorders/>
+      </w:tblPr>
+      <w:tcPr>
+        <w:shd w:val="clear" w:color="ffffff"/>
+        <w:tcBorders>
+          <w:top w:val="none" w:color="000000" w:sz="4" w:space="0"/>
+          <w:left w:val="none" w:color="000000" w:sz="4" w:space="0"/>
+          <w:bottom w:val="none" w:color="000000" w:sz="4" w:space="0"/>
+          <w:right w:val="none" w:color="000000" w:sz="4" w:space="0"/>
+        </w:tcBorders>
+      </w:tcPr>
+    </w:tblStylePr>
     <w:tblStylePr w:type="nwCell">
       <w:pPr>
         <w:pBdr/>
@@ -10254,9 +11422,9 @@
       </w:tcPr>
     </w:tblStylePr>
   </w:style>
-  <w:style w:type="table" w:styleId="37">
+  <w:style w:type="table" w:styleId="727">
     <w:name w:val="Grid Table 3 - Accent 5"/>
-    <w:basedOn w:val="661"/>
+    <w:basedOn w:val="886"/>
     <w:uiPriority w:val="99"/>
     <w:pPr>
       <w:pBdr/>
@@ -10355,29 +11523,6 @@
         <w:tblBorders/>
       </w:tblPr>
       <w:tcPr>
-        <w:shd w:color="ffffff"/>
-        <w:tcBorders>
-          <w:top w:val="none" w:color="000000" w:sz="4" w:space="0"/>
-          <w:left w:val="none" w:color="000000" w:sz="4" w:space="0"/>
-          <w:bottom w:val="none" w:color="000000" w:sz="4" w:space="0"/>
-          <w:right w:val="none" w:color="000000" w:sz="4" w:space="0"/>
-        </w:tcBorders>
-      </w:tcPr>
-    </w:tblStylePr>
-    <w:tblStylePr w:type="firstRow">
-      <w:rPr>
-        <w:b/>
-        <w:color w:val="404040"/>
-      </w:rPr>
-      <w:pPr>
-        <w:pBdr/>
-        <w:spacing/>
-        <w:ind/>
-      </w:pPr>
-      <w:tblPr>
-        <w:tblBorders/>
-      </w:tblPr>
-      <w:tcPr>
         <w:shd w:val="clear" w:color="ffffff"/>
         <w:tcBorders>
           <w:top w:val="none" w:color="000000" w:sz="4" w:space="0"/>
@@ -10387,30 +11532,7 @@
         </w:tcBorders>
       </w:tcPr>
     </w:tblStylePr>
-    <w:tblStylePr w:type="lastCol">
-      <w:rPr>
-        <w:i/>
-        <w:color w:val="404040"/>
-      </w:rPr>
-      <w:pPr>
-        <w:pBdr/>
-        <w:spacing/>
-        <w:ind/>
-      </w:pPr>
-      <w:tblPr>
-        <w:tblBorders/>
-      </w:tblPr>
-      <w:tcPr>
-        <w:shd w:color="ffffff"/>
-        <w:tcBorders>
-          <w:top w:val="none" w:color="000000" w:sz="4" w:space="0"/>
-          <w:left w:val="none" w:color="000000" w:sz="4" w:space="0"/>
-          <w:bottom w:val="none" w:color="000000" w:sz="4" w:space="0"/>
-          <w:right w:val="none" w:color="000000" w:sz="4" w:space="0"/>
-        </w:tcBorders>
-      </w:tcPr>
-    </w:tblStylePr>
-    <w:tblStylePr w:type="lastRow">
+    <w:tblStylePr w:type="firstRow">
       <w:rPr>
         <w:b/>
         <w:color w:val="404040"/>
@@ -10433,6 +11555,52 @@
         </w:tcBorders>
       </w:tcPr>
     </w:tblStylePr>
+    <w:tblStylePr w:type="lastCol">
+      <w:rPr>
+        <w:i/>
+        <w:color w:val="404040"/>
+      </w:rPr>
+      <w:pPr>
+        <w:pBdr/>
+        <w:spacing/>
+        <w:ind/>
+      </w:pPr>
+      <w:tblPr>
+        <w:tblBorders/>
+      </w:tblPr>
+      <w:tcPr>
+        <w:shd w:val="clear" w:color="ffffff"/>
+        <w:tcBorders>
+          <w:top w:val="none" w:color="000000" w:sz="4" w:space="0"/>
+          <w:left w:val="none" w:color="000000" w:sz="4" w:space="0"/>
+          <w:bottom w:val="none" w:color="000000" w:sz="4" w:space="0"/>
+          <w:right w:val="none" w:color="000000" w:sz="4" w:space="0"/>
+        </w:tcBorders>
+      </w:tcPr>
+    </w:tblStylePr>
+    <w:tblStylePr w:type="lastRow">
+      <w:rPr>
+        <w:b/>
+        <w:color w:val="404040"/>
+      </w:rPr>
+      <w:pPr>
+        <w:pBdr/>
+        <w:spacing/>
+        <w:ind/>
+      </w:pPr>
+      <w:tblPr>
+        <w:tblBorders/>
+      </w:tblPr>
+      <w:tcPr>
+        <w:shd w:val="clear" w:color="ffffff"/>
+        <w:tcBorders>
+          <w:top w:val="none" w:color="000000" w:sz="4" w:space="0"/>
+          <w:left w:val="none" w:color="000000" w:sz="4" w:space="0"/>
+          <w:bottom w:val="none" w:color="000000" w:sz="4" w:space="0"/>
+          <w:right w:val="none" w:color="000000" w:sz="4" w:space="0"/>
+        </w:tcBorders>
+      </w:tcPr>
+    </w:tblStylePr>
     <w:tblStylePr w:type="nwCell">
       <w:pPr>
         <w:pBdr/>
@@ -10499,9 +11667,9 @@
       </w:tcPr>
     </w:tblStylePr>
   </w:style>
-  <w:style w:type="table" w:styleId="38">
+  <w:style w:type="table" w:styleId="728">
     <w:name w:val="Grid Table 3 - Accent 6"/>
-    <w:basedOn w:val="661"/>
+    <w:basedOn w:val="886"/>
     <w:uiPriority w:val="99"/>
     <w:pPr>
       <w:pBdr/>
@@ -10600,29 +11768,6 @@
         <w:tblBorders/>
       </w:tblPr>
       <w:tcPr>
-        <w:shd w:color="ffffff"/>
-        <w:tcBorders>
-          <w:top w:val="none" w:color="000000" w:sz="4" w:space="0"/>
-          <w:left w:val="none" w:color="000000" w:sz="4" w:space="0"/>
-          <w:bottom w:val="none" w:color="000000" w:sz="4" w:space="0"/>
-          <w:right w:val="none" w:color="000000" w:sz="4" w:space="0"/>
-        </w:tcBorders>
-      </w:tcPr>
-    </w:tblStylePr>
-    <w:tblStylePr w:type="firstRow">
-      <w:rPr>
-        <w:b/>
-        <w:color w:val="404040"/>
-      </w:rPr>
-      <w:pPr>
-        <w:pBdr/>
-        <w:spacing/>
-        <w:ind/>
-      </w:pPr>
-      <w:tblPr>
-        <w:tblBorders/>
-      </w:tblPr>
-      <w:tcPr>
         <w:shd w:val="clear" w:color="ffffff"/>
         <w:tcBorders>
           <w:top w:val="none" w:color="000000" w:sz="4" w:space="0"/>
@@ -10632,30 +11777,7 @@
         </w:tcBorders>
       </w:tcPr>
     </w:tblStylePr>
-    <w:tblStylePr w:type="lastCol">
-      <w:rPr>
-        <w:i/>
-        <w:color w:val="404040"/>
-      </w:rPr>
-      <w:pPr>
-        <w:pBdr/>
-        <w:spacing/>
-        <w:ind/>
-      </w:pPr>
-      <w:tblPr>
-        <w:tblBorders/>
-      </w:tblPr>
-      <w:tcPr>
-        <w:shd w:color="ffffff"/>
-        <w:tcBorders>
-          <w:top w:val="none" w:color="000000" w:sz="4" w:space="0"/>
-          <w:left w:val="none" w:color="000000" w:sz="4" w:space="0"/>
-          <w:bottom w:val="none" w:color="000000" w:sz="4" w:space="0"/>
-          <w:right w:val="none" w:color="000000" w:sz="4" w:space="0"/>
-        </w:tcBorders>
-      </w:tcPr>
-    </w:tblStylePr>
-    <w:tblStylePr w:type="lastRow">
+    <w:tblStylePr w:type="firstRow">
       <w:rPr>
         <w:b/>
         <w:color w:val="404040"/>
@@ -10678,6 +11800,52 @@
         </w:tcBorders>
       </w:tcPr>
     </w:tblStylePr>
+    <w:tblStylePr w:type="lastCol">
+      <w:rPr>
+        <w:i/>
+        <w:color w:val="404040"/>
+      </w:rPr>
+      <w:pPr>
+        <w:pBdr/>
+        <w:spacing/>
+        <w:ind/>
+      </w:pPr>
+      <w:tblPr>
+        <w:tblBorders/>
+      </w:tblPr>
+      <w:tcPr>
+        <w:shd w:val="clear" w:color="ffffff"/>
+        <w:tcBorders>
+          <w:top w:val="none" w:color="000000" w:sz="4" w:space="0"/>
+          <w:left w:val="none" w:color="000000" w:sz="4" w:space="0"/>
+          <w:bottom w:val="none" w:color="000000" w:sz="4" w:space="0"/>
+          <w:right w:val="none" w:color="000000" w:sz="4" w:space="0"/>
+        </w:tcBorders>
+      </w:tcPr>
+    </w:tblStylePr>
+    <w:tblStylePr w:type="lastRow">
+      <w:rPr>
+        <w:b/>
+        <w:color w:val="404040"/>
+      </w:rPr>
+      <w:pPr>
+        <w:pBdr/>
+        <w:spacing/>
+        <w:ind/>
+      </w:pPr>
+      <w:tblPr>
+        <w:tblBorders/>
+      </w:tblPr>
+      <w:tcPr>
+        <w:shd w:val="clear" w:color="ffffff"/>
+        <w:tcBorders>
+          <w:top w:val="none" w:color="000000" w:sz="4" w:space="0"/>
+          <w:left w:val="none" w:color="000000" w:sz="4" w:space="0"/>
+          <w:bottom w:val="none" w:color="000000" w:sz="4" w:space="0"/>
+          <w:right w:val="none" w:color="000000" w:sz="4" w:space="0"/>
+        </w:tcBorders>
+      </w:tcPr>
+    </w:tblStylePr>
     <w:tblStylePr w:type="nwCell">
       <w:pPr>
         <w:pBdr/>
@@ -10744,9 +11912,9 @@
       </w:tcPr>
     </w:tblStylePr>
   </w:style>
-  <w:style w:type="table" w:styleId="39">
+  <w:style w:type="table" w:styleId="729">
     <w:name w:val="Grid Table 4"/>
-    <w:basedOn w:val="661"/>
+    <w:basedOn w:val="886"/>
     <w:uiPriority w:val="59"/>
     <w:pPr>
       <w:pBdr/>
@@ -10977,9 +12145,9 @@
       </w:tcPr>
     </w:tblStylePr>
   </w:style>
-  <w:style w:type="table" w:styleId="40">
+  <w:style w:type="table" w:styleId="730">
     <w:name w:val="Grid Table 4 - Accent 1"/>
-    <w:basedOn w:val="661"/>
+    <w:basedOn w:val="886"/>
     <w:uiPriority w:val="59"/>
     <w:pPr>
       <w:pBdr/>
@@ -11210,9 +12378,9 @@
       </w:tcPr>
     </w:tblStylePr>
   </w:style>
-  <w:style w:type="table" w:styleId="41">
+  <w:style w:type="table" w:styleId="731">
     <w:name w:val="Grid Table 4 - Accent 2"/>
-    <w:basedOn w:val="661"/>
+    <w:basedOn w:val="886"/>
     <w:uiPriority w:val="59"/>
     <w:pPr>
       <w:pBdr/>
@@ -11443,9 +12611,9 @@
       </w:tcPr>
     </w:tblStylePr>
   </w:style>
-  <w:style w:type="table" w:styleId="42">
+  <w:style w:type="table" w:styleId="732">
     <w:name w:val="Grid Table 4 - Accent 3"/>
-    <w:basedOn w:val="661"/>
+    <w:basedOn w:val="886"/>
     <w:uiPriority w:val="59"/>
     <w:pPr>
       <w:pBdr/>
@@ -11676,9 +12844,9 @@
       </w:tcPr>
     </w:tblStylePr>
   </w:style>
-  <w:style w:type="table" w:styleId="43">
+  <w:style w:type="table" w:styleId="733">
     <w:name w:val="Grid Table 4 - Accent 4"/>
-    <w:basedOn w:val="661"/>
+    <w:basedOn w:val="886"/>
     <w:uiPriority w:val="59"/>
     <w:pPr>
       <w:pBdr/>
@@ -11909,9 +13077,9 @@
       </w:tcPr>
     </w:tblStylePr>
   </w:style>
-  <w:style w:type="table" w:styleId="44">
+  <w:style w:type="table" w:styleId="734">
     <w:name w:val="Grid Table 4 - Accent 5"/>
-    <w:basedOn w:val="661"/>
+    <w:basedOn w:val="886"/>
     <w:uiPriority w:val="59"/>
     <w:pPr>
       <w:pBdr/>
@@ -12142,9 +13310,9 @@
       </w:tcPr>
     </w:tblStylePr>
   </w:style>
-  <w:style w:type="table" w:styleId="45">
+  <w:style w:type="table" w:styleId="735">
     <w:name w:val="Grid Table 4 - Accent 6"/>
-    <w:basedOn w:val="661"/>
+    <w:basedOn w:val="886"/>
     <w:uiPriority w:val="59"/>
     <w:pPr>
       <w:pBdr/>
@@ -12375,9 +13543,9 @@
       </w:tcPr>
     </w:tblStylePr>
   </w:style>
-  <w:style w:type="table" w:styleId="46">
+  <w:style w:type="table" w:styleId="736">
     <w:name w:val="Grid Table 5 Dark"/>
-    <w:basedOn w:val="661"/>
+    <w:basedOn w:val="886"/>
     <w:uiPriority w:val="99"/>
     <w:pPr>
       <w:pBdr/>
@@ -12603,9 +13771,9 @@
       </w:tcPr>
     </w:tblStylePr>
   </w:style>
-  <w:style w:type="table" w:styleId="47">
+  <w:style w:type="table" w:styleId="737">
     <w:name w:val="Grid Table 5 Dark- Accent 1"/>
-    <w:basedOn w:val="661"/>
+    <w:basedOn w:val="886"/>
     <w:uiPriority w:val="99"/>
     <w:pPr>
       <w:pBdr/>
@@ -12831,9 +13999,9 @@
       </w:tcPr>
     </w:tblStylePr>
   </w:style>
-  <w:style w:type="table" w:styleId="48">
+  <w:style w:type="table" w:styleId="738">
     <w:name w:val="Grid Table 5 Dark - Accent 2"/>
-    <w:basedOn w:val="661"/>
+    <w:basedOn w:val="886"/>
     <w:uiPriority w:val="99"/>
     <w:pPr>
       <w:pBdr/>
@@ -13059,9 +14227,9 @@
       </w:tcPr>
     </w:tblStylePr>
   </w:style>
-  <w:style w:type="table" w:styleId="49">
+  <w:style w:type="table" w:styleId="739">
     <w:name w:val="Grid Table 5 Dark - Accent 3"/>
-    <w:basedOn w:val="661"/>
+    <w:basedOn w:val="886"/>
     <w:uiPriority w:val="99"/>
     <w:pPr>
       <w:pBdr/>
@@ -13287,9 +14455,9 @@
       </w:tcPr>
     </w:tblStylePr>
   </w:style>
-  <w:style w:type="table" w:styleId="50">
+  <w:style w:type="table" w:styleId="740">
     <w:name w:val="Grid Table 5 Dark- Accent 4"/>
-    <w:basedOn w:val="661"/>
+    <w:basedOn w:val="886"/>
     <w:uiPriority w:val="99"/>
     <w:pPr>
       <w:pBdr/>
@@ -13515,9 +14683,9 @@
       </w:tcPr>
     </w:tblStylePr>
   </w:style>
-  <w:style w:type="table" w:styleId="51">
+  <w:style w:type="table" w:styleId="741">
     <w:name w:val="Grid Table 5 Dark - Accent 5"/>
-    <w:basedOn w:val="661"/>
+    <w:basedOn w:val="886"/>
     <w:uiPriority w:val="99"/>
     <w:pPr>
       <w:pBdr/>
@@ -13743,9 +14911,9 @@
       </w:tcPr>
     </w:tblStylePr>
   </w:style>
-  <w:style w:type="table" w:styleId="52">
+  <w:style w:type="table" w:styleId="742">
     <w:name w:val="Grid Table 5 Dark - Accent 6"/>
-    <w:basedOn w:val="661"/>
+    <w:basedOn w:val="886"/>
     <w:uiPriority w:val="99"/>
     <w:pPr>
       <w:pBdr/>
@@ -13971,9 +15139,9 @@
       </w:tcPr>
     </w:tblStylePr>
   </w:style>
-  <w:style w:type="table" w:styleId="53">
+  <w:style w:type="table" w:styleId="743">
     <w:name w:val="Grid Table 6 Colorful"/>
-    <w:basedOn w:val="661"/>
+    <w:basedOn w:val="886"/>
     <w:uiPriority w:val="99"/>
     <w:pPr>
       <w:pBdr/>
@@ -14201,9 +15369,9 @@
       </w:tcPr>
     </w:tblStylePr>
   </w:style>
-  <w:style w:type="table" w:styleId="54">
+  <w:style w:type="table" w:styleId="744">
     <w:name w:val="Grid Table 6 Colorful - Accent 1"/>
-    <w:basedOn w:val="661"/>
+    <w:basedOn w:val="886"/>
     <w:uiPriority w:val="99"/>
     <w:pPr>
       <w:pBdr/>
@@ -14431,9 +15599,9 @@
       </w:tcPr>
     </w:tblStylePr>
   </w:style>
-  <w:style w:type="table" w:styleId="55">
+  <w:style w:type="table" w:styleId="745">
     <w:name w:val="Grid Table 6 Colorful - Accent 2"/>
-    <w:basedOn w:val="661"/>
+    <w:basedOn w:val="886"/>
     <w:uiPriority w:val="99"/>
     <w:pPr>
       <w:pBdr/>
@@ -14661,9 +15829,9 @@
       </w:tcPr>
     </w:tblStylePr>
   </w:style>
-  <w:style w:type="table" w:styleId="56">
+  <w:style w:type="table" w:styleId="746">
     <w:name w:val="Grid Table 6 Colorful - Accent 3"/>
-    <w:basedOn w:val="661"/>
+    <w:basedOn w:val="886"/>
     <w:uiPriority w:val="99"/>
     <w:pPr>
       <w:pBdr/>
@@ -14891,9 +16059,9 @@
       </w:tcPr>
     </w:tblStylePr>
   </w:style>
-  <w:style w:type="table" w:styleId="57">
+  <w:style w:type="table" w:styleId="747">
     <w:name w:val="Grid Table 6 Colorful - Accent 4"/>
-    <w:basedOn w:val="661"/>
+    <w:basedOn w:val="886"/>
     <w:uiPriority w:val="99"/>
     <w:pPr>
       <w:pBdr/>
@@ -15121,9 +16289,9 @@
       </w:tcPr>
     </w:tblStylePr>
   </w:style>
-  <w:style w:type="table" w:styleId="58">
+  <w:style w:type="table" w:styleId="748">
     <w:name w:val="Grid Table 6 Colorful - Accent 5"/>
-    <w:basedOn w:val="661"/>
+    <w:basedOn w:val="886"/>
     <w:uiPriority w:val="99"/>
     <w:pPr>
       <w:pBdr/>
@@ -15351,9 +16519,9 @@
       </w:tcPr>
     </w:tblStylePr>
   </w:style>
-  <w:style w:type="table" w:styleId="59">
+  <w:style w:type="table" w:styleId="749">
     <w:name w:val="Grid Table 6 Colorful - Accent 6"/>
-    <w:basedOn w:val="661"/>
+    <w:basedOn w:val="886"/>
     <w:uiPriority w:val="99"/>
     <w:pPr>
       <w:pBdr/>
@@ -15581,9 +16749,9 @@
       </w:tcPr>
     </w:tblStylePr>
   </w:style>
-  <w:style w:type="table" w:styleId="60">
+  <w:style w:type="table" w:styleId="750">
     <w:name w:val="Grid Table 7 Colorful"/>
-    <w:basedOn w:val="661"/>
+    <w:basedOn w:val="886"/>
     <w:uiPriority w:val="99"/>
     <w:pPr>
       <w:pBdr/>
@@ -15685,11 +16853,11 @@
         <w:tblBorders/>
       </w:tblPr>
       <w:tcPr>
-        <w:shd w:color="ffffff"/>
+        <w:shd w:val="clear" w:color="ffffff"/>
         <w:tcBorders>
-          <w:top w:val="none"/>
-          <w:left w:val="none"/>
-          <w:bottom w:val="none"/>
+          <w:top w:val="none" w:color="000000" w:sz="4" w:space="0"/>
+          <w:left w:val="none" w:color="000000" w:sz="4" w:space="0"/>
+          <w:bottom w:val="none" w:color="000000" w:sz="4" w:space="0"/>
           <w:right w:val="single" w:color="000000" w:themeColor="text1" w:themeTint="80" w:sz="4" w:space="0"/>
         </w:tcBorders>
       </w:tcPr>
@@ -15712,10 +16880,10 @@
       <w:tcPr>
         <w:shd w:val="clear" w:color="ffffff" w:themeColor="light1" w:fill="ffffff" w:themeFill="light1"/>
         <w:tcBorders>
-          <w:top w:val="none"/>
-          <w:left w:val="none"/>
+          <w:top w:val="none" w:color="000000" w:sz="4" w:space="0"/>
+          <w:left w:val="none" w:color="000000" w:sz="4" w:space="0"/>
           <w:bottom w:val="single" w:color="000000" w:themeColor="text1" w:themeTint="80" w:sz="4" w:space="0"/>
-          <w:right w:val="none"/>
+          <w:right w:val="none" w:color="000000" w:sz="4" w:space="0"/>
         </w:tcBorders>
       </w:tcPr>
     </w:tblStylePr>
@@ -15735,12 +16903,12 @@
         <w:tblBorders/>
       </w:tblPr>
       <w:tcPr>
-        <w:shd w:color="ffffff"/>
+        <w:shd w:val="clear" w:color="ffffff"/>
         <w:tcBorders>
-          <w:top w:val="none"/>
+          <w:top w:val="none" w:color="000000" w:sz="4" w:space="0"/>
           <w:left w:val="single" w:color="000000" w:themeColor="text1" w:themeTint="80" w:sz="4" w:space="0"/>
-          <w:bottom w:val="none"/>
-          <w:right w:val="none"/>
+          <w:bottom w:val="none" w:color="000000" w:sz="4" w:space="0"/>
+          <w:right w:val="none" w:color="000000" w:sz="4" w:space="0"/>
         </w:tcBorders>
       </w:tcPr>
     </w:tblStylePr>
@@ -15763,9 +16931,9 @@
         <w:shd w:val="clear" w:color="ffffff" w:themeColor="light1" w:fill="ffffff" w:themeFill="light1"/>
         <w:tcBorders>
           <w:top w:val="single" w:color="000000" w:themeColor="text1" w:themeTint="80" w:sz="4" w:space="0"/>
-          <w:left w:val="none"/>
-          <w:bottom w:val="none"/>
-          <w:right w:val="none"/>
+          <w:left w:val="none" w:color="000000" w:sz="4" w:space="0"/>
+          <w:bottom w:val="none" w:color="000000" w:sz="4" w:space="0"/>
+          <w:right w:val="none" w:color="000000" w:sz="4" w:space="0"/>
         </w:tcBorders>
       </w:tcPr>
     </w:tblStylePr>
@@ -15835,9 +17003,9 @@
       </w:tcPr>
     </w:tblStylePr>
   </w:style>
-  <w:style w:type="table" w:styleId="61">
+  <w:style w:type="table" w:styleId="751">
     <w:name w:val="Grid Table 7 Colorful - Accent 1"/>
-    <w:basedOn w:val="661"/>
+    <w:basedOn w:val="886"/>
     <w:uiPriority w:val="99"/>
     <w:pPr>
       <w:pBdr/>
@@ -15939,11 +17107,11 @@
         <w:tblBorders/>
       </w:tblPr>
       <w:tcPr>
-        <w:shd w:color="ffffff"/>
+        <w:shd w:val="clear" w:color="ffffff"/>
         <w:tcBorders>
-          <w:top w:val="none"/>
-          <w:left w:val="none"/>
-          <w:bottom w:val="none"/>
+          <w:top w:val="none" w:color="000000" w:sz="4" w:space="0"/>
+          <w:left w:val="none" w:color="000000" w:sz="4" w:space="0"/>
+          <w:bottom w:val="none" w:color="000000" w:sz="4" w:space="0"/>
           <w:right w:val="single" w:color="000000" w:themeColor="accent1" w:themeTint="80" w:sz="4" w:space="0"/>
         </w:tcBorders>
       </w:tcPr>
@@ -15966,10 +17134,10 @@
       <w:tcPr>
         <w:shd w:val="clear" w:color="ffffff" w:themeColor="light1" w:fill="ffffff" w:themeFill="light1"/>
         <w:tcBorders>
-          <w:top w:val="none"/>
-          <w:left w:val="none"/>
+          <w:top w:val="none" w:color="000000" w:sz="4" w:space="0"/>
+          <w:left w:val="none" w:color="000000" w:sz="4" w:space="0"/>
           <w:bottom w:val="single" w:color="000000" w:themeColor="accent1" w:themeTint="80" w:sz="4" w:space="0"/>
-          <w:right w:val="none"/>
+          <w:right w:val="none" w:color="000000" w:sz="4" w:space="0"/>
         </w:tcBorders>
       </w:tcPr>
     </w:tblStylePr>
@@ -15989,12 +17157,12 @@
         <w:tblBorders/>
       </w:tblPr>
       <w:tcPr>
-        <w:shd w:color="ffffff"/>
+        <w:shd w:val="clear" w:color="ffffff"/>
         <w:tcBorders>
-          <w:top w:val="none"/>
+          <w:top w:val="none" w:color="000000" w:sz="4" w:space="0"/>
           <w:left w:val="single" w:color="000000" w:themeColor="accent1" w:themeTint="80" w:sz="4" w:space="0"/>
-          <w:bottom w:val="none"/>
-          <w:right w:val="none"/>
+          <w:bottom w:val="none" w:color="000000" w:sz="4" w:space="0"/>
+          <w:right w:val="none" w:color="000000" w:sz="4" w:space="0"/>
         </w:tcBorders>
       </w:tcPr>
     </w:tblStylePr>
@@ -16017,9 +17185,9 @@
         <w:shd w:val="clear" w:color="ffffff" w:themeColor="light1" w:fill="ffffff" w:themeFill="light1"/>
         <w:tcBorders>
           <w:top w:val="single" w:color="000000" w:themeColor="accent1" w:themeTint="80" w:sz="4" w:space="0"/>
-          <w:left w:val="none"/>
-          <w:bottom w:val="none"/>
-          <w:right w:val="none"/>
+          <w:left w:val="none" w:color="000000" w:sz="4" w:space="0"/>
+          <w:bottom w:val="none" w:color="000000" w:sz="4" w:space="0"/>
+          <w:right w:val="none" w:color="000000" w:sz="4" w:space="0"/>
         </w:tcBorders>
       </w:tcPr>
     </w:tblStylePr>
@@ -16089,9 +17257,9 @@
       </w:tcPr>
     </w:tblStylePr>
   </w:style>
-  <w:style w:type="table" w:styleId="62">
+  <w:style w:type="table" w:styleId="752">
     <w:name w:val="Grid Table 7 Colorful - Accent 2"/>
-    <w:basedOn w:val="661"/>
+    <w:basedOn w:val="886"/>
     <w:uiPriority w:val="99"/>
     <w:pPr>
       <w:pBdr/>
@@ -16193,11 +17361,11 @@
         <w:tblBorders/>
       </w:tblPr>
       <w:tcPr>
-        <w:shd w:color="ffffff"/>
+        <w:shd w:val="clear" w:color="ffffff"/>
         <w:tcBorders>
-          <w:top w:val="none"/>
-          <w:left w:val="none"/>
-          <w:bottom w:val="none"/>
+          <w:top w:val="none" w:color="000000" w:sz="4" w:space="0"/>
+          <w:left w:val="none" w:color="000000" w:sz="4" w:space="0"/>
+          <w:bottom w:val="none" w:color="000000" w:sz="4" w:space="0"/>
           <w:right w:val="single" w:color="000000" w:themeColor="accent2" w:themeTint="97" w:sz="4" w:space="0"/>
         </w:tcBorders>
       </w:tcPr>
@@ -16220,10 +17388,10 @@
       <w:tcPr>
         <w:shd w:val="clear" w:color="ffffff" w:themeColor="light1" w:fill="ffffff" w:themeFill="light1"/>
         <w:tcBorders>
-          <w:top w:val="none"/>
-          <w:left w:val="none"/>
+          <w:top w:val="none" w:color="000000" w:sz="4" w:space="0"/>
+          <w:left w:val="none" w:color="000000" w:sz="4" w:space="0"/>
           <w:bottom w:val="single" w:color="000000" w:themeColor="accent2" w:themeTint="97" w:sz="4" w:space="0"/>
-          <w:right w:val="none"/>
+          <w:right w:val="none" w:color="000000" w:sz="4" w:space="0"/>
         </w:tcBorders>
       </w:tcPr>
     </w:tblStylePr>
@@ -16243,12 +17411,12 @@
         <w:tblBorders/>
       </w:tblPr>
       <w:tcPr>
-        <w:shd w:color="ffffff"/>
+        <w:shd w:val="clear" w:color="ffffff"/>
         <w:tcBorders>
-          <w:top w:val="none"/>
+          <w:top w:val="none" w:color="000000" w:sz="4" w:space="0"/>
           <w:left w:val="single" w:color="000000" w:themeColor="accent2" w:themeTint="97" w:sz="4" w:space="0"/>
-          <w:bottom w:val="none"/>
-          <w:right w:val="none"/>
+          <w:bottom w:val="none" w:color="000000" w:sz="4" w:space="0"/>
+          <w:right w:val="none" w:color="000000" w:sz="4" w:space="0"/>
         </w:tcBorders>
       </w:tcPr>
     </w:tblStylePr>
@@ -16271,9 +17439,9 @@
         <w:shd w:val="clear" w:color="ffffff" w:themeColor="light1" w:fill="ffffff" w:themeFill="light1"/>
         <w:tcBorders>
           <w:top w:val="single" w:color="000000" w:themeColor="accent2" w:themeTint="97" w:sz="4" w:space="0"/>
-          <w:left w:val="none"/>
-          <w:bottom w:val="none"/>
-          <w:right w:val="none"/>
+          <w:left w:val="none" w:color="000000" w:sz="4" w:space="0"/>
+          <w:bottom w:val="none" w:color="000000" w:sz="4" w:space="0"/>
+          <w:right w:val="none" w:color="000000" w:sz="4" w:space="0"/>
         </w:tcBorders>
       </w:tcPr>
     </w:tblStylePr>
@@ -16343,9 +17511,9 @@
       </w:tcPr>
     </w:tblStylePr>
   </w:style>
-  <w:style w:type="table" w:styleId="63">
+  <w:style w:type="table" w:styleId="753">
     <w:name w:val="Grid Table 7 Colorful - Accent 3"/>
-    <w:basedOn w:val="661"/>
+    <w:basedOn w:val="886"/>
     <w:uiPriority w:val="99"/>
     <w:pPr>
       <w:pBdr/>
@@ -16447,11 +17615,11 @@
         <w:tblBorders/>
       </w:tblPr>
       <w:tcPr>
-        <w:shd w:color="ffffff"/>
+        <w:shd w:val="clear" w:color="ffffff"/>
         <w:tcBorders>
-          <w:top w:val="none"/>
-          <w:left w:val="none"/>
-          <w:bottom w:val="none"/>
+          <w:top w:val="none" w:color="000000" w:sz="4" w:space="0"/>
+          <w:left w:val="none" w:color="000000" w:sz="4" w:space="0"/>
+          <w:bottom w:val="none" w:color="000000" w:sz="4" w:space="0"/>
           <w:right w:val="single" w:color="000000" w:themeColor="accent3" w:themeTint="FE" w:sz="4" w:space="0"/>
         </w:tcBorders>
       </w:tcPr>
@@ -16474,10 +17642,10 @@
       <w:tcPr>
         <w:shd w:val="clear" w:color="ffffff" w:themeColor="light1" w:fill="ffffff" w:themeFill="light1"/>
         <w:tcBorders>
-          <w:top w:val="none"/>
-          <w:left w:val="none"/>
+          <w:top w:val="none" w:color="000000" w:sz="4" w:space="0"/>
+          <w:left w:val="none" w:color="000000" w:sz="4" w:space="0"/>
           <w:bottom w:val="single" w:color="000000" w:themeColor="accent3" w:themeTint="FE" w:sz="4" w:space="0"/>
-          <w:right w:val="none"/>
+          <w:right w:val="none" w:color="000000" w:sz="4" w:space="0"/>
         </w:tcBorders>
       </w:tcPr>
     </w:tblStylePr>
@@ -16497,12 +17665,12 @@
         <w:tblBorders/>
       </w:tblPr>
       <w:tcPr>
-        <w:shd w:color="ffffff"/>
+        <w:shd w:val="clear" w:color="ffffff"/>
         <w:tcBorders>
-          <w:top w:val="none"/>
+          <w:top w:val="none" w:color="000000" w:sz="4" w:space="0"/>
           <w:left w:val="single" w:color="000000" w:themeColor="accent3" w:themeTint="FE" w:sz="4" w:space="0"/>
-          <w:bottom w:val="none"/>
-          <w:right w:val="none"/>
+          <w:bottom w:val="none" w:color="000000" w:sz="4" w:space="0"/>
+          <w:right w:val="none" w:color="000000" w:sz="4" w:space="0"/>
         </w:tcBorders>
       </w:tcPr>
     </w:tblStylePr>
@@ -16525,9 +17693,9 @@
         <w:shd w:val="clear" w:color="ffffff" w:themeColor="light1" w:fill="ffffff" w:themeFill="light1"/>
         <w:tcBorders>
           <w:top w:val="single" w:color="000000" w:themeColor="accent3" w:themeTint="FE" w:sz="4" w:space="0"/>
-          <w:left w:val="none"/>
-          <w:bottom w:val="none"/>
-          <w:right w:val="none"/>
+          <w:left w:val="none" w:color="000000" w:sz="4" w:space="0"/>
+          <w:bottom w:val="none" w:color="000000" w:sz="4" w:space="0"/>
+          <w:right w:val="none" w:color="000000" w:sz="4" w:space="0"/>
         </w:tcBorders>
       </w:tcPr>
     </w:tblStylePr>
@@ -16597,9 +17765,9 @@
       </w:tcPr>
     </w:tblStylePr>
   </w:style>
-  <w:style w:type="table" w:styleId="64">
+  <w:style w:type="table" w:styleId="754">
     <w:name w:val="Grid Table 7 Colorful - Accent 4"/>
-    <w:basedOn w:val="661"/>
+    <w:basedOn w:val="886"/>
     <w:uiPriority w:val="99"/>
     <w:pPr>
       <w:pBdr/>
@@ -16701,11 +17869,11 @@
         <w:tblBorders/>
       </w:tblPr>
       <w:tcPr>
-        <w:shd w:color="ffffff"/>
+        <w:shd w:val="clear" w:color="ffffff"/>
         <w:tcBorders>
-          <w:top w:val="none"/>
-          <w:left w:val="none"/>
-          <w:bottom w:val="none"/>
+          <w:top w:val="none" w:color="000000" w:sz="4" w:space="0"/>
+          <w:left w:val="none" w:color="000000" w:sz="4" w:space="0"/>
+          <w:bottom w:val="none" w:color="000000" w:sz="4" w:space="0"/>
           <w:right w:val="single" w:color="000000" w:themeColor="accent4" w:themeTint="9A" w:sz="4" w:space="0"/>
         </w:tcBorders>
       </w:tcPr>
@@ -16728,10 +17896,10 @@
       <w:tcPr>
         <w:shd w:val="clear" w:color="ffffff" w:themeColor="light1" w:fill="ffffff" w:themeFill="light1"/>
         <w:tcBorders>
-          <w:top w:val="none"/>
-          <w:left w:val="none"/>
+          <w:top w:val="none" w:color="000000" w:sz="4" w:space="0"/>
+          <w:left w:val="none" w:color="000000" w:sz="4" w:space="0"/>
           <w:bottom w:val="single" w:color="000000" w:themeColor="accent4" w:themeTint="9A" w:sz="4" w:space="0"/>
-          <w:right w:val="none"/>
+          <w:right w:val="none" w:color="000000" w:sz="4" w:space="0"/>
         </w:tcBorders>
       </w:tcPr>
     </w:tblStylePr>
@@ -16751,12 +17919,12 @@
         <w:tblBorders/>
       </w:tblPr>
       <w:tcPr>
-        <w:shd w:color="ffffff"/>
+        <w:shd w:val="clear" w:color="ffffff"/>
         <w:tcBorders>
-          <w:top w:val="none"/>
+          <w:top w:val="none" w:color="000000" w:sz="4" w:space="0"/>
           <w:left w:val="single" w:color="000000" w:themeColor="accent4" w:themeTint="9A" w:sz="4" w:space="0"/>
-          <w:bottom w:val="none"/>
-          <w:right w:val="none"/>
+          <w:bottom w:val="none" w:color="000000" w:sz="4" w:space="0"/>
+          <w:right w:val="none" w:color="000000" w:sz="4" w:space="0"/>
         </w:tcBorders>
       </w:tcPr>
     </w:tblStylePr>
@@ -16779,9 +17947,9 @@
         <w:shd w:val="clear" w:color="ffffff" w:themeColor="light1" w:fill="ffffff" w:themeFill="light1"/>
         <w:tcBorders>
           <w:top w:val="single" w:color="000000" w:themeColor="accent4" w:themeTint="9A" w:sz="4" w:space="0"/>
-          <w:left w:val="none"/>
-          <w:bottom w:val="none"/>
-          <w:right w:val="none"/>
+          <w:left w:val="none" w:color="000000" w:sz="4" w:space="0"/>
+          <w:bottom w:val="none" w:color="000000" w:sz="4" w:space="0"/>
+          <w:right w:val="none" w:color="000000" w:sz="4" w:space="0"/>
         </w:tcBorders>
       </w:tcPr>
     </w:tblStylePr>
@@ -16851,9 +18019,9 @@
       </w:tcPr>
     </w:tblStylePr>
   </w:style>
-  <w:style w:type="table" w:styleId="65">
+  <w:style w:type="table" w:styleId="755">
     <w:name w:val="Grid Table 7 Colorful - Accent 5"/>
-    <w:basedOn w:val="661"/>
+    <w:basedOn w:val="886"/>
     <w:uiPriority w:val="99"/>
     <w:pPr>
       <w:pBdr/>
@@ -16955,11 +18123,11 @@
         <w:tblBorders/>
       </w:tblPr>
       <w:tcPr>
-        <w:shd w:color="ffffff"/>
+        <w:shd w:val="clear" w:color="ffffff"/>
         <w:tcBorders>
-          <w:top w:val="none"/>
-          <w:left w:val="none"/>
-          <w:bottom w:val="none"/>
+          <w:top w:val="none" w:color="000000" w:sz="4" w:space="0"/>
+          <w:left w:val="none" w:color="000000" w:sz="4" w:space="0"/>
+          <w:bottom w:val="none" w:color="000000" w:sz="4" w:space="0"/>
           <w:right w:val="single" w:color="000000" w:themeColor="accent5" w:themeTint="90" w:sz="4" w:space="0"/>
         </w:tcBorders>
       </w:tcPr>
@@ -16982,10 +18150,10 @@
       <w:tcPr>
         <w:shd w:val="clear" w:color="ffffff" w:themeColor="light1" w:fill="ffffff" w:themeFill="light1"/>
         <w:tcBorders>
-          <w:top w:val="none"/>
-          <w:left w:val="none"/>
+          <w:top w:val="none" w:color="000000" w:sz="4" w:space="0"/>
+          <w:left w:val="none" w:color="000000" w:sz="4" w:space="0"/>
           <w:bottom w:val="single" w:color="000000" w:themeColor="accent5" w:themeTint="90" w:sz="4" w:space="0"/>
-          <w:right w:val="none"/>
+          <w:right w:val="none" w:color="000000" w:sz="4" w:space="0"/>
         </w:tcBorders>
       </w:tcPr>
     </w:tblStylePr>
@@ -17005,12 +18173,12 @@
         <w:tblBorders/>
       </w:tblPr>
       <w:tcPr>
-        <w:shd w:color="ffffff"/>
+        <w:shd w:val="clear" w:color="ffffff"/>
         <w:tcBorders>
-          <w:top w:val="none"/>
+          <w:top w:val="none" w:color="000000" w:sz="4" w:space="0"/>
           <w:left w:val="single" w:color="000000" w:themeColor="accent5" w:themeTint="90" w:sz="4" w:space="0"/>
-          <w:bottom w:val="none"/>
-          <w:right w:val="none"/>
+          <w:bottom w:val="none" w:color="000000" w:sz="4" w:space="0"/>
+          <w:right w:val="none" w:color="000000" w:sz="4" w:space="0"/>
         </w:tcBorders>
       </w:tcPr>
     </w:tblStylePr>
@@ -17033,9 +18201,9 @@
         <w:shd w:val="clear" w:color="ffffff" w:themeColor="light1" w:fill="ffffff" w:themeFill="light1"/>
         <w:tcBorders>
           <w:top w:val="single" w:color="000000" w:themeColor="accent5" w:themeTint="90" w:sz="4" w:space="0"/>
-          <w:left w:val="none"/>
-          <w:bottom w:val="none"/>
-          <w:right w:val="none"/>
+          <w:left w:val="none" w:color="000000" w:sz="4" w:space="0"/>
+          <w:bottom w:val="none" w:color="000000" w:sz="4" w:space="0"/>
+          <w:right w:val="none" w:color="000000" w:sz="4" w:space="0"/>
         </w:tcBorders>
       </w:tcPr>
     </w:tblStylePr>
@@ -17105,9 +18273,9 @@
       </w:tcPr>
     </w:tblStylePr>
   </w:style>
-  <w:style w:type="table" w:styleId="66">
+  <w:style w:type="table" w:styleId="756">
     <w:name w:val="Grid Table 7 Colorful - Accent 6"/>
-    <w:basedOn w:val="661"/>
+    <w:basedOn w:val="886"/>
     <w:uiPriority w:val="99"/>
     <w:pPr>
       <w:pBdr/>
@@ -17209,11 +18377,11 @@
         <w:tblBorders/>
       </w:tblPr>
       <w:tcPr>
-        <w:shd w:color="ffffff"/>
+        <w:shd w:val="clear" w:color="ffffff"/>
         <w:tcBorders>
-          <w:top w:val="none"/>
-          <w:left w:val="none"/>
-          <w:bottom w:val="none"/>
+          <w:top w:val="none" w:color="000000" w:sz="4" w:space="0"/>
+          <w:left w:val="none" w:color="000000" w:sz="4" w:space="0"/>
+          <w:bottom w:val="none" w:color="000000" w:sz="4" w:space="0"/>
           <w:right w:val="single" w:color="000000" w:themeColor="accent6" w:themeTint="90" w:sz="4" w:space="0"/>
         </w:tcBorders>
       </w:tcPr>
@@ -17236,10 +18404,10 @@
       <w:tcPr>
         <w:shd w:val="clear" w:color="ffffff" w:themeColor="light1" w:fill="ffffff" w:themeFill="light1"/>
         <w:tcBorders>
-          <w:top w:val="none"/>
-          <w:left w:val="none"/>
+          <w:top w:val="none" w:color="000000" w:sz="4" w:space="0"/>
+          <w:left w:val="none" w:color="000000" w:sz="4" w:space="0"/>
           <w:bottom w:val="single" w:color="000000" w:themeColor="accent6" w:themeTint="90" w:sz="4" w:space="0"/>
-          <w:right w:val="none"/>
+          <w:right w:val="none" w:color="000000" w:sz="4" w:space="0"/>
         </w:tcBorders>
       </w:tcPr>
     </w:tblStylePr>
@@ -17259,12 +18427,12 @@
         <w:tblBorders/>
       </w:tblPr>
       <w:tcPr>
-        <w:shd w:color="ffffff"/>
+        <w:shd w:val="clear" w:color="ffffff"/>
         <w:tcBorders>
-          <w:top w:val="none"/>
+          <w:top w:val="none" w:color="000000" w:sz="4" w:space="0"/>
           <w:left w:val="single" w:color="000000" w:themeColor="accent6" w:themeTint="90" w:sz="4" w:space="0"/>
-          <w:bottom w:val="none"/>
-          <w:right w:val="none"/>
+          <w:bottom w:val="none" w:color="000000" w:sz="4" w:space="0"/>
+          <w:right w:val="none" w:color="000000" w:sz="4" w:space="0"/>
         </w:tcBorders>
       </w:tcPr>
     </w:tblStylePr>
@@ -17287,9 +18455,9 @@
         <w:shd w:val="clear" w:color="ffffff" w:themeColor="light1" w:fill="ffffff" w:themeFill="light1"/>
         <w:tcBorders>
           <w:top w:val="single" w:color="000000" w:themeColor="accent6" w:themeTint="90" w:sz="4" w:space="0"/>
-          <w:left w:val="none"/>
-          <w:bottom w:val="none"/>
-          <w:right w:val="none"/>
+          <w:left w:val="none" w:color="000000" w:sz="4" w:space="0"/>
+          <w:bottom w:val="none" w:color="000000" w:sz="4" w:space="0"/>
+          <w:right w:val="none" w:color="000000" w:sz="4" w:space="0"/>
         </w:tcBorders>
       </w:tcPr>
     </w:tblStylePr>
@@ -17359,9 +18527,9 @@
       </w:tcPr>
     </w:tblStylePr>
   </w:style>
-  <w:style w:type="table" w:styleId="67">
+  <w:style w:type="table" w:styleId="757">
     <w:name w:val="List Table 1 Light"/>
-    <w:basedOn w:val="661"/>
+    <w:basedOn w:val="886"/>
     <w:uiPriority w:val="99"/>
     <w:pPr>
       <w:pBdr/>
@@ -17575,9 +18743,9 @@
       </w:tcPr>
     </w:tblStylePr>
   </w:style>
-  <w:style w:type="table" w:styleId="68">
+  <w:style w:type="table" w:styleId="758">
     <w:name w:val="List Table 1 Light - Accent 1"/>
-    <w:basedOn w:val="661"/>
+    <w:basedOn w:val="886"/>
     <w:uiPriority w:val="99"/>
     <w:pPr>
       <w:pBdr/>
@@ -17791,9 +18959,9 @@
       </w:tcPr>
     </w:tblStylePr>
   </w:style>
-  <w:style w:type="table" w:styleId="69">
+  <w:style w:type="table" w:styleId="759">
     <w:name w:val="List Table 1 Light - Accent 2"/>
-    <w:basedOn w:val="661"/>
+    <w:basedOn w:val="886"/>
     <w:uiPriority w:val="99"/>
     <w:pPr>
       <w:pBdr/>
@@ -18007,9 +19175,9 @@
       </w:tcPr>
     </w:tblStylePr>
   </w:style>
-  <w:style w:type="table" w:styleId="70">
+  <w:style w:type="table" w:styleId="760">
     <w:name w:val="List Table 1 Light - Accent 3"/>
-    <w:basedOn w:val="661"/>
+    <w:basedOn w:val="886"/>
     <w:uiPriority w:val="99"/>
     <w:pPr>
       <w:pBdr/>
@@ -18223,9 +19391,9 @@
       </w:tcPr>
     </w:tblStylePr>
   </w:style>
-  <w:style w:type="table" w:styleId="71">
+  <w:style w:type="table" w:styleId="761">
     <w:name w:val="List Table 1 Light - Accent 4"/>
-    <w:basedOn w:val="661"/>
+    <w:basedOn w:val="886"/>
     <w:uiPriority w:val="99"/>
     <w:pPr>
       <w:pBdr/>
@@ -18439,9 +19607,9 @@
       </w:tcPr>
     </w:tblStylePr>
   </w:style>
-  <w:style w:type="table" w:styleId="72">
+  <w:style w:type="table" w:styleId="762">
     <w:name w:val="List Table 1 Light - Accent 5"/>
-    <w:basedOn w:val="661"/>
+    <w:basedOn w:val="886"/>
     <w:uiPriority w:val="99"/>
     <w:pPr>
       <w:pBdr/>
@@ -18655,9 +19823,9 @@
       </w:tcPr>
     </w:tblStylePr>
   </w:style>
-  <w:style w:type="table" w:styleId="73">
+  <w:style w:type="table" w:styleId="763">
     <w:name w:val="List Table 1 Light - Accent 6"/>
-    <w:basedOn w:val="661"/>
+    <w:basedOn w:val="886"/>
     <w:uiPriority w:val="99"/>
     <w:pPr>
       <w:pBdr/>
@@ -18871,9 +20039,9 @@
       </w:tcPr>
     </w:tblStylePr>
   </w:style>
-  <w:style w:type="table" w:styleId="74">
+  <w:style w:type="table" w:styleId="764">
     <w:name w:val="List Table 2"/>
-    <w:basedOn w:val="661"/>
+    <w:basedOn w:val="886"/>
     <w:uiPriority w:val="99"/>
     <w:pPr>
       <w:pBdr/>
@@ -19109,9 +20277,9 @@
       </w:tcPr>
     </w:tblStylePr>
   </w:style>
-  <w:style w:type="table" w:styleId="75">
+  <w:style w:type="table" w:styleId="765">
     <w:name w:val="List Table 2 - Accent 1"/>
-    <w:basedOn w:val="661"/>
+    <w:basedOn w:val="886"/>
     <w:uiPriority w:val="99"/>
     <w:pPr>
       <w:pBdr/>
@@ -19347,9 +20515,9 @@
       </w:tcPr>
     </w:tblStylePr>
   </w:style>
-  <w:style w:type="table" w:styleId="76">
+  <w:style w:type="table" w:styleId="766">
     <w:name w:val="List Table 2 - Accent 2"/>
-    <w:basedOn w:val="661"/>
+    <w:basedOn w:val="886"/>
     <w:uiPriority w:val="99"/>
     <w:pPr>
       <w:pBdr/>
@@ -19585,9 +20753,9 @@
       </w:tcPr>
     </w:tblStylePr>
   </w:style>
-  <w:style w:type="table" w:styleId="77">
+  <w:style w:type="table" w:styleId="767">
     <w:name w:val="List Table 2 - Accent 3"/>
-    <w:basedOn w:val="661"/>
+    <w:basedOn w:val="886"/>
     <w:uiPriority w:val="99"/>
     <w:pPr>
       <w:pBdr/>
@@ -19823,9 +20991,9 @@
       </w:tcPr>
     </w:tblStylePr>
   </w:style>
-  <w:style w:type="table" w:styleId="78">
+  <w:style w:type="table" w:styleId="768">
     <w:name w:val="List Table 2 - Accent 4"/>
-    <w:basedOn w:val="661"/>
+    <w:basedOn w:val="886"/>
     <w:uiPriority w:val="99"/>
     <w:pPr>
       <w:pBdr/>
@@ -20061,9 +21229,9 @@
       </w:tcPr>
     </w:tblStylePr>
   </w:style>
-  <w:style w:type="table" w:styleId="79">
+  <w:style w:type="table" w:styleId="769">
     <w:name w:val="List Table 2 - Accent 5"/>
-    <w:basedOn w:val="661"/>
+    <w:basedOn w:val="886"/>
     <w:uiPriority w:val="99"/>
     <w:pPr>
       <w:pBdr/>
@@ -20299,9 +21467,9 @@
       </w:tcPr>
     </w:tblStylePr>
   </w:style>
-  <w:style w:type="table" w:styleId="80">
+  <w:style w:type="table" w:styleId="770">
     <w:name w:val="List Table 2 - Accent 6"/>
-    <w:basedOn w:val="661"/>
+    <w:basedOn w:val="886"/>
     <w:uiPriority w:val="99"/>
     <w:pPr>
       <w:pBdr/>
@@ -20537,9 +21705,9 @@
       </w:tcPr>
     </w:tblStylePr>
   </w:style>
-  <w:style w:type="table" w:styleId="81">
+  <w:style w:type="table" w:styleId="771">
     <w:name w:val="List Table 3"/>
-    <w:basedOn w:val="661"/>
+    <w:basedOn w:val="886"/>
     <w:uiPriority w:val="99"/>
     <w:pPr>
       <w:pBdr/>
@@ -20765,9 +21933,9 @@
       </w:tcPr>
     </w:tblStylePr>
   </w:style>
-  <w:style w:type="table" w:styleId="82">
+  <w:style w:type="table" w:styleId="772">
     <w:name w:val="List Table 3 - Accent 1"/>
-    <w:basedOn w:val="661"/>
+    <w:basedOn w:val="886"/>
     <w:uiPriority w:val="99"/>
     <w:pPr>
       <w:pBdr/>
@@ -20993,9 +22161,9 @@
       </w:tcPr>
     </w:tblStylePr>
   </w:style>
-  <w:style w:type="table" w:styleId="83">
+  <w:style w:type="table" w:styleId="773">
     <w:name w:val="List Table 3 - Accent 2"/>
-    <w:basedOn w:val="661"/>
+    <w:basedOn w:val="886"/>
     <w:uiPriority w:val="99"/>
     <w:pPr>
       <w:pBdr/>
@@ -21221,9 +22389,9 @@
       </w:tcPr>
     </w:tblStylePr>
   </w:style>
-  <w:style w:type="table" w:styleId="84">
+  <w:style w:type="table" w:styleId="774">
     <w:name w:val="List Table 3 - Accent 3"/>
-    <w:basedOn w:val="661"/>
+    <w:basedOn w:val="886"/>
     <w:uiPriority w:val="99"/>
     <w:pPr>
       <w:pBdr/>
@@ -21449,9 +22617,9 @@
       </w:tcPr>
     </w:tblStylePr>
   </w:style>
-  <w:style w:type="table" w:styleId="85">
+  <w:style w:type="table" w:styleId="775">
     <w:name w:val="List Table 3 - Accent 4"/>
-    <w:basedOn w:val="661"/>
+    <w:basedOn w:val="886"/>
     <w:uiPriority w:val="99"/>
     <w:pPr>
       <w:pBdr/>
@@ -21677,9 +22845,9 @@
       </w:tcPr>
     </w:tblStylePr>
   </w:style>
-  <w:style w:type="table" w:styleId="86">
+  <w:style w:type="table" w:styleId="776">
     <w:name w:val="List Table 3 - Accent 5"/>
-    <w:basedOn w:val="661"/>
+    <w:basedOn w:val="886"/>
     <w:uiPriority w:val="99"/>
     <w:pPr>
       <w:pBdr/>
@@ -21905,9 +23073,9 @@
       </w:tcPr>
     </w:tblStylePr>
   </w:style>
-  <w:style w:type="table" w:styleId="87">
+  <w:style w:type="table" w:styleId="777">
     <w:name w:val="List Table 3 - Accent 6"/>
-    <w:basedOn w:val="661"/>
+    <w:basedOn w:val="886"/>
     <w:uiPriority w:val="99"/>
     <w:pPr>
       <w:pBdr/>
@@ -22133,9 +23301,9 @@
       </w:tcPr>
     </w:tblStylePr>
   </w:style>
-  <w:style w:type="table" w:styleId="88">
+  <w:style w:type="table" w:styleId="778">
     <w:name w:val="List Table 4"/>
-    <w:basedOn w:val="661"/>
+    <w:basedOn w:val="886"/>
     <w:uiPriority w:val="99"/>
     <w:pPr>
       <w:pBdr/>
@@ -22358,9 +23526,9 @@
       </w:tcPr>
     </w:tblStylePr>
   </w:style>
-  <w:style w:type="table" w:styleId="89">
+  <w:style w:type="table" w:styleId="779">
     <w:name w:val="List Table 4 - Accent 1"/>
-    <w:basedOn w:val="661"/>
+    <w:basedOn w:val="886"/>
     <w:uiPriority w:val="99"/>
     <w:pPr>
       <w:pBdr/>
@@ -22583,9 +23751,9 @@
       </w:tcPr>
     </w:tblStylePr>
   </w:style>
-  <w:style w:type="table" w:styleId="90">
+  <w:style w:type="table" w:styleId="780">
     <w:name w:val="List Table 4 - Accent 2"/>
-    <w:basedOn w:val="661"/>
+    <w:basedOn w:val="886"/>
     <w:uiPriority w:val="99"/>
     <w:pPr>
       <w:pBdr/>
@@ -22808,9 +23976,9 @@
       </w:tcPr>
     </w:tblStylePr>
   </w:style>
-  <w:style w:type="table" w:styleId="91">
+  <w:style w:type="table" w:styleId="781">
     <w:name w:val="List Table 4 - Accent 3"/>
-    <w:basedOn w:val="661"/>
+    <w:basedOn w:val="886"/>
     <w:uiPriority w:val="99"/>
     <w:pPr>
       <w:pBdr/>
@@ -23033,9 +24201,9 @@
       </w:tcPr>
     </w:tblStylePr>
   </w:style>
-  <w:style w:type="table" w:styleId="92">
+  <w:style w:type="table" w:styleId="782">
     <w:name w:val="List Table 4 - Accent 4"/>
-    <w:basedOn w:val="661"/>
+    <w:basedOn w:val="886"/>
     <w:uiPriority w:val="99"/>
     <w:pPr>
       <w:pBdr/>
@@ -23258,9 +24426,9 @@
       </w:tcPr>
     </w:tblStylePr>
   </w:style>
-  <w:style w:type="table" w:styleId="93">
+  <w:style w:type="table" w:styleId="783">
     <w:name w:val="List Table 4 - Accent 5"/>
-    <w:basedOn w:val="661"/>
+    <w:basedOn w:val="886"/>
     <w:uiPriority w:val="99"/>
     <w:pPr>
       <w:pBdr/>
@@ -23483,9 +24651,9 @@
       </w:tcPr>
     </w:tblStylePr>
   </w:style>
-  <w:style w:type="table" w:styleId="94">
+  <w:style w:type="table" w:styleId="784">
     <w:name w:val="List Table 4 - Accent 6"/>
-    <w:basedOn w:val="661"/>
+    <w:basedOn w:val="886"/>
     <w:uiPriority w:val="99"/>
     <w:pPr>
       <w:pBdr/>
@@ -23708,9 +24876,9 @@
       </w:tcPr>
     </w:tblStylePr>
   </w:style>
-  <w:style w:type="table" w:styleId="95">
+  <w:style w:type="table" w:styleId="785">
     <w:name w:val="List Table 5 Dark"/>
-    <w:basedOn w:val="661"/>
+    <w:basedOn w:val="886"/>
     <w:uiPriority w:val="99"/>
     <w:pPr>
       <w:pBdr/>
@@ -23950,9 +25118,9 @@
       </w:tcPr>
     </w:tblStylePr>
   </w:style>
-  <w:style w:type="table" w:styleId="96">
+  <w:style w:type="table" w:styleId="786">
     <w:name w:val="List Table 5 Dark - Accent 1"/>
-    <w:basedOn w:val="661"/>
+    <w:basedOn w:val="886"/>
     <w:uiPriority w:val="99"/>
     <w:pPr>
       <w:pBdr/>
@@ -24192,9 +25360,9 @@
       </w:tcPr>
     </w:tblStylePr>
   </w:style>
-  <w:style w:type="table" w:styleId="97">
+  <w:style w:type="table" w:styleId="787">
     <w:name w:val="List Table 5 Dark - Accent 2"/>
-    <w:basedOn w:val="661"/>
+    <w:basedOn w:val="886"/>
     <w:uiPriority w:val="99"/>
     <w:pPr>
       <w:pBdr/>
@@ -24434,9 +25602,9 @@
       </w:tcPr>
     </w:tblStylePr>
   </w:style>
-  <w:style w:type="table" w:styleId="98">
+  <w:style w:type="table" w:styleId="788">
     <w:name w:val="List Table 5 Dark - Accent 3"/>
-    <w:basedOn w:val="661"/>
+    <w:basedOn w:val="886"/>
     <w:uiPriority w:val="99"/>
     <w:pPr>
       <w:pBdr/>
@@ -24676,9 +25844,9 @@
       </w:tcPr>
     </w:tblStylePr>
   </w:style>
-  <w:style w:type="table" w:styleId="99">
+  <w:style w:type="table" w:styleId="789">
     <w:name w:val="List Table 5 Dark - Accent 4"/>
-    <w:basedOn w:val="661"/>
+    <w:basedOn w:val="886"/>
     <w:uiPriority w:val="99"/>
     <w:pPr>
       <w:pBdr/>
@@ -24918,9 +26086,9 @@
       </w:tcPr>
     </w:tblStylePr>
   </w:style>
-  <w:style w:type="table" w:styleId="100">
+  <w:style w:type="table" w:styleId="790">
     <w:name w:val="List Table 5 Dark - Accent 5"/>
-    <w:basedOn w:val="661"/>
+    <w:basedOn w:val="886"/>
     <w:uiPriority w:val="99"/>
     <w:pPr>
       <w:pBdr/>
@@ -25160,9 +26328,9 @@
       </w:tcPr>
     </w:tblStylePr>
   </w:style>
-  <w:style w:type="table" w:styleId="101">
+  <w:style w:type="table" w:styleId="791">
     <w:name w:val="List Table 5 Dark - Accent 6"/>
-    <w:basedOn w:val="661"/>
+    <w:basedOn w:val="886"/>
     <w:uiPriority w:val="99"/>
     <w:pPr>
       <w:pBdr/>
@@ -25402,9 +26570,9 @@
       </w:tcPr>
     </w:tblStylePr>
   </w:style>
-  <w:style w:type="table" w:styleId="102">
+  <w:style w:type="table" w:styleId="792">
     <w:name w:val="List Table 6 Colorful"/>
-    <w:basedOn w:val="661"/>
+    <w:basedOn w:val="886"/>
     <w:uiPriority w:val="99"/>
     <w:pPr>
       <w:pBdr/>
@@ -25625,9 +26793,9 @@
       </w:tcPr>
     </w:tblStylePr>
   </w:style>
-  <w:style w:type="table" w:styleId="103">
+  <w:style w:type="table" w:styleId="793">
     <w:name w:val="List Table 6 Colorful - Accent 1"/>
-    <w:basedOn w:val="661"/>
+    <w:basedOn w:val="886"/>
     <w:uiPriority w:val="99"/>
     <w:pPr>
       <w:pBdr/>
@@ -25848,9 +27016,9 @@
       </w:tcPr>
     </w:tblStylePr>
   </w:style>
-  <w:style w:type="table" w:styleId="104">
+  <w:style w:type="table" w:styleId="794">
     <w:name w:val="List Table 6 Colorful - Accent 2"/>
-    <w:basedOn w:val="661"/>
+    <w:basedOn w:val="886"/>
     <w:uiPriority w:val="99"/>
     <w:pPr>
       <w:pBdr/>
@@ -26071,9 +27239,9 @@
       </w:tcPr>
     </w:tblStylePr>
   </w:style>
-  <w:style w:type="table" w:styleId="105">
+  <w:style w:type="table" w:styleId="795">
     <w:name w:val="List Table 6 Colorful - Accent 3"/>
-    <w:basedOn w:val="661"/>
+    <w:basedOn w:val="886"/>
     <w:uiPriority w:val="99"/>
     <w:pPr>
       <w:pBdr/>
@@ -26294,9 +27462,9 @@
       </w:tcPr>
     </w:tblStylePr>
   </w:style>
-  <w:style w:type="table" w:styleId="106">
+  <w:style w:type="table" w:styleId="796">
     <w:name w:val="List Table 6 Colorful - Accent 4"/>
-    <w:basedOn w:val="661"/>
+    <w:basedOn w:val="886"/>
     <w:uiPriority w:val="99"/>
     <w:pPr>
       <w:pBdr/>
@@ -26517,9 +27685,9 @@
       </w:tcPr>
     </w:tblStylePr>
   </w:style>
-  <w:style w:type="table" w:styleId="107">
+  <w:style w:type="table" w:styleId="797">
     <w:name w:val="List Table 6 Colorful - Accent 5"/>
-    <w:basedOn w:val="661"/>
+    <w:basedOn w:val="886"/>
     <w:uiPriority w:val="99"/>
     <w:pPr>
       <w:pBdr/>
@@ -26740,9 +27908,9 @@
       </w:tcPr>
     </w:tblStylePr>
   </w:style>
-  <w:style w:type="table" w:styleId="108">
+  <w:style w:type="table" w:styleId="798">
     <w:name w:val="List Table 6 Colorful - Accent 6"/>
-    <w:basedOn w:val="661"/>
+    <w:basedOn w:val="886"/>
     <w:uiPriority w:val="99"/>
     <w:pPr>
       <w:pBdr/>
@@ -26963,9 +28131,9 @@
       </w:tcPr>
     </w:tblStylePr>
   </w:style>
-  <w:style w:type="table" w:styleId="109">
+  <w:style w:type="table" w:styleId="799">
     <w:name w:val="List Table 7 Colorful"/>
-    <w:basedOn w:val="661"/>
+    <w:basedOn w:val="886"/>
     <w:uiPriority w:val="99"/>
     <w:pPr>
       <w:pBdr/>
@@ -27064,11 +28232,11 @@
         <w:tblBorders/>
       </w:tblPr>
       <w:tcPr>
-        <w:shd w:color="ffffff"/>
+        <w:shd w:val="clear" w:color="ffffff"/>
         <w:tcBorders>
-          <w:top w:val="none"/>
-          <w:left w:val="none"/>
-          <w:bottom w:val="none"/>
+          <w:top w:val="none" w:color="000000" w:sz="4" w:space="0"/>
+          <w:left w:val="none" w:color="000000" w:sz="4" w:space="0"/>
+          <w:bottom w:val="none" w:color="000000" w:sz="4" w:space="0"/>
           <w:right w:val="single" w:color="000000" w:themeColor="text1" w:themeTint="80" w:sz="4" w:space="0"/>
         </w:tcBorders>
       </w:tcPr>
@@ -27091,10 +28259,10 @@
       <w:tcPr>
         <w:shd w:val="clear" w:color="ffffff" w:themeColor="light1" w:fill="ffffff" w:themeFill="light1"/>
         <w:tcBorders>
-          <w:top w:val="none"/>
-          <w:left w:val="none"/>
+          <w:top w:val="none" w:color="000000" w:sz="4" w:space="0"/>
+          <w:left w:val="none" w:color="000000" w:sz="4" w:space="0"/>
           <w:bottom w:val="single" w:color="000000" w:themeColor="text1" w:themeTint="80" w:sz="4" w:space="0"/>
-          <w:right w:val="none"/>
+          <w:right w:val="none" w:color="000000" w:sz="4" w:space="0"/>
         </w:tcBorders>
       </w:tcPr>
     </w:tblStylePr>
@@ -27114,12 +28282,12 @@
         <w:tblBorders/>
       </w:tblPr>
       <w:tcPr>
-        <w:shd w:color="ffffff"/>
+        <w:shd w:val="clear" w:color="ffffff"/>
         <w:tcBorders>
-          <w:top w:val="none"/>
+          <w:top w:val="none" w:color="000000" w:sz="4" w:space="0"/>
           <w:left w:val="single" w:color="000000" w:themeColor="text1" w:themeTint="80" w:sz="4" w:space="0"/>
-          <w:bottom w:val="none"/>
-          <w:right w:val="none"/>
+          <w:bottom w:val="none" w:color="000000" w:sz="4" w:space="0"/>
+          <w:right w:val="none" w:color="000000" w:sz="4" w:space="0"/>
         </w:tcBorders>
       </w:tcPr>
     </w:tblStylePr>
@@ -27142,9 +28310,9 @@
         <w:shd w:val="clear" w:color="ffffff" w:themeColor="light1" w:fill="ffffff" w:themeFill="light1"/>
         <w:tcBorders>
           <w:top w:val="single" w:color="000000" w:themeColor="text1" w:themeTint="80" w:sz="4" w:space="0"/>
-          <w:left w:val="none"/>
-          <w:bottom w:val="none"/>
-          <w:right w:val="none"/>
+          <w:left w:val="none" w:color="000000" w:sz="4" w:space="0"/>
+          <w:bottom w:val="none" w:color="000000" w:sz="4" w:space="0"/>
+          <w:right w:val="none" w:color="000000" w:sz="4" w:space="0"/>
         </w:tcBorders>
       </w:tcPr>
     </w:tblStylePr>
@@ -27219,9 +28387,9 @@
       </w:tcPr>
     </w:tblStylePr>
   </w:style>
-  <w:style w:type="table" w:styleId="110">
+  <w:style w:type="table" w:styleId="800">
     <w:name w:val="List Table 7 Colorful - Accent 1"/>
-    <w:basedOn w:val="661"/>
+    <w:basedOn w:val="886"/>
     <w:uiPriority w:val="99"/>
     <w:pPr>
       <w:pBdr/>
@@ -27320,11 +28488,11 @@
         <w:tblBorders/>
       </w:tblPr>
       <w:tcPr>
-        <w:shd w:color="ffffff"/>
+        <w:shd w:val="clear" w:color="ffffff"/>
         <w:tcBorders>
-          <w:top w:val="none"/>
-          <w:left w:val="none"/>
-          <w:bottom w:val="none"/>
+          <w:top w:val="none" w:color="000000" w:sz="4" w:space="0"/>
+          <w:left w:val="none" w:color="000000" w:sz="4" w:space="0"/>
+          <w:bottom w:val="none" w:color="000000" w:sz="4" w:space="0"/>
           <w:right w:val="single" w:color="000000" w:themeColor="accent1" w:sz="4" w:space="0"/>
         </w:tcBorders>
       </w:tcPr>
@@ -27347,10 +28515,10 @@
       <w:tcPr>
         <w:shd w:val="clear" w:color="ffffff" w:themeColor="light1" w:fill="ffffff" w:themeFill="light1"/>
         <w:tcBorders>
-          <w:top w:val="none"/>
-          <w:left w:val="none"/>
+          <w:top w:val="none" w:color="000000" w:sz="4" w:space="0"/>
+          <w:left w:val="none" w:color="000000" w:sz="4" w:space="0"/>
           <w:bottom w:val="single" w:color="000000" w:themeColor="accent1" w:sz="4" w:space="0"/>
-          <w:right w:val="none"/>
+          <w:right w:val="none" w:color="000000" w:sz="4" w:space="0"/>
         </w:tcBorders>
       </w:tcPr>
     </w:tblStylePr>
@@ -27370,12 +28538,12 @@
         <w:tblBorders/>
       </w:tblPr>
       <w:tcPr>
-        <w:shd w:color="ffffff"/>
+        <w:shd w:val="clear" w:color="ffffff"/>
         <w:tcBorders>
-          <w:top w:val="none"/>
+          <w:top w:val="none" w:color="000000" w:sz="4" w:space="0"/>
           <w:left w:val="single" w:color="000000" w:themeColor="accent1" w:sz="4" w:space="0"/>
-          <w:bottom w:val="none"/>
-          <w:right w:val="none"/>
+          <w:bottom w:val="none" w:color="000000" w:sz="4" w:space="0"/>
+          <w:right w:val="none" w:color="000000" w:sz="4" w:space="0"/>
         </w:tcBorders>
       </w:tcPr>
     </w:tblStylePr>
@@ -27398,9 +28566,9 @@
         <w:shd w:val="clear" w:color="ffffff" w:themeColor="light1" w:fill="ffffff" w:themeFill="light1"/>
         <w:tcBorders>
           <w:top w:val="single" w:color="000000" w:themeColor="accent1" w:sz="4" w:space="0"/>
-          <w:left w:val="none"/>
-          <w:bottom w:val="none"/>
-          <w:right w:val="none"/>
+          <w:left w:val="none" w:color="000000" w:sz="4" w:space="0"/>
+          <w:bottom w:val="none" w:color="000000" w:sz="4" w:space="0"/>
+          <w:right w:val="none" w:color="000000" w:sz="4" w:space="0"/>
         </w:tcBorders>
       </w:tcPr>
     </w:tblStylePr>
@@ -27475,9 +28643,9 @@
       </w:tcPr>
     </w:tblStylePr>
   </w:style>
-  <w:style w:type="table" w:styleId="111">
+  <w:style w:type="table" w:styleId="801">
     <w:name w:val="List Table 7 Colorful - Accent 2"/>
-    <w:basedOn w:val="661"/>
+    <w:basedOn w:val="886"/>
     <w:uiPriority w:val="99"/>
     <w:pPr>
       <w:pBdr/>
@@ -27576,11 +28744,11 @@
         <w:tblBorders/>
       </w:tblPr>
       <w:tcPr>
-        <w:shd w:color="ffffff"/>
+        <w:shd w:val="clear" w:color="ffffff"/>
         <w:tcBorders>
-          <w:top w:val="none"/>
-          <w:left w:val="none"/>
-          <w:bottom w:val="none"/>
+          <w:top w:val="none" w:color="000000" w:sz="4" w:space="0"/>
+          <w:left w:val="none" w:color="000000" w:sz="4" w:space="0"/>
+          <w:bottom w:val="none" w:color="000000" w:sz="4" w:space="0"/>
           <w:right w:val="single" w:color="000000" w:themeColor="accent2" w:themeTint="97" w:sz="4" w:space="0"/>
         </w:tcBorders>
       </w:tcPr>
@@ -27603,10 +28771,10 @@
       <w:tcPr>
         <w:shd w:val="clear" w:color="ffffff" w:themeColor="light1" w:fill="ffffff" w:themeFill="light1"/>
         <w:tcBorders>
-          <w:top w:val="none"/>
-          <w:left w:val="none"/>
+          <w:top w:val="none" w:color="000000" w:sz="4" w:space="0"/>
+          <w:left w:val="none" w:color="000000" w:sz="4" w:space="0"/>
           <w:bottom w:val="single" w:color="000000" w:themeColor="accent2" w:themeTint="97" w:sz="4" w:space="0"/>
-          <w:right w:val="none"/>
+          <w:right w:val="none" w:color="000000" w:sz="4" w:space="0"/>
         </w:tcBorders>
       </w:tcPr>
     </w:tblStylePr>
@@ -27626,12 +28794,12 @@
         <w:tblBorders/>
       </w:tblPr>
       <w:tcPr>
-        <w:shd w:color="ffffff"/>
+        <w:shd w:val="clear" w:color="ffffff"/>
         <w:tcBorders>
-          <w:top w:val="none"/>
+          <w:top w:val="none" w:color="000000" w:sz="4" w:space="0"/>
           <w:left w:val="single" w:color="000000" w:themeColor="accent2" w:themeTint="97" w:sz="4" w:space="0"/>
-          <w:bottom w:val="none"/>
-          <w:right w:val="none"/>
+          <w:bottom w:val="none" w:color="000000" w:sz="4" w:space="0"/>
+          <w:right w:val="none" w:color="000000" w:sz="4" w:space="0"/>
         </w:tcBorders>
       </w:tcPr>
     </w:tblStylePr>
@@ -27654,9 +28822,9 @@
         <w:shd w:val="clear" w:color="ffffff" w:themeColor="light1" w:fill="ffffff" w:themeFill="light1"/>
         <w:tcBorders>
           <w:top w:val="single" w:color="000000" w:themeColor="accent2" w:themeTint="97" w:sz="4" w:space="0"/>
-          <w:left w:val="none"/>
-          <w:bottom w:val="none"/>
-          <w:right w:val="none"/>
+          <w:left w:val="none" w:color="000000" w:sz="4" w:space="0"/>
+          <w:bottom w:val="none" w:color="000000" w:sz="4" w:space="0"/>
+          <w:right w:val="none" w:color="000000" w:sz="4" w:space="0"/>
         </w:tcBorders>
       </w:tcPr>
     </w:tblStylePr>
@@ -27731,9 +28899,9 @@
       </w:tcPr>
     </w:tblStylePr>
   </w:style>
-  <w:style w:type="table" w:styleId="112">
+  <w:style w:type="table" w:styleId="802">
     <w:name w:val="List Table 7 Colorful - Accent 3"/>
-    <w:basedOn w:val="661"/>
+    <w:basedOn w:val="886"/>
     <w:uiPriority w:val="99"/>
     <w:pPr>
       <w:pBdr/>
@@ -27832,11 +29000,11 @@
         <w:tblBorders/>
       </w:tblPr>
       <w:tcPr>
-        <w:shd w:color="ffffff"/>
+        <w:shd w:val="clear" w:color="ffffff"/>
         <w:tcBorders>
-          <w:top w:val="none"/>
-          <w:left w:val="none"/>
-          <w:bottom w:val="none"/>
+          <w:top w:val="none" w:color="000000" w:sz="4" w:space="0"/>
+          <w:left w:val="none" w:color="000000" w:sz="4" w:space="0"/>
+          <w:bottom w:val="none" w:color="000000" w:sz="4" w:space="0"/>
           <w:right w:val="single" w:color="000000" w:themeColor="accent3" w:themeTint="98" w:sz="4" w:space="0"/>
         </w:tcBorders>
       </w:tcPr>
@@ -27859,10 +29027,10 @@
       <w:tcPr>
         <w:shd w:val="clear" w:color="ffffff" w:themeColor="light1" w:fill="ffffff" w:themeFill="light1"/>
         <w:tcBorders>
-          <w:top w:val="none"/>
-          <w:left w:val="none"/>
+          <w:top w:val="none" w:color="000000" w:sz="4" w:space="0"/>
+          <w:left w:val="none" w:color="000000" w:sz="4" w:space="0"/>
           <w:bottom w:val="single" w:color="000000" w:themeColor="accent3" w:themeTint="98" w:sz="4" w:space="0"/>
-          <w:right w:val="none"/>
+          <w:right w:val="none" w:color="000000" w:sz="4" w:space="0"/>
         </w:tcBorders>
       </w:tcPr>
     </w:tblStylePr>
@@ -27882,12 +29050,12 @@
         <w:tblBorders/>
       </w:tblPr>
       <w:tcPr>
-        <w:shd w:color="ffffff"/>
+        <w:shd w:val="clear" w:color="ffffff"/>
         <w:tcBorders>
-          <w:top w:val="none"/>
+          <w:top w:val="none" w:color="000000" w:sz="4" w:space="0"/>
           <w:left w:val="single" w:color="000000" w:themeColor="accent3" w:themeTint="98" w:sz="4" w:space="0"/>
-          <w:bottom w:val="none"/>
-          <w:right w:val="none"/>
+          <w:bottom w:val="none" w:color="000000" w:sz="4" w:space="0"/>
+          <w:right w:val="none" w:color="000000" w:sz="4" w:space="0"/>
         </w:tcBorders>
       </w:tcPr>
     </w:tblStylePr>
@@ -27910,9 +29078,9 @@
         <w:shd w:val="clear" w:color="ffffff" w:themeColor="light1" w:fill="ffffff" w:themeFill="light1"/>
         <w:tcBorders>
           <w:top w:val="single" w:color="000000" w:themeColor="accent3" w:themeTint="98" w:sz="4" w:space="0"/>
-          <w:left w:val="none"/>
-          <w:bottom w:val="none"/>
-          <w:right w:val="none"/>
+          <w:left w:val="none" w:color="000000" w:sz="4" w:space="0"/>
+          <w:bottom w:val="none" w:color="000000" w:sz="4" w:space="0"/>
+          <w:right w:val="none" w:color="000000" w:sz="4" w:space="0"/>
         </w:tcBorders>
       </w:tcPr>
     </w:tblStylePr>
@@ -27987,9 +29155,9 @@
       </w:tcPr>
     </w:tblStylePr>
   </w:style>
-  <w:style w:type="table" w:styleId="113">
+  <w:style w:type="table" w:styleId="803">
     <w:name w:val="List Table 7 Colorful - Accent 4"/>
-    <w:basedOn w:val="661"/>
+    <w:basedOn w:val="886"/>
     <w:uiPriority w:val="99"/>
     <w:pPr>
       <w:pBdr/>
@@ -28088,11 +29256,11 @@
         <w:tblBorders/>
       </w:tblPr>
       <w:tcPr>
-        <w:shd w:color="ffffff"/>
+        <w:shd w:val="clear" w:color="ffffff"/>
         <w:tcBorders>
-          <w:top w:val="none"/>
-          <w:left w:val="none"/>
-          <w:bottom w:val="none"/>
+          <w:top w:val="none" w:color="000000" w:sz="4" w:space="0"/>
+          <w:left w:val="none" w:color="000000" w:sz="4" w:space="0"/>
+          <w:bottom w:val="none" w:color="000000" w:sz="4" w:space="0"/>
           <w:right w:val="single" w:color="000000" w:themeColor="accent4" w:themeTint="9A" w:sz="4" w:space="0"/>
         </w:tcBorders>
       </w:tcPr>
@@ -28115,10 +29283,10 @@
       <w:tcPr>
         <w:shd w:val="clear" w:color="ffffff" w:themeColor="light1" w:fill="ffffff" w:themeFill="light1"/>
         <w:tcBorders>
-          <w:top w:val="none"/>
-          <w:left w:val="none"/>
+          <w:top w:val="none" w:color="000000" w:sz="4" w:space="0"/>
+          <w:left w:val="none" w:color="000000" w:sz="4" w:space="0"/>
           <w:bottom w:val="single" w:color="000000" w:themeColor="accent4" w:themeTint="9A" w:sz="4" w:space="0"/>
-          <w:right w:val="none"/>
+          <w:right w:val="none" w:color="000000" w:sz="4" w:space="0"/>
         </w:tcBorders>
       </w:tcPr>
     </w:tblStylePr>
@@ -28138,12 +29306,12 @@
         <w:tblBorders/>
       </w:tblPr>
       <w:tcPr>
-        <w:shd w:color="ffffff"/>
+        <w:shd w:val="clear" w:color="ffffff"/>
         <w:tcBorders>
-          <w:top w:val="none"/>
+          <w:top w:val="none" w:color="000000" w:sz="4" w:space="0"/>
           <w:left w:val="single" w:color="000000" w:themeColor="accent4" w:themeTint="9A" w:sz="4" w:space="0"/>
-          <w:bottom w:val="none"/>
-          <w:right w:val="none"/>
+          <w:bottom w:val="none" w:color="000000" w:sz="4" w:space="0"/>
+          <w:right w:val="none" w:color="000000" w:sz="4" w:space="0"/>
         </w:tcBorders>
       </w:tcPr>
     </w:tblStylePr>
@@ -28166,9 +29334,9 @@
         <w:shd w:val="clear" w:color="ffffff" w:themeColor="light1" w:fill="ffffff" w:themeFill="light1"/>
         <w:tcBorders>
           <w:top w:val="single" w:color="000000" w:themeColor="accent4" w:themeTint="9A" w:sz="4" w:space="0"/>
-          <w:left w:val="none"/>
-          <w:bottom w:val="none"/>
-          <w:right w:val="none"/>
+          <w:left w:val="none" w:color="000000" w:sz="4" w:space="0"/>
+          <w:bottom w:val="none" w:color="000000" w:sz="4" w:space="0"/>
+          <w:right w:val="none" w:color="000000" w:sz="4" w:space="0"/>
         </w:tcBorders>
       </w:tcPr>
     </w:tblStylePr>
@@ -28243,9 +29411,9 @@
       </w:tcPr>
     </w:tblStylePr>
   </w:style>
-  <w:style w:type="table" w:styleId="114">
+  <w:style w:type="table" w:styleId="804">
     <w:name w:val="List Table 7 Colorful - Accent 5"/>
-    <w:basedOn w:val="661"/>
+    <w:basedOn w:val="886"/>
     <w:uiPriority w:val="99"/>
     <w:pPr>
       <w:pBdr/>
@@ -28344,11 +29512,11 @@
         <w:tblBorders/>
       </w:tblPr>
       <w:tcPr>
-        <w:shd w:color="ffffff"/>
+        <w:shd w:val="clear" w:color="ffffff"/>
         <w:tcBorders>
-          <w:top w:val="none"/>
-          <w:left w:val="none"/>
-          <w:bottom w:val="none"/>
+          <w:top w:val="none" w:color="000000" w:sz="4" w:space="0"/>
+          <w:left w:val="none" w:color="000000" w:sz="4" w:space="0"/>
+          <w:bottom w:val="none" w:color="000000" w:sz="4" w:space="0"/>
           <w:right w:val="single" w:color="000000" w:themeColor="accent5" w:themeTint="9A" w:sz="4" w:space="0"/>
         </w:tcBorders>
       </w:tcPr>
@@ -28371,10 +29539,10 @@
       <w:tcPr>
         <w:shd w:val="clear" w:color="ffffff" w:themeColor="light1" w:fill="ffffff" w:themeFill="light1"/>
         <w:tcBorders>
-          <w:top w:val="none"/>
-          <w:left w:val="none"/>
+          <w:top w:val="none" w:color="000000" w:sz="4" w:space="0"/>
+          <w:left w:val="none" w:color="000000" w:sz="4" w:space="0"/>
           <w:bottom w:val="single" w:color="000000" w:themeColor="accent5" w:themeTint="9A" w:sz="4" w:space="0"/>
-          <w:right w:val="none"/>
+          <w:right w:val="none" w:color="000000" w:sz="4" w:space="0"/>
         </w:tcBorders>
       </w:tcPr>
     </w:tblStylePr>
@@ -28394,12 +29562,12 @@
         <w:tblBorders/>
       </w:tblPr>
       <w:tcPr>
-        <w:shd w:color="ffffff"/>
+        <w:shd w:val="clear" w:color="ffffff"/>
         <w:tcBorders>
-          <w:top w:val="none"/>
+          <w:top w:val="none" w:color="000000" w:sz="4" w:space="0"/>
           <w:left w:val="single" w:color="000000" w:themeColor="accent5" w:themeTint="9A" w:sz="4" w:space="0"/>
-          <w:bottom w:val="none"/>
-          <w:right w:val="none"/>
+          <w:bottom w:val="none" w:color="000000" w:sz="4" w:space="0"/>
+          <w:right w:val="none" w:color="000000" w:sz="4" w:space="0"/>
         </w:tcBorders>
       </w:tcPr>
     </w:tblStylePr>
@@ -28422,9 +29590,9 @@
         <w:shd w:val="clear" w:color="ffffff" w:themeColor="light1" w:fill="ffffff" w:themeFill="light1"/>
         <w:tcBorders>
           <w:top w:val="single" w:color="000000" w:themeColor="accent5" w:themeTint="9A" w:sz="4" w:space="0"/>
-          <w:left w:val="none"/>
-          <w:bottom w:val="none"/>
-          <w:right w:val="none"/>
+          <w:left w:val="none" w:color="000000" w:sz="4" w:space="0"/>
+          <w:bottom w:val="none" w:color="000000" w:sz="4" w:space="0"/>
+          <w:right w:val="none" w:color="000000" w:sz="4" w:space="0"/>
         </w:tcBorders>
       </w:tcPr>
     </w:tblStylePr>
@@ -28499,9 +29667,9 @@
       </w:tcPr>
     </w:tblStylePr>
   </w:style>
-  <w:style w:type="table" w:styleId="115">
+  <w:style w:type="table" w:styleId="805">
     <w:name w:val="List Table 7 Colorful - Accent 6"/>
-    <w:basedOn w:val="661"/>
+    <w:basedOn w:val="886"/>
     <w:uiPriority w:val="99"/>
     <w:pPr>
       <w:pBdr/>
@@ -28600,11 +29768,11 @@
         <w:tblBorders/>
       </w:tblPr>
       <w:tcPr>
-        <w:shd w:color="ffffff"/>
+        <w:shd w:val="clear" w:color="ffffff"/>
         <w:tcBorders>
-          <w:top w:val="none"/>
-          <w:left w:val="none"/>
-          <w:bottom w:val="none"/>
+          <w:top w:val="none" w:color="000000" w:sz="4" w:space="0"/>
+          <w:left w:val="none" w:color="000000" w:sz="4" w:space="0"/>
+          <w:bottom w:val="none" w:color="000000" w:sz="4" w:space="0"/>
           <w:right w:val="single" w:color="000000" w:themeColor="accent6" w:themeTint="98" w:sz="4" w:space="0"/>
         </w:tcBorders>
       </w:tcPr>
@@ -28627,10 +29795,10 @@
       <w:tcPr>
         <w:shd w:val="clear" w:color="ffffff" w:themeColor="light1" w:fill="ffffff" w:themeFill="light1"/>
         <w:tcBorders>
-          <w:top w:val="none"/>
-          <w:left w:val="none"/>
+          <w:top w:val="none" w:color="000000" w:sz="4" w:space="0"/>
+          <w:left w:val="none" w:color="000000" w:sz="4" w:space="0"/>
           <w:bottom w:val="single" w:color="000000" w:themeColor="accent6" w:themeTint="98" w:sz="4" w:space="0"/>
-          <w:right w:val="none"/>
+          <w:right w:val="none" w:color="000000" w:sz="4" w:space="0"/>
         </w:tcBorders>
       </w:tcPr>
     </w:tblStylePr>
@@ -28650,12 +29818,12 @@
         <w:tblBorders/>
       </w:tblPr>
       <w:tcPr>
-        <w:shd w:color="ffffff"/>
+        <w:shd w:val="clear" w:color="ffffff"/>
         <w:tcBorders>
-          <w:top w:val="none"/>
+          <w:top w:val="none" w:color="000000" w:sz="4" w:space="0"/>
           <w:left w:val="single" w:color="000000" w:themeColor="accent6" w:themeTint="98" w:sz="4" w:space="0"/>
-          <w:bottom w:val="none"/>
-          <w:right w:val="none"/>
+          <w:bottom w:val="none" w:color="000000" w:sz="4" w:space="0"/>
+          <w:right w:val="none" w:color="000000" w:sz="4" w:space="0"/>
         </w:tcBorders>
       </w:tcPr>
     </w:tblStylePr>
@@ -28678,9 +29846,9 @@
         <w:shd w:val="clear" w:color="ffffff" w:themeColor="light1" w:fill="ffffff" w:themeFill="light1"/>
         <w:tcBorders>
           <w:top w:val="single" w:color="000000" w:themeColor="accent6" w:themeTint="98" w:sz="4" w:space="0"/>
-          <w:left w:val="none"/>
-          <w:bottom w:val="none"/>
-          <w:right w:val="none"/>
+          <w:left w:val="none" w:color="000000" w:sz="4" w:space="0"/>
+          <w:bottom w:val="none" w:color="000000" w:sz="4" w:space="0"/>
+          <w:right w:val="none" w:color="000000" w:sz="4" w:space="0"/>
         </w:tcBorders>
       </w:tcPr>
     </w:tblStylePr>
@@ -28755,9 +29923,9 @@
       </w:tcPr>
     </w:tblStylePr>
   </w:style>
-  <w:style w:type="table" w:styleId="116">
+  <w:style w:type="table" w:styleId="806">
     <w:name w:val="Lined - Accent"/>
-    <w:basedOn w:val="661"/>
+    <w:basedOn w:val="886"/>
     <w:uiPriority w:val="99"/>
     <w:pPr>
       <w:pBdr/>
@@ -28992,9 +30160,9 @@
       </w:tcPr>
     </w:tblStylePr>
   </w:style>
-  <w:style w:type="table" w:styleId="117">
+  <w:style w:type="table" w:styleId="807">
     <w:name w:val="Lined - Accent 1"/>
-    <w:basedOn w:val="661"/>
+    <w:basedOn w:val="886"/>
     <w:uiPriority w:val="99"/>
     <w:pPr>
       <w:pBdr/>
@@ -29229,9 +30397,9 @@
       </w:tcPr>
     </w:tblStylePr>
   </w:style>
-  <w:style w:type="table" w:styleId="118">
+  <w:style w:type="table" w:styleId="808">
     <w:name w:val="Lined - Accent 2"/>
-    <w:basedOn w:val="661"/>
+    <w:basedOn w:val="886"/>
     <w:uiPriority w:val="99"/>
     <w:pPr>
       <w:pBdr/>
@@ -29466,9 +30634,9 @@
       </w:tcPr>
     </w:tblStylePr>
   </w:style>
-  <w:style w:type="table" w:styleId="119">
+  <w:style w:type="table" w:styleId="809">
     <w:name w:val="Lined - Accent 3"/>
-    <w:basedOn w:val="661"/>
+    <w:basedOn w:val="886"/>
     <w:uiPriority w:val="99"/>
     <w:pPr>
       <w:pBdr/>
@@ -29703,9 +30871,9 @@
       </w:tcPr>
     </w:tblStylePr>
   </w:style>
-  <w:style w:type="table" w:styleId="120">
+  <w:style w:type="table" w:styleId="810">
     <w:name w:val="Lined - Accent 4"/>
-    <w:basedOn w:val="661"/>
+    <w:basedOn w:val="886"/>
     <w:uiPriority w:val="99"/>
     <w:pPr>
       <w:pBdr/>
@@ -29940,9 +31108,9 @@
       </w:tcPr>
     </w:tblStylePr>
   </w:style>
-  <w:style w:type="table" w:styleId="121">
+  <w:style w:type="table" w:styleId="811">
     <w:name w:val="Lined - Accent 5"/>
-    <w:basedOn w:val="661"/>
+    <w:basedOn w:val="886"/>
     <w:uiPriority w:val="99"/>
     <w:pPr>
       <w:pBdr/>
@@ -30177,9 +31345,9 @@
       </w:tcPr>
     </w:tblStylePr>
   </w:style>
-  <w:style w:type="table" w:styleId="122">
+  <w:style w:type="table" w:styleId="812">
     <w:name w:val="Lined - Accent 6"/>
-    <w:basedOn w:val="661"/>
+    <w:basedOn w:val="886"/>
     <w:uiPriority w:val="99"/>
     <w:pPr>
       <w:pBdr/>
@@ -30414,9 +31582,9 @@
       </w:tcPr>
     </w:tblStylePr>
   </w:style>
-  <w:style w:type="table" w:styleId="123">
+  <w:style w:type="table" w:styleId="813">
     <w:name w:val="Bordered &amp; Lined - Accent"/>
-    <w:basedOn w:val="661"/>
+    <w:basedOn w:val="886"/>
     <w:uiPriority w:val="99"/>
     <w:pPr>
       <w:pBdr/>
@@ -30658,9 +31826,9 @@
       </w:tcPr>
     </w:tblStylePr>
   </w:style>
-  <w:style w:type="table" w:styleId="124">
+  <w:style w:type="table" w:styleId="814">
     <w:name w:val="Bordered &amp; Lined - Accent 1"/>
-    <w:basedOn w:val="661"/>
+    <w:basedOn w:val="886"/>
     <w:uiPriority w:val="99"/>
     <w:pPr>
       <w:pBdr/>
@@ -30902,9 +32070,9 @@
       </w:tcPr>
     </w:tblStylePr>
   </w:style>
-  <w:style w:type="table" w:styleId="125">
+  <w:style w:type="table" w:styleId="815">
     <w:name w:val="Bordered &amp; Lined - Accent 2"/>
-    <w:basedOn w:val="661"/>
+    <w:basedOn w:val="886"/>
     <w:uiPriority w:val="99"/>
     <w:pPr>
       <w:pBdr/>
@@ -31146,9 +32314,9 @@
       </w:tcPr>
     </w:tblStylePr>
   </w:style>
-  <w:style w:type="table" w:styleId="126">
+  <w:style w:type="table" w:styleId="816">
     <w:name w:val="Bordered &amp; Lined - Accent 3"/>
-    <w:basedOn w:val="661"/>
+    <w:basedOn w:val="886"/>
     <w:uiPriority w:val="99"/>
     <w:pPr>
       <w:pBdr/>
@@ -31390,9 +32558,9 @@
       </w:tcPr>
     </w:tblStylePr>
   </w:style>
-  <w:style w:type="table" w:styleId="127">
+  <w:style w:type="table" w:styleId="817">
     <w:name w:val="Bordered &amp; Lined - Accent 4"/>
-    <w:basedOn w:val="661"/>
+    <w:basedOn w:val="886"/>
     <w:uiPriority w:val="99"/>
     <w:pPr>
       <w:pBdr/>
@@ -31634,9 +32802,9 @@
       </w:tcPr>
     </w:tblStylePr>
   </w:style>
-  <w:style w:type="table" w:styleId="128">
+  <w:style w:type="table" w:styleId="818">
     <w:name w:val="Bordered &amp; Lined - Accent 5"/>
-    <w:basedOn w:val="661"/>
+    <w:basedOn w:val="886"/>
     <w:uiPriority w:val="99"/>
     <w:pPr>
       <w:pBdr/>
@@ -31878,9 +33046,9 @@
       </w:tcPr>
     </w:tblStylePr>
   </w:style>
-  <w:style w:type="table" w:styleId="129">
+  <w:style w:type="table" w:styleId="819">
     <w:name w:val="Bordered &amp; Lined - Accent 6"/>
-    <w:basedOn w:val="661"/>
+    <w:basedOn w:val="886"/>
     <w:uiPriority w:val="99"/>
     <w:pPr>
       <w:pBdr/>
@@ -32122,9 +33290,9 @@
       </w:tcPr>
     </w:tblStylePr>
   </w:style>
-  <w:style w:type="table" w:styleId="130">
+  <w:style w:type="table" w:styleId="820">
     <w:name w:val="Bordered"/>
-    <w:basedOn w:val="661"/>
+    <w:basedOn w:val="886"/>
     <w:uiPriority w:val="99"/>
     <w:pPr>
       <w:pBdr/>
@@ -32353,9 +33521,9 @@
       </w:tcPr>
     </w:tblStylePr>
   </w:style>
-  <w:style w:type="table" w:styleId="131">
+  <w:style w:type="table" w:styleId="821">
     <w:name w:val="Bordered - Accent 1"/>
-    <w:basedOn w:val="661"/>
+    <w:basedOn w:val="886"/>
     <w:uiPriority w:val="99"/>
     <w:pPr>
       <w:pBdr/>
@@ -32584,9 +33752,9 @@
       </w:tcPr>
     </w:tblStylePr>
   </w:style>
-  <w:style w:type="table" w:styleId="132">
+  <w:style w:type="table" w:styleId="822">
     <w:name w:val="Bordered - Accent 2"/>
-    <w:basedOn w:val="661"/>
+    <w:basedOn w:val="886"/>
     <w:uiPriority w:val="99"/>
     <w:pPr>
       <w:pBdr/>
@@ -32815,9 +33983,9 @@
       </w:tcPr>
     </w:tblStylePr>
   </w:style>
-  <w:style w:type="table" w:styleId="133">
+  <w:style w:type="table" w:styleId="823">
     <w:name w:val="Bordered - Accent 3"/>
-    <w:basedOn w:val="661"/>
+    <w:basedOn w:val="886"/>
     <w:uiPriority w:val="99"/>
     <w:pPr>
       <w:pBdr/>
@@ -33046,9 +34214,9 @@
       </w:tcPr>
     </w:tblStylePr>
   </w:style>
-  <w:style w:type="table" w:styleId="134">
+  <w:style w:type="table" w:styleId="824">
     <w:name w:val="Bordered - Accent 4"/>
-    <w:basedOn w:val="661"/>
+    <w:basedOn w:val="886"/>
     <w:uiPriority w:val="99"/>
     <w:pPr>
       <w:pBdr/>
@@ -33277,9 +34445,9 @@
       </w:tcPr>
     </w:tblStylePr>
   </w:style>
-  <w:style w:type="table" w:styleId="135">
+  <w:style w:type="table" w:styleId="825">
     <w:name w:val="Bordered - Accent 5"/>
-    <w:basedOn w:val="661"/>
+    <w:basedOn w:val="886"/>
     <w:uiPriority w:val="99"/>
     <w:pPr>
       <w:pBdr/>
@@ -33508,9 +34676,9 @@
       </w:tcPr>
     </w:tblStylePr>
   </w:style>
-  <w:style w:type="table" w:styleId="136">
+  <w:style w:type="table" w:styleId="826">
     <w:name w:val="Bordered - Accent 6"/>
-    <w:basedOn w:val="661"/>
+    <w:basedOn w:val="886"/>
     <w:uiPriority w:val="99"/>
     <w:pPr>
       <w:pBdr/>
@@ -33739,11 +34907,11 @@
       </w:tcPr>
     </w:tblStylePr>
   </w:style>
-  <w:style w:type="paragraph" w:styleId="138">
+  <w:style w:type="paragraph" w:styleId="827">
     <w:name w:val="Heading 1"/>
-    <w:basedOn w:val="660"/>
-    <w:next w:val="660"/>
-    <w:link w:val="149"/>
+    <w:basedOn w:val="885"/>
+    <w:next w:val="885"/>
+    <w:link w:val="837"/>
     <w:uiPriority w:val="9"/>
     <w:qFormat/>
     <w:pPr>
@@ -33761,11 +34929,11 @@
       <w:szCs w:val="40"/>
     </w:rPr>
   </w:style>
-  <w:style w:type="paragraph" w:styleId="139">
+  <w:style w:type="paragraph" w:styleId="828">
     <w:name w:val="Heading 2"/>
-    <w:basedOn w:val="660"/>
-    <w:next w:val="660"/>
-    <w:link w:val="150"/>
+    <w:basedOn w:val="885"/>
+    <w:next w:val="885"/>
+    <w:link w:val="838"/>
     <w:uiPriority w:val="9"/>
     <w:unhideWhenUsed/>
     <w:qFormat/>
@@ -33784,11 +34952,11 @@
       <w:szCs w:val="32"/>
     </w:rPr>
   </w:style>
-  <w:style w:type="paragraph" w:styleId="140">
+  <w:style w:type="paragraph" w:styleId="829">
     <w:name w:val="Heading 3"/>
-    <w:basedOn w:val="660"/>
-    <w:next w:val="660"/>
-    <w:link w:val="151"/>
+    <w:basedOn w:val="885"/>
+    <w:next w:val="885"/>
+    <w:link w:val="839"/>
     <w:uiPriority w:val="9"/>
     <w:unhideWhenUsed/>
     <w:qFormat/>
@@ -33807,11 +34975,11 @@
       <w:szCs w:val="28"/>
     </w:rPr>
   </w:style>
-  <w:style w:type="paragraph" w:styleId="141">
+  <w:style w:type="paragraph" w:styleId="830">
     <w:name w:val="Heading 4"/>
-    <w:basedOn w:val="660"/>
-    <w:next w:val="660"/>
-    <w:link w:val="152"/>
+    <w:basedOn w:val="885"/>
+    <w:next w:val="885"/>
+    <w:link w:val="840"/>
     <w:uiPriority w:val="9"/>
     <w:unhideWhenUsed/>
     <w:qFormat/>
@@ -33830,11 +34998,11 @@
       <w:color w:val="0f4761" w:themeColor="accent1" w:themeShade="BF"/>
     </w:rPr>
   </w:style>
-  <w:style w:type="paragraph" w:styleId="142">
+  <w:style w:type="paragraph" w:styleId="831">
     <w:name w:val="Heading 5"/>
-    <w:basedOn w:val="660"/>
-    <w:next w:val="660"/>
-    <w:link w:val="153"/>
+    <w:basedOn w:val="885"/>
+    <w:next w:val="885"/>
+    <w:link w:val="841"/>
     <w:uiPriority w:val="9"/>
     <w:unhideWhenUsed/>
     <w:qFormat/>
@@ -33851,11 +35019,11 @@
       <w:color w:val="0f4761" w:themeColor="accent1" w:themeShade="BF"/>
     </w:rPr>
   </w:style>
-  <w:style w:type="paragraph" w:styleId="143">
+  <w:style w:type="paragraph" w:styleId="832">
     <w:name w:val="Heading 6"/>
-    <w:basedOn w:val="660"/>
-    <w:next w:val="660"/>
-    <w:link w:val="154"/>
+    <w:basedOn w:val="885"/>
+    <w:next w:val="885"/>
+    <w:link w:val="842"/>
     <w:uiPriority w:val="9"/>
     <w:unhideWhenUsed/>
     <w:qFormat/>
@@ -33874,11 +35042,11 @@
       <w:color w:val="595959" w:themeColor="text1" w:themeTint="A6"/>
     </w:rPr>
   </w:style>
-  <w:style w:type="paragraph" w:styleId="144">
+  <w:style w:type="paragraph" w:styleId="833">
     <w:name w:val="Heading 7"/>
-    <w:basedOn w:val="660"/>
-    <w:next w:val="660"/>
-    <w:link w:val="155"/>
+    <w:basedOn w:val="885"/>
+    <w:next w:val="885"/>
+    <w:link w:val="843"/>
     <w:uiPriority w:val="9"/>
     <w:unhideWhenUsed/>
     <w:qFormat/>
@@ -33895,11 +35063,11 @@
       <w:color w:val="595959" w:themeColor="text1" w:themeTint="A6"/>
     </w:rPr>
   </w:style>
-  <w:style w:type="paragraph" w:styleId="145">
+  <w:style w:type="paragraph" w:styleId="834">
     <w:name w:val="Heading 8"/>
-    <w:basedOn w:val="660"/>
-    <w:next w:val="660"/>
-    <w:link w:val="156"/>
+    <w:basedOn w:val="885"/>
+    <w:next w:val="885"/>
+    <w:link w:val="844"/>
     <w:uiPriority w:val="9"/>
     <w:unhideWhenUsed/>
     <w:qFormat/>
@@ -33918,11 +35086,11 @@
       <w:color w:val="272727" w:themeColor="text1" w:themeTint="D8"/>
     </w:rPr>
   </w:style>
-  <w:style w:type="paragraph" w:styleId="146">
+  <w:style w:type="paragraph" w:styleId="835">
     <w:name w:val="Heading 9"/>
-    <w:basedOn w:val="660"/>
-    <w:next w:val="660"/>
-    <w:link w:val="157"/>
+    <w:basedOn w:val="885"/>
+    <w:next w:val="885"/>
+    <w:link w:val="845"/>
     <w:uiPriority w:val="9"/>
     <w:unhideWhenUsed/>
     <w:qFormat/>
@@ -33941,7 +35109,7 @@
       <w:color w:val="272727" w:themeColor="text1" w:themeTint="D8"/>
     </w:rPr>
   </w:style>
-  <w:style w:type="character" w:styleId="147" w:default="1">
+  <w:style w:type="character" w:styleId="836" w:default="1">
     <w:name w:val="Default Paragraph Font"/>
     <w:uiPriority w:val="1"/>
     <w:semiHidden/>
@@ -33952,10 +35120,10 @@
       <w:ind/>
     </w:pPr>
   </w:style>
-  <w:style w:type="character" w:styleId="149">
+  <w:style w:type="character" w:styleId="837">
     <w:name w:val="Heading 1 Char"/>
-    <w:basedOn w:val="147"/>
-    <w:link w:val="138"/>
+    <w:basedOn w:val="836"/>
+    <w:link w:val="827"/>
     <w:uiPriority w:val="9"/>
     <w:pPr>
       <w:pBdr/>
@@ -33969,10 +35137,10 @@
       <w:szCs w:val="40"/>
     </w:rPr>
   </w:style>
-  <w:style w:type="character" w:styleId="150">
+  <w:style w:type="character" w:styleId="838">
     <w:name w:val="Heading 2 Char"/>
-    <w:basedOn w:val="147"/>
-    <w:link w:val="139"/>
+    <w:basedOn w:val="836"/>
+    <w:link w:val="828"/>
     <w:uiPriority w:val="9"/>
     <w:pPr>
       <w:pBdr/>
@@ -33986,10 +35154,10 @@
       <w:szCs w:val="32"/>
     </w:rPr>
   </w:style>
-  <w:style w:type="character" w:styleId="151">
+  <w:style w:type="character" w:styleId="839">
     <w:name w:val="Heading 3 Char"/>
-    <w:basedOn w:val="147"/>
-    <w:link w:val="140"/>
+    <w:basedOn w:val="836"/>
+    <w:link w:val="829"/>
     <w:uiPriority w:val="9"/>
     <w:pPr>
       <w:pBdr/>
@@ -34003,10 +35171,10 @@
       <w:szCs w:val="28"/>
     </w:rPr>
   </w:style>
-  <w:style w:type="character" w:styleId="152">
+  <w:style w:type="character" w:styleId="840">
     <w:name w:val="Heading 4 Char"/>
-    <w:basedOn w:val="147"/>
-    <w:link w:val="141"/>
+    <w:basedOn w:val="836"/>
+    <w:link w:val="830"/>
     <w:uiPriority w:val="9"/>
     <w:pPr>
       <w:pBdr/>
@@ -34020,10 +35188,10 @@
       <w:color w:val="0f4761" w:themeColor="accent1" w:themeShade="BF"/>
     </w:rPr>
   </w:style>
-  <w:style w:type="character" w:styleId="153">
+  <w:style w:type="character" w:styleId="841">
     <w:name w:val="Heading 5 Char"/>
-    <w:basedOn w:val="147"/>
-    <w:link w:val="142"/>
+    <w:basedOn w:val="836"/>
+    <w:link w:val="831"/>
     <w:uiPriority w:val="9"/>
     <w:pPr>
       <w:pBdr/>
@@ -34035,10 +35203,10 @@
       <w:color w:val="0f4761" w:themeColor="accent1" w:themeShade="BF"/>
     </w:rPr>
   </w:style>
-  <w:style w:type="character" w:styleId="154">
+  <w:style w:type="character" w:styleId="842">
     <w:name w:val="Heading 6 Char"/>
-    <w:basedOn w:val="147"/>
-    <w:link w:val="143"/>
+    <w:basedOn w:val="836"/>
+    <w:link w:val="832"/>
     <w:uiPriority w:val="9"/>
     <w:pPr>
       <w:pBdr/>
@@ -34052,10 +35220,10 @@
       <w:color w:val="595959" w:themeColor="text1" w:themeTint="A6"/>
     </w:rPr>
   </w:style>
-  <w:style w:type="character" w:styleId="155">
+  <w:style w:type="character" w:styleId="843">
     <w:name w:val="Heading 7 Char"/>
-    <w:basedOn w:val="147"/>
-    <w:link w:val="144"/>
+    <w:basedOn w:val="836"/>
+    <w:link w:val="833"/>
     <w:uiPriority w:val="9"/>
     <w:pPr>
       <w:pBdr/>
@@ -34067,10 +35235,10 @@
       <w:color w:val="595959" w:themeColor="text1" w:themeTint="A6"/>
     </w:rPr>
   </w:style>
-  <w:style w:type="character" w:styleId="156">
+  <w:style w:type="character" w:styleId="844">
     <w:name w:val="Heading 8 Char"/>
-    <w:basedOn w:val="147"/>
-    <w:link w:val="145"/>
+    <w:basedOn w:val="836"/>
+    <w:link w:val="834"/>
     <w:uiPriority w:val="9"/>
     <w:pPr>
       <w:pBdr/>
@@ -34084,10 +35252,10 @@
       <w:color w:val="272727" w:themeColor="text1" w:themeTint="D8"/>
     </w:rPr>
   </w:style>
-  <w:style w:type="character" w:styleId="157">
+  <w:style w:type="character" w:styleId="845">
     <w:name w:val="Heading 9 Char"/>
-    <w:basedOn w:val="147"/>
-    <w:link w:val="146"/>
+    <w:basedOn w:val="836"/>
+    <w:link w:val="835"/>
     <w:uiPriority w:val="9"/>
     <w:pPr>
       <w:pBdr/>
@@ -34101,11 +35269,11 @@
       <w:color w:val="272727" w:themeColor="text1" w:themeTint="D8"/>
     </w:rPr>
   </w:style>
-  <w:style w:type="paragraph" w:styleId="158">
+  <w:style w:type="paragraph" w:styleId="846">
     <w:name w:val="Title"/>
-    <w:basedOn w:val="660"/>
-    <w:next w:val="660"/>
-    <w:link w:val="159"/>
+    <w:basedOn w:val="885"/>
+    <w:next w:val="885"/>
+    <w:link w:val="847"/>
     <w:uiPriority w:val="10"/>
     <w:qFormat/>
     <w:pPr>
@@ -34121,10 +35289,10 @@
       <w:szCs w:val="56"/>
     </w:rPr>
   </w:style>
-  <w:style w:type="character" w:styleId="159">
+  <w:style w:type="character" w:styleId="847">
     <w:name w:val="Title Char"/>
-    <w:basedOn w:val="147"/>
-    <w:link w:val="158"/>
+    <w:basedOn w:val="836"/>
+    <w:link w:val="846"/>
     <w:uiPriority w:val="10"/>
     <w:pPr>
       <w:pBdr/>
@@ -34138,11 +35306,11 @@
       <w:szCs w:val="56"/>
     </w:rPr>
   </w:style>
-  <w:style w:type="paragraph" w:styleId="160">
+  <w:style w:type="paragraph" w:styleId="848">
     <w:name w:val="Subtitle"/>
-    <w:basedOn w:val="660"/>
-    <w:next w:val="660"/>
-    <w:link w:val="161"/>
+    <w:basedOn w:val="885"/>
+    <w:next w:val="885"/>
+    <w:link w:val="849"/>
     <w:uiPriority w:val="11"/>
     <w:qFormat/>
     <w:pPr>
@@ -34160,10 +35328,10 @@
       <w:szCs w:val="28"/>
     </w:rPr>
   </w:style>
-  <w:style w:type="character" w:styleId="161">
+  <w:style w:type="character" w:styleId="849">
     <w:name w:val="Subtitle Char"/>
-    <w:basedOn w:val="147"/>
-    <w:link w:val="160"/>
+    <w:basedOn w:val="836"/>
+    <w:link w:val="848"/>
     <w:uiPriority w:val="11"/>
     <w:pPr>
       <w:pBdr/>
@@ -34177,11 +35345,11 @@
       <w:szCs w:val="28"/>
     </w:rPr>
   </w:style>
-  <w:style w:type="paragraph" w:styleId="162">
+  <w:style w:type="paragraph" w:styleId="850">
     <w:name w:val="Quote"/>
-    <w:basedOn w:val="660"/>
-    <w:next w:val="660"/>
-    <w:link w:val="163"/>
+    <w:basedOn w:val="885"/>
+    <w:next w:val="885"/>
+    <w:link w:val="851"/>
     <w:uiPriority w:val="29"/>
     <w:qFormat/>
     <w:pPr>
@@ -34196,10 +35364,10 @@
       <w:color w:val="404040" w:themeColor="text1" w:themeTint="BF"/>
     </w:rPr>
   </w:style>
-  <w:style w:type="character" w:styleId="163">
+  <w:style w:type="character" w:styleId="851">
     <w:name w:val="Quote Char"/>
-    <w:basedOn w:val="147"/>
-    <w:link w:val="162"/>
+    <w:basedOn w:val="836"/>
+    <w:link w:val="850"/>
     <w:uiPriority w:val="29"/>
     <w:pPr>
       <w:pBdr/>
@@ -34212,9 +35380,9 @@
       <w:color w:val="404040" w:themeColor="text1" w:themeTint="BF"/>
     </w:rPr>
   </w:style>
-  <w:style w:type="character" w:styleId="165">
+  <w:style w:type="character" w:styleId="852">
     <w:name w:val="Intense Emphasis"/>
-    <w:basedOn w:val="147"/>
+    <w:basedOn w:val="836"/>
     <w:uiPriority w:val="21"/>
     <w:qFormat/>
     <w:pPr>
@@ -34228,11 +35396,11 @@
       <w:color w:val="0f4761" w:themeColor="accent1" w:themeShade="BF"/>
     </w:rPr>
   </w:style>
-  <w:style w:type="paragraph" w:styleId="166">
+  <w:style w:type="paragraph" w:styleId="853">
     <w:name w:val="Intense Quote"/>
-    <w:basedOn w:val="660"/>
-    <w:next w:val="660"/>
-    <w:link w:val="167"/>
+    <w:basedOn w:val="885"/>
+    <w:next w:val="885"/>
+    <w:link w:val="854"/>
     <w:uiPriority w:val="30"/>
     <w:qFormat/>
     <w:pPr>
@@ -34250,10 +35418,10 @@
       <w:color w:val="0f4761" w:themeColor="accent1" w:themeShade="BF"/>
     </w:rPr>
   </w:style>
-  <w:style w:type="character" w:styleId="167">
+  <w:style w:type="character" w:styleId="854">
     <w:name w:val="Intense Quote Char"/>
-    <w:basedOn w:val="147"/>
-    <w:link w:val="166"/>
+    <w:basedOn w:val="836"/>
+    <w:link w:val="853"/>
     <w:uiPriority w:val="30"/>
     <w:pPr>
       <w:pBdr/>
@@ -34266,9 +35434,9 @@
       <w:color w:val="0f4761" w:themeColor="accent1" w:themeShade="BF"/>
     </w:rPr>
   </w:style>
-  <w:style w:type="character" w:styleId="168">
+  <w:style w:type="character" w:styleId="855">
     <w:name w:val="Intense Reference"/>
-    <w:basedOn w:val="147"/>
+    <w:basedOn w:val="836"/>
     <w:uiPriority w:val="32"/>
     <w:qFormat/>
     <w:pPr>
@@ -34284,9 +35452,9 @@
       <w:spacing w:val="5"/>
     </w:rPr>
   </w:style>
-  <w:style w:type="character" w:styleId="170">
+  <w:style w:type="character" w:styleId="856">
     <w:name w:val="Subtle Emphasis"/>
-    <w:basedOn w:val="147"/>
+    <w:basedOn w:val="836"/>
     <w:uiPriority w:val="19"/>
     <w:qFormat/>
     <w:pPr>
@@ -34300,9 +35468,9 @@
       <w:color w:val="404040" w:themeColor="text1" w:themeTint="BF"/>
     </w:rPr>
   </w:style>
-  <w:style w:type="character" w:styleId="171">
+  <w:style w:type="character" w:styleId="857">
     <w:name w:val="Emphasis"/>
-    <w:basedOn w:val="147"/>
+    <w:basedOn w:val="836"/>
     <w:uiPriority w:val="20"/>
     <w:qFormat/>
     <w:pPr>
@@ -34315,9 +35483,9 @@
       <w:iCs/>
     </w:rPr>
   </w:style>
-  <w:style w:type="character" w:styleId="172">
+  <w:style w:type="character" w:styleId="858">
     <w:name w:val="Strong"/>
-    <w:basedOn w:val="147"/>
+    <w:basedOn w:val="836"/>
     <w:uiPriority w:val="22"/>
     <w:qFormat/>
     <w:pPr>
@@ -34330,9 +35498,9 @@
       <w:bCs/>
     </w:rPr>
   </w:style>
-  <w:style w:type="character" w:styleId="173">
+  <w:style w:type="character" w:styleId="859">
     <w:name w:val="Subtle Reference"/>
-    <w:basedOn w:val="147"/>
+    <w:basedOn w:val="836"/>
     <w:uiPriority w:val="31"/>
     <w:qFormat/>
     <w:pPr>
@@ -34345,9 +35513,9 @@
       <w:color w:val="5a5a5a" w:themeColor="text1" w:themeTint="A5"/>
     </w:rPr>
   </w:style>
-  <w:style w:type="character" w:styleId="174">
+  <w:style w:type="character" w:styleId="860">
     <w:name w:val="Book Title"/>
-    <w:basedOn w:val="147"/>
+    <w:basedOn w:val="836"/>
     <w:uiPriority w:val="33"/>
     <w:qFormat/>
     <w:pPr>
@@ -34363,10 +35531,10 @@
       <w:spacing w:val="5"/>
     </w:rPr>
   </w:style>
-  <w:style w:type="paragraph" w:styleId="175">
+  <w:style w:type="paragraph" w:styleId="861">
     <w:name w:val="Header"/>
-    <w:basedOn w:val="660"/>
-    <w:link w:val="176"/>
+    <w:basedOn w:val="885"/>
+    <w:link w:val="862"/>
     <w:uiPriority w:val="99"/>
     <w:unhideWhenUsed/>
     <w:pPr>
@@ -34379,10 +35547,10 @@
       <w:ind/>
     </w:pPr>
   </w:style>
-  <w:style w:type="character" w:styleId="176">
+  <w:style w:type="character" w:styleId="862">
     <w:name w:val="Header Char"/>
-    <w:basedOn w:val="147"/>
-    <w:link w:val="175"/>
+    <w:basedOn w:val="836"/>
+    <w:link w:val="861"/>
     <w:uiPriority w:val="99"/>
     <w:pPr>
       <w:pBdr/>
@@ -34390,10 +35558,10 @@
       <w:ind/>
     </w:pPr>
   </w:style>
-  <w:style w:type="paragraph" w:styleId="177">
+  <w:style w:type="paragraph" w:styleId="863">
     <w:name w:val="Footer"/>
-    <w:basedOn w:val="660"/>
-    <w:link w:val="178"/>
+    <w:basedOn w:val="885"/>
+    <w:link w:val="864"/>
     <w:uiPriority w:val="99"/>
     <w:unhideWhenUsed/>
     <w:pPr>
@@ -34406,10 +35574,10 @@
       <w:ind/>
     </w:pPr>
   </w:style>
-  <w:style w:type="character" w:styleId="178">
+  <w:style w:type="character" w:styleId="864">
     <w:name w:val="Footer Char"/>
-    <w:basedOn w:val="147"/>
-    <w:link w:val="177"/>
+    <w:basedOn w:val="836"/>
+    <w:link w:val="863"/>
     <w:uiPriority w:val="99"/>
     <w:pPr>
       <w:pBdr/>
@@ -34417,10 +35585,10 @@
       <w:ind/>
     </w:pPr>
   </w:style>
-  <w:style w:type="paragraph" w:styleId="179">
+  <w:style w:type="paragraph" w:styleId="865">
     <w:name w:val="Caption"/>
-    <w:basedOn w:val="660"/>
-    <w:next w:val="660"/>
+    <w:basedOn w:val="885"/>
+    <w:next w:val="885"/>
     <w:uiPriority w:val="35"/>
     <w:unhideWhenUsed/>
     <w:qFormat/>
@@ -34437,10 +35605,10 @@
       <w:szCs w:val="18"/>
     </w:rPr>
   </w:style>
-  <w:style w:type="paragraph" w:styleId="180">
+  <w:style w:type="paragraph" w:styleId="866">
     <w:name w:val="footnote text"/>
-    <w:basedOn w:val="660"/>
-    <w:link w:val="181"/>
+    <w:basedOn w:val="885"/>
+    <w:link w:val="867"/>
     <w:uiPriority w:val="99"/>
     <w:semiHidden/>
     <w:unhideWhenUsed/>
@@ -34454,10 +35622,10 @@
       <w:szCs w:val="20"/>
     </w:rPr>
   </w:style>
-  <w:style w:type="character" w:styleId="181">
+  <w:style w:type="character" w:styleId="867">
     <w:name w:val="Footnote Text Char"/>
-    <w:basedOn w:val="147"/>
-    <w:link w:val="180"/>
+    <w:basedOn w:val="836"/>
+    <w:link w:val="866"/>
     <w:uiPriority w:val="99"/>
     <w:semiHidden/>
     <w:pPr>
@@ -34470,9 +35638,9 @@
       <w:szCs w:val="20"/>
     </w:rPr>
   </w:style>
-  <w:style w:type="character" w:styleId="182">
+  <w:style w:type="character" w:styleId="868">
     <w:name w:val="footnote reference"/>
-    <w:basedOn w:val="147"/>
+    <w:basedOn w:val="836"/>
     <w:uiPriority w:val="99"/>
     <w:semiHidden/>
     <w:unhideWhenUsed/>
@@ -34485,10 +35653,10 @@
       <w:vertAlign w:val="superscript"/>
     </w:rPr>
   </w:style>
-  <w:style w:type="paragraph" w:styleId="183">
+  <w:style w:type="paragraph" w:styleId="869">
     <w:name w:val="endnote text"/>
-    <w:basedOn w:val="660"/>
-    <w:link w:val="184"/>
+    <w:basedOn w:val="885"/>
+    <w:link w:val="870"/>
     <w:uiPriority w:val="99"/>
     <w:semiHidden/>
     <w:unhideWhenUsed/>
@@ -34502,10 +35670,10 @@
       <w:szCs w:val="20"/>
     </w:rPr>
   </w:style>
-  <w:style w:type="character" w:styleId="184">
+  <w:style w:type="character" w:styleId="870">
     <w:name w:val="Endnote Text Char"/>
-    <w:basedOn w:val="147"/>
-    <w:link w:val="183"/>
+    <w:basedOn w:val="836"/>
+    <w:link w:val="869"/>
     <w:uiPriority w:val="99"/>
     <w:semiHidden/>
     <w:pPr>
@@ -34518,9 +35686,9 @@
       <w:szCs w:val="20"/>
     </w:rPr>
   </w:style>
-  <w:style w:type="character" w:styleId="185">
+  <w:style w:type="character" w:styleId="871">
     <w:name w:val="endnote reference"/>
-    <w:basedOn w:val="147"/>
+    <w:basedOn w:val="836"/>
     <w:uiPriority w:val="99"/>
     <w:semiHidden/>
     <w:unhideWhenUsed/>
@@ -34533,9 +35701,9 @@
       <w:vertAlign w:val="superscript"/>
     </w:rPr>
   </w:style>
-  <w:style w:type="character" w:styleId="186">
+  <w:style w:type="character" w:styleId="872">
     <w:name w:val="Hyperlink"/>
-    <w:basedOn w:val="147"/>
+    <w:basedOn w:val="836"/>
     <w:uiPriority w:val="99"/>
     <w:unhideWhenUsed/>
     <w:pPr>
@@ -34548,9 +35716,9 @@
       <w:u w:val="single"/>
     </w:rPr>
   </w:style>
-  <w:style w:type="character" w:styleId="187">
+  <w:style w:type="character" w:styleId="873">
     <w:name w:val="FollowedHyperlink"/>
-    <w:basedOn w:val="147"/>
+    <w:basedOn w:val="836"/>
     <w:uiPriority w:val="99"/>
     <w:semiHidden/>
     <w:unhideWhenUsed/>
@@ -34564,10 +35732,10 @@
       <w:u w:val="single"/>
     </w:rPr>
   </w:style>
-  <w:style w:type="paragraph" w:styleId="188">
+  <w:style w:type="paragraph" w:styleId="874">
     <w:name w:val="toc 1"/>
-    <w:basedOn w:val="660"/>
-    <w:next w:val="660"/>
+    <w:basedOn w:val="885"/>
+    <w:next w:val="885"/>
     <w:uiPriority w:val="39"/>
     <w:unhideWhenUsed/>
     <w:pPr>
@@ -34576,10 +35744,10 @@
       <w:ind/>
     </w:pPr>
   </w:style>
-  <w:style w:type="paragraph" w:styleId="189">
+  <w:style w:type="paragraph" w:styleId="875">
     <w:name w:val="toc 2"/>
-    <w:basedOn w:val="660"/>
-    <w:next w:val="660"/>
+    <w:basedOn w:val="885"/>
+    <w:next w:val="885"/>
     <w:uiPriority w:val="39"/>
     <w:unhideWhenUsed/>
     <w:pPr>
@@ -34588,10 +35756,10 @@
       <w:ind w:left="220"/>
     </w:pPr>
   </w:style>
-  <w:style w:type="paragraph" w:styleId="190">
+  <w:style w:type="paragraph" w:styleId="876">
     <w:name w:val="toc 3"/>
-    <w:basedOn w:val="660"/>
-    <w:next w:val="660"/>
+    <w:basedOn w:val="885"/>
+    <w:next w:val="885"/>
     <w:uiPriority w:val="39"/>
     <w:unhideWhenUsed/>
     <w:pPr>
@@ -34600,10 +35768,10 @@
       <w:ind w:left="440"/>
     </w:pPr>
   </w:style>
-  <w:style w:type="paragraph" w:styleId="191">
+  <w:style w:type="paragraph" w:styleId="877">
     <w:name w:val="toc 4"/>
-    <w:basedOn w:val="660"/>
-    <w:next w:val="660"/>
+    <w:basedOn w:val="885"/>
+    <w:next w:val="885"/>
     <w:uiPriority w:val="39"/>
     <w:unhideWhenUsed/>
     <w:pPr>
@@ -34612,10 +35780,10 @@
       <w:ind w:left="660"/>
     </w:pPr>
   </w:style>
-  <w:style w:type="paragraph" w:styleId="192">
+  <w:style w:type="paragraph" w:styleId="878">
     <w:name w:val="toc 5"/>
-    <w:basedOn w:val="660"/>
-    <w:next w:val="660"/>
+    <w:basedOn w:val="885"/>
+    <w:next w:val="885"/>
     <w:uiPriority w:val="39"/>
     <w:unhideWhenUsed/>
     <w:pPr>
@@ -34624,10 +35792,10 @@
       <w:ind w:left="880"/>
     </w:pPr>
   </w:style>
-  <w:style w:type="paragraph" w:styleId="193">
+  <w:style w:type="paragraph" w:styleId="879">
     <w:name w:val="toc 6"/>
-    <w:basedOn w:val="660"/>
-    <w:next w:val="660"/>
+    <w:basedOn w:val="885"/>
+    <w:next w:val="885"/>
     <w:uiPriority w:val="39"/>
     <w:unhideWhenUsed/>
     <w:pPr>
@@ -34636,10 +35804,10 @@
       <w:ind w:left="1100"/>
     </w:pPr>
   </w:style>
-  <w:style w:type="paragraph" w:styleId="194">
+  <w:style w:type="paragraph" w:styleId="880">
     <w:name w:val="toc 7"/>
-    <w:basedOn w:val="660"/>
-    <w:next w:val="660"/>
+    <w:basedOn w:val="885"/>
+    <w:next w:val="885"/>
     <w:uiPriority w:val="39"/>
     <w:unhideWhenUsed/>
     <w:pPr>
@@ -34648,10 +35816,10 @@
       <w:ind w:left="1320"/>
     </w:pPr>
   </w:style>
-  <w:style w:type="paragraph" w:styleId="195">
+  <w:style w:type="paragraph" w:styleId="881">
     <w:name w:val="toc 8"/>
-    <w:basedOn w:val="660"/>
-    <w:next w:val="660"/>
+    <w:basedOn w:val="885"/>
+    <w:next w:val="885"/>
     <w:uiPriority w:val="39"/>
     <w:unhideWhenUsed/>
     <w:pPr>
@@ -34660,10 +35828,10 @@
       <w:ind w:left="1540"/>
     </w:pPr>
   </w:style>
-  <w:style w:type="paragraph" w:styleId="196">
+  <w:style w:type="paragraph" w:styleId="882">
     <w:name w:val="toc 9"/>
-    <w:basedOn w:val="660"/>
-    <w:next w:val="660"/>
+    <w:basedOn w:val="885"/>
+    <w:next w:val="885"/>
     <w:uiPriority w:val="39"/>
     <w:unhideWhenUsed/>
     <w:pPr>
@@ -34672,7 +35840,7 @@
       <w:ind w:left="1760"/>
     </w:pPr>
   </w:style>
-  <w:style w:type="paragraph" w:styleId="206">
+  <w:style w:type="paragraph" w:styleId="883">
     <w:name w:val="TOC Heading"/>
     <w:uiPriority w:val="39"/>
     <w:unhideWhenUsed/>
@@ -34682,10 +35850,10 @@
       <w:ind/>
     </w:pPr>
   </w:style>
-  <w:style w:type="paragraph" w:styleId="207">
+  <w:style w:type="paragraph" w:styleId="884">
     <w:name w:val="table of figures"/>
-    <w:basedOn w:val="660"/>
-    <w:next w:val="660"/>
+    <w:basedOn w:val="885"/>
+    <w:next w:val="885"/>
     <w:uiPriority w:val="99"/>
     <w:unhideWhenUsed/>
     <w:pPr>
@@ -34694,7 +35862,7 @@
       <w:ind/>
     </w:pPr>
   </w:style>
-  <w:style w:type="paragraph" w:styleId="660" w:default="1">
+  <w:style w:type="paragraph" w:styleId="885" w:default="1">
     <w:name w:val="Normal"/>
     <w:qFormat/>
     <w:pPr>
@@ -34703,7 +35871,7 @@
       <w:ind/>
     </w:pPr>
   </w:style>
-  <w:style w:type="table" w:styleId="661" w:default="1">
+  <w:style w:type="table" w:styleId="886" w:default="1">
     <w:name w:val="Normal Table"/>
     <w:uiPriority w:val="99"/>
     <w:semiHidden/>
@@ -34896,7 +36064,7 @@
       </w:tcPr>
     </w:tblStylePr>
   </w:style>
-  <w:style w:type="numbering" w:styleId="662" w:default="1">
+  <w:style w:type="numbering" w:styleId="887" w:default="1">
     <w:name w:val="No List"/>
     <w:uiPriority w:val="99"/>
     <w:semiHidden/>
@@ -34907,9 +36075,9 @@
       <w:ind/>
     </w:pPr>
   </w:style>
-  <w:style w:type="paragraph" w:styleId="663">
+  <w:style w:type="paragraph" w:styleId="888">
     <w:name w:val="No Spacing"/>
-    <w:basedOn w:val="660"/>
+    <w:basedOn w:val="885"/>
     <w:uiPriority w:val="1"/>
     <w:qFormat/>
     <w:pPr>
@@ -34918,9 +36086,9 @@
       <w:ind/>
     </w:pPr>
   </w:style>
-  <w:style w:type="paragraph" w:styleId="664">
+  <w:style w:type="paragraph" w:styleId="889">
     <w:name w:val="List Paragraph"/>
-    <w:basedOn w:val="660"/>
+    <w:basedOn w:val="885"/>
     <w:uiPriority w:val="34"/>
     <w:qFormat/>
     <w:pPr>
